--- a/ClinVar.docx
+++ b/ClinVar.docx
@@ -3,54 +3,20 @@
 <w:document xmlns:wpc="http://schemas.microsoft.com/office/word/2010/wordprocessingCanvas" xmlns:cx="http://schemas.microsoft.com/office/drawing/2014/chartex" xmlns:cx1="http://schemas.microsoft.com/office/drawing/2015/9/8/chartex" xmlns:cx2="http://schemas.microsoft.com/office/drawing/2015/10/21/chartex" xmlns:cx3="http://schemas.microsoft.com/office/drawing/2016/5/9/chartex" xmlns:cx4="http://schemas.microsoft.com/office/drawing/2016/5/10/chartex" xmlns:cx5="http://schemas.microsoft.com/office/drawing/2016/5/11/chartex" xmlns:cx6="http://schemas.microsoft.com/office/drawing/2016/5/12/chartex" xmlns:cx7="http://schemas.microsoft.com/office/drawing/2016/5/13/chartex" xmlns:cx8="http://schemas.microsoft.com/office/drawing/2016/5/14/chartex" xmlns:mc="http://schemas.openxmlformats.org/markup-compatibility/2006" xmlns:aink="http://schemas.microsoft.com/office/drawing/2016/ink" xmlns:am3d="http://schemas.microsoft.com/office/drawing/2017/model3d" xmlns:o="urn:schemas-microsoft-com:office:office" xmlns:oel="http://schemas.microsoft.com/office/2019/extlst" xmlns:r="http://schemas.openxmlformats.org/officeDocument/2006/relationships" xmlns:m="http://schemas.openxmlformats.org/officeDocument/2006/math" xmlns:v="urn:schemas-microsoft-com:vml" xmlns:wp14="http://schemas.microsoft.com/office/word/2010/wordprocessingDrawing" xmlns:wp="http://schemas.openxmlformats.org/drawingml/2006/wordprocessingDrawing" xmlns:w10="urn:schemas-microsoft-com:office:word" xmlns:w="http://schemas.openxmlformats.org/wordprocessingml/2006/main" xmlns:w14="http://schemas.microsoft.com/office/word/2010/wordml" xmlns:w15="http://schemas.microsoft.com/office/word/2012/wordml" xmlns:w16cex="http://schemas.microsoft.com/office/word/2018/wordml/cex" xmlns:w16cid="http://schemas.microsoft.com/office/word/2016/wordml/cid" xmlns:w16="http://schemas.microsoft.com/office/word/2018/wordml" xmlns:w16du="http://schemas.microsoft.com/office/word/2023/wordml/word16du" xmlns:w16sdtdh="http://schemas.microsoft.com/office/word/2020/wordml/sdtdatahash" xmlns:w16sdtfl="http://schemas.microsoft.com/office/word/2024/wordml/sdtformatlock" xmlns:w16se="http://schemas.microsoft.com/office/word/2015/wordml/symex" xmlns:wpg="http://schemas.microsoft.com/office/word/2010/wordprocessingGroup" xmlns:wpi="http://schemas.microsoft.com/office/word/2010/wordprocessingInk" xmlns:wne="http://schemas.microsoft.com/office/word/2006/wordml" xmlns:wps="http://schemas.microsoft.com/office/word/2010/wordprocessingShape" mc:Ignorable="w14 w15 w16se w16cid w16 w16cex w16sdtdh w16sdtfl w16du wp14">
   <w:body>
     <w:p>
-      <w:proofErr w:type="spellStart"/>
       <w:r>
         <w:t>ClinVar</w:t>
-      </w:r>
-      <w:proofErr w:type="spellEnd"/>
-    </w:p>
-    <w:p/>
-    <w:p>
-      <w:r>
-        <w:t xml:space="preserve">I built a pathogenic variant classifier on </w:t>
-      </w:r>
-      <w:proofErr w:type="spellStart"/>
-      <w:r>
-        <w:t>ClinVar</w:t>
-      </w:r>
-      <w:proofErr w:type="spellEnd"/>
-      <w:r>
-        <w:t xml:space="preserve"> — that was deliberately chosen to give me fluency with real VCF data, class imbalance in genomic settings, and confounder auditing before I moved to my dissertation. My dissertation used TCGA and 1000 Genomes to demonstrate that models trained on predominantly European-ancestry cohorts degrade on other populations, then applied adversarial </w:t>
-      </w:r>
-      <w:proofErr w:type="spellStart"/>
-      <w:r>
-        <w:t>deconfounding</w:t>
-      </w:r>
-      <w:proofErr w:type="spellEnd"/>
-      <w:r>
-        <w:t xml:space="preserve"> to correct for it. The </w:t>
-      </w:r>
-      <w:proofErr w:type="spellStart"/>
-      <w:r>
-        <w:t>ClinVar</w:t>
-      </w:r>
-      <w:proofErr w:type="spellEnd"/>
-      <w:r>
-        <w:t xml:space="preserve"> project was designed so the pipeline and tooling transferred directly — I wasn't starting from scratch in Year 3."</w:t>
       </w:r>
     </w:p>
     <w:p/>
     <w:p>
       <w:r>
-        <w:t xml:space="preserve">"While building the </w:t>
+        <w:t>I built a pathogenic variant classifier on ClinVar — that was deliberately chosen to give me fluency with real VCF data, class imbalance in genomic settings, and confounder auditing before I moved to my dissertation. My dissertation used TCGA and 1000 Genomes to demonstrate that models trained on predominantly European-ancestry cohorts degrade on other populations, then applied adversarial deconfounding to correct for it. The ClinVar project was designed so the pipeline and tooling transferred directly — I wasn't starting from scratch in Year 3."</w:t>
       </w:r>
-      <w:proofErr w:type="spellStart"/>
+    </w:p>
+    <w:p/>
+    <w:p>
       <w:r>
-        <w:t>ClinVar</w:t>
-      </w:r>
-      <w:proofErr w:type="spellEnd"/>
-      <w:r>
-        <w:t xml:space="preserve"> classifier, I audited the dataset for confounders and found that the training data is heavily skewed toward well-studied genes and — critically — toward variants discovered in European-ancestry cohorts. My model performs well on the test set, but the test set has the same bias as the training set. This raised the question: what happens when you deploy a model like this on a population that wasn't represented in training? That question directly motivated my dissertation."</w:t>
+        <w:t>"While building the ClinVar classifier, I audited the dataset for confounders and found that the training data is heavily skewed toward well-studied genes and — critically — toward variants discovered in European-ancestry cohorts. My model performs well on the test set, but the test set has the same bias as the training set. This raised the question: what happens when you deploy a model like this on a population that wasn't represented in training? That question directly motivated my dissertation."</w:t>
       </w:r>
     </w:p>
     <w:p/>
@@ -63,6 +29,43 @@
     <w:p>
       <w:r>
         <w:t>"The eGFR case demonstrates that any quantitative clinical tool — formula or model — can encode population bias with real patient harm consequences. As clinical decision-making moves toward ML-based genomic tools, the same failure mode applies at greater scale and with less transparency."</w:t>
+      </w:r>
+    </w:p>
+    <w:p/>
+    <w:p>
+      <w:r>
+        <w:rPr>
+          <w:b/>
+          <w:bCs/>
+        </w:rPr>
+        <w:t>## Future Work — ClinVar Stage</w:t>
+      </w:r>
+      <w:r>
+        <w:t xml:space="preserve"> </w:t>
+      </w:r>
+      <w:r>
+        <w:rPr>
+          <w:b/>
+          <w:bCs/>
+        </w:rPr>
+        <w:t>### 1. Richer sequence encoding</w:t>
+      </w:r>
+      <w:r>
+        <w:t xml:space="preserve"> Current model encodes only the mutated base pair (ref→alt) as an 8-dimensional one-hot vector. This loses positional context — the same C→T mutation can be pathogenic at one position and benign at another depending on surrounding sequence. Future improvement: encode flanking sequence context (e.g. 50-100 bases either side of the variant) as a longer one-hot matrix. This is standard in production genomic models and directly motivates the use of DNABERT/Nucleotide Transformer in Year 3, which are pretrained on exactly this kind of contextual sequence representation. </w:t>
+      </w:r>
+      <w:r>
+        <w:rPr>
+          <w:b/>
+          <w:bCs/>
+        </w:rPr>
+        <w:t>### 2. Non-SNV variant encoding</w:t>
+      </w:r>
+      <w:r>
+        <w:t xml:space="preserve"> Current model excludes indels, deletions, duplications (10.9% of filtered dataset) due to variable length encoding complexity. Future improvement: pad variable length alleles to a fixed maximum length, or use a recurrent/attention architecture that handles variable length input natively. Structural variants show stronger population frequency differences across ancestry groups than SNVs — including them would likely strengthen the deconfounding argument in Year 3. Core dissertation </w:t>
+      </w:r>
+      <w:r>
+        <w:lastRenderedPageBreak/>
+        <w:t>argument this supports: "This study establishes a conservative lower bound on population stratification effects. Even for SNVs — the most stable variant class — population bias is significant enough to require deconfounding. The problem is almost certainly worse when structural variants are included."</w:t>
       </w:r>
     </w:p>
     <w:sectPr>

--- a/ClinVar.docx
+++ b/ClinVar.docx
@@ -3,69 +3,7143 @@
 <w:document xmlns:wpc="http://schemas.microsoft.com/office/word/2010/wordprocessingCanvas" xmlns:cx="http://schemas.microsoft.com/office/drawing/2014/chartex" xmlns:cx1="http://schemas.microsoft.com/office/drawing/2015/9/8/chartex" xmlns:cx2="http://schemas.microsoft.com/office/drawing/2015/10/21/chartex" xmlns:cx3="http://schemas.microsoft.com/office/drawing/2016/5/9/chartex" xmlns:cx4="http://schemas.microsoft.com/office/drawing/2016/5/10/chartex" xmlns:cx5="http://schemas.microsoft.com/office/drawing/2016/5/11/chartex" xmlns:cx6="http://schemas.microsoft.com/office/drawing/2016/5/12/chartex" xmlns:cx7="http://schemas.microsoft.com/office/drawing/2016/5/13/chartex" xmlns:cx8="http://schemas.microsoft.com/office/drawing/2016/5/14/chartex" xmlns:mc="http://schemas.openxmlformats.org/markup-compatibility/2006" xmlns:aink="http://schemas.microsoft.com/office/drawing/2016/ink" xmlns:am3d="http://schemas.microsoft.com/office/drawing/2017/model3d" xmlns:o="urn:schemas-microsoft-com:office:office" xmlns:oel="http://schemas.microsoft.com/office/2019/extlst" xmlns:r="http://schemas.openxmlformats.org/officeDocument/2006/relationships" xmlns:m="http://schemas.openxmlformats.org/officeDocument/2006/math" xmlns:v="urn:schemas-microsoft-com:vml" xmlns:wp14="http://schemas.microsoft.com/office/word/2010/wordprocessingDrawing" xmlns:wp="http://schemas.openxmlformats.org/drawingml/2006/wordprocessingDrawing" xmlns:w10="urn:schemas-microsoft-com:office:word" xmlns:w="http://schemas.openxmlformats.org/wordprocessingml/2006/main" xmlns:w14="http://schemas.microsoft.com/office/word/2010/wordml" xmlns:w15="http://schemas.microsoft.com/office/word/2012/wordml" xmlns:w16cex="http://schemas.microsoft.com/office/word/2018/wordml/cex" xmlns:w16cid="http://schemas.microsoft.com/office/word/2016/wordml/cid" xmlns:w16="http://schemas.microsoft.com/office/word/2018/wordml" xmlns:w16du="http://schemas.microsoft.com/office/word/2023/wordml/word16du" xmlns:w16sdtdh="http://schemas.microsoft.com/office/word/2020/wordml/sdtdatahash" xmlns:w16sdtfl="http://schemas.microsoft.com/office/word/2024/wordml/sdtformatlock" xmlns:w16se="http://schemas.microsoft.com/office/word/2015/wordml/symex" xmlns:wpg="http://schemas.microsoft.com/office/word/2010/wordprocessingGroup" xmlns:wpi="http://schemas.microsoft.com/office/word/2010/wordprocessingInk" xmlns:wne="http://schemas.microsoft.com/office/word/2006/wordml" xmlns:wps="http://schemas.microsoft.com/office/word/2010/wordprocessingShape" mc:Ignorable="w14 w15 w16se w16cid w16 w16cex w16sdtdh w16sdtfl w16du wp14">
   <w:body>
     <w:p>
-      <w:r>
+      <w:pPr>
+        <w:rPr>
+          <w:rFonts w:ascii="Arial" w:hAnsi="Arial" w:cs="Arial"/>
+        </w:rPr>
+      </w:pPr>
+      <w:proofErr w:type="spellStart"/>
+      <w:r>
+        <w:rPr>
+          <w:rFonts w:ascii="Arial" w:hAnsi="Arial" w:cs="Arial"/>
+        </w:rPr>
         <w:t>ClinVar</w:t>
       </w:r>
-    </w:p>
-    <w:p/>
-    <w:p>
-      <w:r>
-        <w:t>I built a pathogenic variant classifier on ClinVar — that was deliberately chosen to give me fluency with real VCF data, class imbalance in genomic settings, and confounder auditing before I moved to my dissertation. My dissertation used TCGA and 1000 Genomes to demonstrate that models trained on predominantly European-ancestry cohorts degrade on other populations, then applied adversarial deconfounding to correct for it. The ClinVar project was designed so the pipeline and tooling transferred directly — I wasn't starting from scratch in Year 3."</w:t>
-      </w:r>
-    </w:p>
-    <w:p/>
-    <w:p>
-      <w:r>
-        <w:t>"While building the ClinVar classifier, I audited the dataset for confounders and found that the training data is heavily skewed toward well-studied genes and — critically — toward variants discovered in European-ancestry cohorts. My model performs well on the test set, but the test set has the same bias as the training set. This raised the question: what happens when you deploy a model like this on a population that wasn't represented in training? That question directly motivated my dissertation."</w:t>
-      </w:r>
-    </w:p>
-    <w:p/>
-    <w:p>
-      <w:r>
+      <w:proofErr w:type="spellEnd"/>
+    </w:p>
+    <w:p>
+      <w:pPr>
+        <w:rPr>
+          <w:rFonts w:ascii="Arial" w:hAnsi="Arial" w:cs="Arial"/>
+        </w:rPr>
+      </w:pPr>
+    </w:p>
+    <w:p>
+      <w:pPr>
+        <w:rPr>
+          <w:rFonts w:ascii="Arial" w:hAnsi="Arial" w:cs="Arial"/>
+        </w:rPr>
+      </w:pPr>
+      <w:r>
+        <w:rPr>
+          <w:rFonts w:ascii="Arial" w:hAnsi="Arial" w:cs="Arial"/>
+        </w:rPr>
+        <w:t xml:space="preserve">I built a pathogenic variant classifier on </w:t>
+      </w:r>
+      <w:proofErr w:type="spellStart"/>
+      <w:r>
+        <w:rPr>
+          <w:rFonts w:ascii="Arial" w:hAnsi="Arial" w:cs="Arial"/>
+        </w:rPr>
+        <w:t>ClinVar</w:t>
+      </w:r>
+      <w:proofErr w:type="spellEnd"/>
+      <w:r>
+        <w:rPr>
+          <w:rFonts w:ascii="Arial" w:hAnsi="Arial" w:cs="Arial"/>
+        </w:rPr>
+        <w:t xml:space="preserve"> — that was deliberately chosen to give me fluency with real VCF data, class imbalance in genomic settings, and confounder auditing before I moved to my dissertation. My dissertation used TCGA and 1000 Genomes to demonstrate that models trained on predominantly European-ancestry cohorts degrade on other populations, then applied adversarial </w:t>
+      </w:r>
+      <w:proofErr w:type="spellStart"/>
+      <w:r>
+        <w:rPr>
+          <w:rFonts w:ascii="Arial" w:hAnsi="Arial" w:cs="Arial"/>
+        </w:rPr>
+        <w:t>deconfounding</w:t>
+      </w:r>
+      <w:proofErr w:type="spellEnd"/>
+      <w:r>
+        <w:rPr>
+          <w:rFonts w:ascii="Arial" w:hAnsi="Arial" w:cs="Arial"/>
+        </w:rPr>
+        <w:t xml:space="preserve"> to correct for it. The </w:t>
+      </w:r>
+      <w:proofErr w:type="spellStart"/>
+      <w:r>
+        <w:rPr>
+          <w:rFonts w:ascii="Arial" w:hAnsi="Arial" w:cs="Arial"/>
+        </w:rPr>
+        <w:t>ClinVar</w:t>
+      </w:r>
+      <w:proofErr w:type="spellEnd"/>
+      <w:r>
+        <w:rPr>
+          <w:rFonts w:ascii="Arial" w:hAnsi="Arial" w:cs="Arial"/>
+        </w:rPr>
+        <w:t xml:space="preserve"> project was designed so the pipeline and tooling transferred directly — I wasn't starting from scratch in Year 3."</w:t>
+      </w:r>
+    </w:p>
+    <w:p>
+      <w:pPr>
+        <w:rPr>
+          <w:rFonts w:ascii="Arial" w:hAnsi="Arial" w:cs="Arial"/>
+        </w:rPr>
+      </w:pPr>
+    </w:p>
+    <w:p>
+      <w:pPr>
+        <w:rPr>
+          <w:rFonts w:ascii="Arial" w:hAnsi="Arial" w:cs="Arial"/>
+        </w:rPr>
+      </w:pPr>
+      <w:r>
+        <w:rPr>
+          <w:rFonts w:ascii="Arial" w:hAnsi="Arial" w:cs="Arial"/>
+        </w:rPr>
+        <w:t xml:space="preserve">"While building the </w:t>
+      </w:r>
+      <w:proofErr w:type="spellStart"/>
+      <w:r>
+        <w:rPr>
+          <w:rFonts w:ascii="Arial" w:hAnsi="Arial" w:cs="Arial"/>
+        </w:rPr>
+        <w:t>ClinVar</w:t>
+      </w:r>
+      <w:proofErr w:type="spellEnd"/>
+      <w:r>
+        <w:rPr>
+          <w:rFonts w:ascii="Arial" w:hAnsi="Arial" w:cs="Arial"/>
+        </w:rPr>
+        <w:t xml:space="preserve"> classifier, I audited the dataset for confounders and found that the training data is heavily skewed toward well-studied genes and — critically — toward variants discovered in European-ancestry cohorts. My model performs well on the test set, but the test set has the same bias as the training set. This raised the question: what happens when you deploy a model like this on a population that wasn't represented in training? That question directly motivated my dissertation."</w:t>
+      </w:r>
+    </w:p>
+    <w:p>
+      <w:pPr>
+        <w:rPr>
+          <w:rFonts w:ascii="Arial" w:hAnsi="Arial" w:cs="Arial"/>
+        </w:rPr>
+      </w:pPr>
+    </w:p>
+    <w:p>
+      <w:pPr>
+        <w:rPr>
+          <w:rFonts w:ascii="Arial" w:hAnsi="Arial" w:cs="Arial"/>
+        </w:rPr>
+      </w:pPr>
+      <w:r>
+        <w:rPr>
+          <w:rFonts w:ascii="Arial" w:hAnsi="Arial" w:cs="Arial"/>
+        </w:rPr>
         <w:t>This project was partly motivated by documented cases of algorithmic bias in clinical medicine, most notably the race-based eGFR correction formula used in kidney function assessment, which systematically underestimated disease severity in Black patients. The genomic equivalent — models trained predominantly on European-ancestry data deployed across diverse populations — represents an open and clinically significant problem. This classifier is a technical foundation for addressing that problem directly."</w:t>
       </w:r>
     </w:p>
-    <w:p/>
-    <w:p>
-      <w:r>
+    <w:p>
+      <w:pPr>
+        <w:rPr>
+          <w:rFonts w:ascii="Arial" w:hAnsi="Arial" w:cs="Arial"/>
+        </w:rPr>
+      </w:pPr>
+    </w:p>
+    <w:p>
+      <w:pPr>
+        <w:rPr>
+          <w:rFonts w:ascii="Arial" w:hAnsi="Arial" w:cs="Arial"/>
+        </w:rPr>
+      </w:pPr>
+      <w:r>
+        <w:rPr>
+          <w:rFonts w:ascii="Arial" w:hAnsi="Arial" w:cs="Arial"/>
+        </w:rPr>
         <w:t>"The eGFR case demonstrates that any quantitative clinical tool — formula or model — can encode population bias with real patient harm consequences. As clinical decision-making moves toward ML-based genomic tools, the same failure mode applies at greater scale and with less transparency."</w:t>
       </w:r>
     </w:p>
-    <w:p/>
-    <w:p>
-      <w:r>
-        <w:rPr>
+    <w:p>
+      <w:pPr>
+        <w:rPr>
+          <w:rFonts w:ascii="Arial" w:hAnsi="Arial" w:cs="Arial"/>
+        </w:rPr>
+      </w:pPr>
+    </w:p>
+    <w:p>
+      <w:pPr>
+        <w:rPr>
+          <w:rFonts w:ascii="Arial" w:hAnsi="Arial" w:cs="Arial"/>
+        </w:rPr>
+      </w:pPr>
+      <w:r>
+        <w:rPr>
+          <w:rFonts w:ascii="Arial" w:hAnsi="Arial" w:cs="Arial"/>
           <w:b/>
           <w:bCs/>
         </w:rPr>
-        <w:t>## Future Work — ClinVar Stage</w:t>
-      </w:r>
-      <w:r>
-        <w:t xml:space="preserve"> </w:t>
-      </w:r>
-      <w:r>
-        <w:rPr>
+        <w:t xml:space="preserve">## Future Work — </w:t>
+      </w:r>
+      <w:proofErr w:type="spellStart"/>
+      <w:r>
+        <w:rPr>
+          <w:rFonts w:ascii="Arial" w:hAnsi="Arial" w:cs="Arial"/>
           <w:b/>
           <w:bCs/>
         </w:rPr>
-        <w:t>### 1. Richer sequence encoding</w:t>
-      </w:r>
-      <w:r>
-        <w:t xml:space="preserve"> Current model encodes only the mutated base pair (ref→alt) as an 8-dimensional one-hot vector. This loses positional context — the same C→T mutation can be pathogenic at one position and benign at another depending on surrounding sequence. Future improvement: encode flanking sequence context (e.g. 50-100 bases either side of the variant) as a longer one-hot matrix. This is standard in production genomic models and directly motivates the use of DNABERT/Nucleotide Transformer in Year 3, which are pretrained on exactly this kind of contextual sequence representation. </w:t>
-      </w:r>
-      <w:r>
-        <w:rPr>
+        <w:t>ClinVar</w:t>
+      </w:r>
+      <w:proofErr w:type="spellEnd"/>
+      <w:r>
+        <w:rPr>
+          <w:rFonts w:ascii="Arial" w:hAnsi="Arial" w:cs="Arial"/>
           <w:b/>
           <w:bCs/>
         </w:rPr>
+        <w:t xml:space="preserve"> Stage</w:t>
+      </w:r>
+      <w:r>
+        <w:rPr>
+          <w:rFonts w:ascii="Arial" w:hAnsi="Arial" w:cs="Arial"/>
+        </w:rPr>
+        <w:t xml:space="preserve"> </w:t>
+      </w:r>
+      <w:r>
+        <w:rPr>
+          <w:rFonts w:ascii="Arial" w:hAnsi="Arial" w:cs="Arial"/>
+          <w:b/>
+          <w:bCs/>
+        </w:rPr>
+        <w:t>### 1. Richer sequence encoding</w:t>
+      </w:r>
+      <w:r>
+        <w:rPr>
+          <w:rFonts w:ascii="Arial" w:hAnsi="Arial" w:cs="Arial"/>
+        </w:rPr>
+        <w:t xml:space="preserve"> Current model encodes only the mutated base pair (</w:t>
+      </w:r>
+      <w:proofErr w:type="spellStart"/>
+      <w:r>
+        <w:rPr>
+          <w:rFonts w:ascii="Arial" w:hAnsi="Arial" w:cs="Arial"/>
+        </w:rPr>
+        <w:t>ref→alt</w:t>
+      </w:r>
+      <w:proofErr w:type="spellEnd"/>
+      <w:r>
+        <w:rPr>
+          <w:rFonts w:ascii="Arial" w:hAnsi="Arial" w:cs="Arial"/>
+        </w:rPr>
+        <w:t xml:space="preserve">) as an 8-dimensional one-hot vector. This loses positional context — the same C→T mutation can be pathogenic at one position and benign at another depending on surrounding sequence. Future improvement: encode flanking sequence context (e.g. 50-100 bases either side of the variant) as a longer one-hot matrix. This is standard in production genomic models and directly motivates the use of DNABERT/Nucleotide Transformer in Year 3, which are pretrained on exactly this kind of contextual sequence representation. </w:t>
+      </w:r>
+      <w:r>
+        <w:rPr>
+          <w:rFonts w:ascii="Arial" w:hAnsi="Arial" w:cs="Arial"/>
+          <w:b/>
+          <w:bCs/>
+        </w:rPr>
         <w:t>### 2. Non-SNV variant encoding</w:t>
       </w:r>
       <w:r>
-        <w:t xml:space="preserve"> Current model excludes indels, deletions, duplications (10.9% of filtered dataset) due to variable length encoding complexity. Future improvement: pad variable length alleles to a fixed maximum length, or use a recurrent/attention architecture that handles variable length input natively. Structural variants show stronger population frequency differences across ancestry groups than SNVs — including them would likely strengthen the deconfounding argument in Year 3. Core dissertation </w:t>
-      </w:r>
-      <w:r>
+        <w:rPr>
+          <w:rFonts w:ascii="Arial" w:hAnsi="Arial" w:cs="Arial"/>
+        </w:rPr>
+        <w:t xml:space="preserve"> Current model excludes indels, deletions, duplications (10.9% of filtered dataset) due to variable length encoding complexity. Future improvement: pad variable length alleles to a fixed maximum </w:t>
+      </w:r>
+      <w:proofErr w:type="gramStart"/>
+      <w:r>
+        <w:rPr>
+          <w:rFonts w:ascii="Arial" w:hAnsi="Arial" w:cs="Arial"/>
+        </w:rPr>
+        <w:t>length, or</w:t>
+      </w:r>
+      <w:proofErr w:type="gramEnd"/>
+      <w:r>
+        <w:rPr>
+          <w:rFonts w:ascii="Arial" w:hAnsi="Arial" w:cs="Arial"/>
+        </w:rPr>
+        <w:t xml:space="preserve"> use a recurrent/attention architecture that handles variable length input natively. Structural variants show stronger population frequency differences across ancestry groups than SNVs — including them would likely strengthen the </w:t>
+      </w:r>
+      <w:proofErr w:type="spellStart"/>
+      <w:r>
+        <w:rPr>
+          <w:rFonts w:ascii="Arial" w:hAnsi="Arial" w:cs="Arial"/>
+        </w:rPr>
+        <w:t>deconfounding</w:t>
+      </w:r>
+      <w:proofErr w:type="spellEnd"/>
+      <w:r>
+        <w:rPr>
+          <w:rFonts w:ascii="Arial" w:hAnsi="Arial" w:cs="Arial"/>
+        </w:rPr>
+        <w:t xml:space="preserve"> argument in Year 3. Core dissertation argument this supports: "This study establishes a conservative lower bound on population stratification effects. Even for SNVs — the most stable variant class — </w:t>
+      </w:r>
+      <w:r>
+        <w:rPr>
+          <w:rFonts w:ascii="Arial" w:hAnsi="Arial" w:cs="Arial"/>
+        </w:rPr>
         <w:lastRenderedPageBreak/>
-        <w:t>argument this supports: "This study establishes a conservative lower bound on population stratification effects. Even for SNVs — the most stable variant class — population bias is significant enough to require deconfounding. The problem is almost certainly worse when structural variants are included."</w:t>
+        <w:t xml:space="preserve">population bias is significant enough to require </w:t>
+      </w:r>
+      <w:proofErr w:type="spellStart"/>
+      <w:r>
+        <w:rPr>
+          <w:rFonts w:ascii="Arial" w:hAnsi="Arial" w:cs="Arial"/>
+        </w:rPr>
+        <w:t>deconfounding</w:t>
+      </w:r>
+      <w:proofErr w:type="spellEnd"/>
+      <w:r>
+        <w:rPr>
+          <w:rFonts w:ascii="Arial" w:hAnsi="Arial" w:cs="Arial"/>
+        </w:rPr>
+        <w:t>. The problem is almost certainly worse when structural variants are included."</w:t>
+      </w:r>
+    </w:p>
+    <w:p>
+      <w:pPr>
+        <w:rPr>
+          <w:rFonts w:ascii="Arial" w:hAnsi="Arial" w:cs="Arial"/>
+        </w:rPr>
+      </w:pPr>
+    </w:p>
+    <w:p>
+      <w:pPr>
+        <w:rPr>
+          <w:rFonts w:ascii="Arial" w:hAnsi="Arial" w:cs="Arial"/>
+        </w:rPr>
+      </w:pPr>
+      <w:r>
+        <w:rPr>
+          <w:rFonts w:ascii="Arial" w:hAnsi="Arial" w:cs="Arial"/>
+        </w:rPr>
+        <w:t>"A baseline MLP trained on mutation type alone achieved AUC 0.59, confirming that allele identity without sequence context provides minimal discriminative signal. This motivates the inclusion of flanking sequence context in the CNN architecture."</w:t>
+      </w:r>
+    </w:p>
+    <w:p>
+      <w:pPr>
+        <w:rPr>
+          <w:rFonts w:ascii="Arial" w:hAnsi="Arial" w:cs="Arial"/>
+        </w:rPr>
+      </w:pPr>
+    </w:p>
+    <w:p>
+      <w:pPr>
+        <w:rPr>
+          <w:rFonts w:ascii="Arial" w:hAnsi="Arial" w:cs="Arial"/>
+        </w:rPr>
+      </w:pPr>
+      <w:r>
+        <w:rPr>
+          <w:rFonts w:ascii="Arial" w:hAnsi="Arial" w:cs="Arial"/>
+        </w:rPr>
+        <w:t xml:space="preserve">Gene-level features substantially improved classification over mutation type alone, consistent with </w:t>
+      </w:r>
+      <w:proofErr w:type="spellStart"/>
+      <w:r>
+        <w:rPr>
+          <w:rFonts w:ascii="Arial" w:hAnsi="Arial" w:cs="Arial"/>
+        </w:rPr>
+        <w:t>ClinVar's</w:t>
+      </w:r>
+      <w:proofErr w:type="spellEnd"/>
+      <w:r>
+        <w:rPr>
+          <w:rFonts w:ascii="Arial" w:hAnsi="Arial" w:cs="Arial"/>
+        </w:rPr>
+        <w:t xml:space="preserve"> known enrichment of Pathogenic variants in well-studied genes. However, this improvement cannot be attributed to biological generalisation — it reflects the ascertainment bias in the training data. A CNN trained on flanking sequence context achieved further improvement beyond gene identity, confirming that sequence-level biological signal exists independently of gene label. The gap between gene-feature and sequence-based performance estimates the proportion of gene-feature performance attributable to dataset bias rather than transferable biology.</w:t>
+      </w:r>
+    </w:p>
+    <w:p>
+      <w:pPr>
+        <w:rPr>
+          <w:rFonts w:ascii="Arial" w:hAnsi="Arial" w:cs="Arial"/>
+        </w:rPr>
+      </w:pPr>
+    </w:p>
+    <w:p>
+      <w:pPr>
+        <w:rPr>
+          <w:rFonts w:ascii="Arial" w:hAnsi="Arial" w:cs="Arial"/>
+        </w:rPr>
+      </w:pPr>
+      <w:r>
+        <w:rPr>
+          <w:rFonts w:ascii="Arial" w:hAnsi="Arial" w:cs="Arial"/>
+        </w:rPr>
+        <w:t xml:space="preserve">Something to learn for the future which I found when deciding how to train the data as the initial AUC on a baseline MLP was 0.59 just above random. </w:t>
+      </w:r>
+      <w:proofErr w:type="spellStart"/>
+      <w:r>
+        <w:rPr>
+          <w:rFonts w:ascii="Arial" w:hAnsi="Arial" w:cs="Arial"/>
+        </w:rPr>
+        <w:t>i.e</w:t>
+      </w:r>
+      <w:proofErr w:type="spellEnd"/>
+      <w:r>
+        <w:rPr>
+          <w:rFonts w:ascii="Arial" w:hAnsi="Arial" w:cs="Arial"/>
+        </w:rPr>
+        <w:t xml:space="preserve"> the model was basically guessing as it didn’t </w:t>
+      </w:r>
+      <w:proofErr w:type="gramStart"/>
+      <w:r>
+        <w:rPr>
+          <w:rFonts w:ascii="Arial" w:hAnsi="Arial" w:cs="Arial"/>
+        </w:rPr>
+        <w:t>has</w:t>
+      </w:r>
+      <w:proofErr w:type="gramEnd"/>
+      <w:r>
+        <w:rPr>
+          <w:rFonts w:ascii="Arial" w:hAnsi="Arial" w:cs="Arial"/>
+        </w:rPr>
+        <w:t xml:space="preserve"> gene identities / symbols. </w:t>
+      </w:r>
+      <w:r>
+        <w:rPr>
+          <w:rFonts w:ascii="Arial" w:hAnsi="Arial" w:cs="Arial"/>
+        </w:rPr>
+        <w:t xml:space="preserve">Made an enriched MLP which added gene symbols, unique </w:t>
+      </w:r>
+      <w:proofErr w:type="spellStart"/>
+      <w:r>
+        <w:rPr>
+          <w:rFonts w:ascii="Arial" w:hAnsi="Arial" w:cs="Arial"/>
+        </w:rPr>
+        <w:t>chromosones</w:t>
+      </w:r>
+      <w:proofErr w:type="spellEnd"/>
+      <w:r>
+        <w:rPr>
+          <w:rFonts w:ascii="Arial" w:hAnsi="Arial" w:cs="Arial"/>
+        </w:rPr>
+        <w:t xml:space="preserve"> etc. however after using a </w:t>
+      </w:r>
+      <w:proofErr w:type="gramStart"/>
+      <w:r>
+        <w:rPr>
+          <w:rFonts w:ascii="Arial" w:hAnsi="Arial" w:cs="Arial"/>
+        </w:rPr>
+        <w:t>long tailed</w:t>
+      </w:r>
+      <w:proofErr w:type="gramEnd"/>
+      <w:r>
+        <w:rPr>
+          <w:rFonts w:ascii="Arial" w:hAnsi="Arial" w:cs="Arial"/>
+        </w:rPr>
+        <w:t xml:space="preserve"> distribution graph it showed that with 10k unique genes the data was skewered top heavy. One hot encoding all 10k was just too large and obviously costly. Created a </w:t>
+      </w:r>
+      <w:proofErr w:type="gramStart"/>
+      <w:r>
+        <w:rPr>
+          <w:rFonts w:ascii="Arial" w:hAnsi="Arial" w:cs="Arial"/>
+        </w:rPr>
+        <w:t>51 dimensional</w:t>
+      </w:r>
+      <w:proofErr w:type="gramEnd"/>
+      <w:r>
+        <w:rPr>
+          <w:rFonts w:ascii="Arial" w:hAnsi="Arial" w:cs="Arial"/>
+        </w:rPr>
+        <w:t xml:space="preserve"> vector, taking the top 50 gene symbols by largest count of variants and the rest fell into other. These are the alternatives to that method.</w:t>
+      </w:r>
+      <w:r>
+        <w:rPr>
+          <w:rFonts w:ascii="Arial" w:hAnsi="Arial" w:cs="Arial"/>
+        </w:rPr>
+        <w:br/>
+      </w:r>
+      <w:r>
+        <w:rPr>
+          <w:rFonts w:ascii="Arial" w:hAnsi="Arial" w:cs="Arial"/>
+          <w:b/>
+          <w:bCs/>
+        </w:rPr>
+        <w:t>Embedding layer</w:t>
+      </w:r>
+      <w:r>
+        <w:rPr>
+          <w:rFonts w:ascii="Arial" w:hAnsi="Arial" w:cs="Arial"/>
+        </w:rPr>
+        <w:br/>
+        <w:t>Instead of one-hot encoding, learn a dense vector representation for each gene during training. Each gene gets mapped to say a 16-dimensional vector that the model learns end-to-end.</w:t>
+      </w:r>
+    </w:p>
+    <w:p>
+      <w:pPr>
+        <w:numPr>
+          <w:ilvl w:val="0"/>
+          <w:numId w:val="1"/>
+        </w:numPr>
+        <w:rPr>
+          <w:rFonts w:ascii="Arial" w:hAnsi="Arial" w:cs="Arial"/>
+        </w:rPr>
+      </w:pPr>
+      <w:r>
+        <w:rPr>
+          <w:rFonts w:ascii="Arial" w:hAnsi="Arial" w:cs="Arial"/>
+        </w:rPr>
+        <w:t xml:space="preserve">Used in industry for very high cardinality </w:t>
+      </w:r>
+      <w:proofErr w:type="spellStart"/>
+      <w:r>
+        <w:rPr>
+          <w:rFonts w:ascii="Arial" w:hAnsi="Arial" w:cs="Arial"/>
+        </w:rPr>
+        <w:t>categoricals</w:t>
+      </w:r>
+      <w:proofErr w:type="spellEnd"/>
+      <w:r>
+        <w:rPr>
+          <w:rFonts w:ascii="Arial" w:hAnsi="Arial" w:cs="Arial"/>
+        </w:rPr>
+        <w:t xml:space="preserve"> (thousands of categories with enough data)</w:t>
+      </w:r>
+    </w:p>
+    <w:p>
+      <w:pPr>
+        <w:numPr>
+          <w:ilvl w:val="0"/>
+          <w:numId w:val="1"/>
+        </w:numPr>
+        <w:rPr>
+          <w:rFonts w:ascii="Arial" w:hAnsi="Arial" w:cs="Arial"/>
+        </w:rPr>
+      </w:pPr>
+      <w:r>
+        <w:rPr>
+          <w:rFonts w:ascii="Arial" w:hAnsi="Arial" w:cs="Arial"/>
+        </w:rPr>
+        <w:t>More powerful than one-hot — similar genes can end up with similar embeddings</w:t>
+      </w:r>
+    </w:p>
+    <w:p>
+      <w:pPr>
+        <w:numPr>
+          <w:ilvl w:val="0"/>
+          <w:numId w:val="1"/>
+        </w:numPr>
+        <w:rPr>
+          <w:rFonts w:ascii="Arial" w:hAnsi="Arial" w:cs="Arial"/>
+        </w:rPr>
+      </w:pPr>
+      <w:r>
+        <w:rPr>
+          <w:rFonts w:ascii="Arial" w:hAnsi="Arial" w:cs="Arial"/>
+        </w:rPr>
+        <w:t>Requires more data per category to learn meaningful representations</w:t>
+      </w:r>
+    </w:p>
+    <w:p>
+      <w:pPr>
+        <w:numPr>
+          <w:ilvl w:val="0"/>
+          <w:numId w:val="1"/>
+        </w:numPr>
+        <w:rPr>
+          <w:rFonts w:ascii="Arial" w:hAnsi="Arial" w:cs="Arial"/>
+        </w:rPr>
+      </w:pPr>
+      <w:r>
+        <w:rPr>
+          <w:rFonts w:ascii="Arial" w:hAnsi="Arial" w:cs="Arial"/>
+        </w:rPr>
+        <w:t>This is what production genomic models typically use</w:t>
+      </w:r>
+    </w:p>
+    <w:p>
+      <w:pPr>
+        <w:rPr>
+          <w:rFonts w:ascii="Arial" w:hAnsi="Arial" w:cs="Arial"/>
+        </w:rPr>
+      </w:pPr>
+      <w:r>
+        <w:rPr>
+          <w:rFonts w:ascii="Arial" w:hAnsi="Arial" w:cs="Arial"/>
+          <w:b/>
+          <w:bCs/>
+        </w:rPr>
+        <w:t>Hierarchical encoding</w:t>
+      </w:r>
+      <w:r>
+        <w:rPr>
+          <w:rFonts w:ascii="Arial" w:hAnsi="Arial" w:cs="Arial"/>
+        </w:rPr>
+        <w:br/>
+        <w:t>Encode biological groupings rather than individual genes — gene family, pathway, chromosome arm. Groups variants by function rather than identity.</w:t>
+      </w:r>
+    </w:p>
+    <w:p>
+      <w:pPr>
+        <w:numPr>
+          <w:ilvl w:val="0"/>
+          <w:numId w:val="2"/>
+        </w:numPr>
+        <w:rPr>
+          <w:rFonts w:ascii="Arial" w:hAnsi="Arial" w:cs="Arial"/>
+        </w:rPr>
+      </w:pPr>
+      <w:r>
+        <w:rPr>
+          <w:rFonts w:ascii="Arial" w:hAnsi="Arial" w:cs="Arial"/>
+        </w:rPr>
+        <w:t>Most biologically principled</w:t>
+      </w:r>
+    </w:p>
+    <w:p>
+      <w:pPr>
+        <w:numPr>
+          <w:ilvl w:val="0"/>
+          <w:numId w:val="2"/>
+        </w:numPr>
+        <w:rPr>
+          <w:rFonts w:ascii="Arial" w:hAnsi="Arial" w:cs="Arial"/>
+        </w:rPr>
+      </w:pPr>
+      <w:r>
+        <w:rPr>
+          <w:rFonts w:ascii="Arial" w:hAnsi="Arial" w:cs="Arial"/>
+        </w:rPr>
+        <w:t>Requires external annotation data (gene ontology databases etc.)</w:t>
+      </w:r>
+    </w:p>
+    <w:p>
+      <w:pPr>
+        <w:numPr>
+          <w:ilvl w:val="0"/>
+          <w:numId w:val="2"/>
+        </w:numPr>
+        <w:rPr>
+          <w:rFonts w:ascii="Arial" w:hAnsi="Arial" w:cs="Arial"/>
+        </w:rPr>
+      </w:pPr>
+      <w:r>
+        <w:rPr>
+          <w:rFonts w:ascii="Arial" w:hAnsi="Arial" w:cs="Arial"/>
+        </w:rPr>
+        <w:t>Reduces confounder risk — the model learns pathway-level signal, not gene-identity signal</w:t>
+      </w:r>
+    </w:p>
+    <w:p>
+      <w:pPr>
+        <w:rPr>
+          <w:rFonts w:ascii="Arial" w:hAnsi="Arial" w:cs="Arial"/>
+        </w:rPr>
+      </w:pPr>
+      <w:r>
+        <w:rPr>
+          <w:rFonts w:ascii="Arial" w:hAnsi="Arial" w:cs="Arial"/>
+          <w:b/>
+          <w:bCs/>
+        </w:rPr>
+        <w:t>Drop gene entirely</w:t>
+      </w:r>
+      <w:r>
+        <w:rPr>
+          <w:rFonts w:ascii="Arial" w:hAnsi="Arial" w:cs="Arial"/>
+        </w:rPr>
+        <w:br/>
+        <w:t>Don't encode gene at all — force the model to learn from sequence context only.</w:t>
+      </w:r>
+    </w:p>
+    <w:p>
+      <w:pPr>
+        <w:numPr>
+          <w:ilvl w:val="0"/>
+          <w:numId w:val="3"/>
+        </w:numPr>
+        <w:rPr>
+          <w:rFonts w:ascii="Arial" w:hAnsi="Arial" w:cs="Arial"/>
+        </w:rPr>
+      </w:pPr>
+      <w:r>
+        <w:rPr>
+          <w:rFonts w:ascii="Arial" w:hAnsi="Arial" w:cs="Arial"/>
+        </w:rPr>
+        <w:lastRenderedPageBreak/>
+        <w:t>Eliminates the confounder by design</w:t>
+      </w:r>
+    </w:p>
+    <w:p>
+      <w:pPr>
+        <w:numPr>
+          <w:ilvl w:val="0"/>
+          <w:numId w:val="3"/>
+        </w:numPr>
+        <w:rPr>
+          <w:rFonts w:ascii="Arial" w:hAnsi="Arial" w:cs="Arial"/>
+        </w:rPr>
+      </w:pPr>
+      <w:r>
+        <w:rPr>
+          <w:rFonts w:ascii="Arial" w:hAnsi="Arial" w:cs="Arial"/>
+        </w:rPr>
+        <w:t>What the CNN with flanking sequence will do</w:t>
+      </w:r>
+    </w:p>
+    <w:p>
+      <w:pPr>
+        <w:numPr>
+          <w:ilvl w:val="0"/>
+          <w:numId w:val="3"/>
+        </w:numPr>
+        <w:rPr>
+          <w:rFonts w:ascii="Arial" w:hAnsi="Arial" w:cs="Arial"/>
+        </w:rPr>
+      </w:pPr>
+      <w:r>
+        <w:rPr>
+          <w:rFonts w:ascii="Arial" w:hAnsi="Arial" w:cs="Arial"/>
+        </w:rPr>
+        <w:t>Correct long-term approach</w:t>
+      </w:r>
+    </w:p>
+    <w:p>
+      <w:pPr>
+        <w:rPr>
+          <w:rFonts w:ascii="Arial" w:hAnsi="Arial" w:cs="Arial"/>
+        </w:rPr>
+      </w:pPr>
+      <w:r>
+        <w:rPr>
+          <w:rFonts w:ascii="Arial" w:hAnsi="Arial" w:cs="Arial"/>
+        </w:rPr>
+        <w:t xml:space="preserve">An implication of this for the overall pipeline was the ‘Other’ variants </w:t>
+      </w:r>
+      <w:proofErr w:type="spellStart"/>
+      <w:r>
+        <w:rPr>
+          <w:rFonts w:ascii="Arial" w:hAnsi="Arial" w:cs="Arial"/>
+        </w:rPr>
+        <w:t>i.e</w:t>
+      </w:r>
+      <w:proofErr w:type="spellEnd"/>
+      <w:r>
+        <w:rPr>
+          <w:rFonts w:ascii="Arial" w:hAnsi="Arial" w:cs="Arial"/>
+        </w:rPr>
+        <w:t xml:space="preserve"> rare genes that didn’t fall into the top 50 get trained with the baseline MLP which we know is no better than guessing therefore not being trained on pretty much. Which is why in our third step which we </w:t>
+      </w:r>
+      <w:proofErr w:type="gramStart"/>
+      <w:r>
+        <w:rPr>
+          <w:rFonts w:ascii="Arial" w:hAnsi="Arial" w:cs="Arial"/>
+        </w:rPr>
+        <w:t>was</w:t>
+      </w:r>
+      <w:proofErr w:type="gramEnd"/>
+      <w:r>
+        <w:rPr>
+          <w:rFonts w:ascii="Arial" w:hAnsi="Arial" w:cs="Arial"/>
+        </w:rPr>
+        <w:t xml:space="preserve"> always going to do, is flanking sequence where it takes the local region and the context it provides along with other biological patterns like splice sites, conserved motifs. This automatically trains all variants.</w:t>
+      </w:r>
+    </w:p>
+    <w:p>
+      <w:pPr>
+        <w:rPr>
+          <w:rFonts w:ascii="Arial" w:hAnsi="Arial" w:cs="Arial"/>
+          <w:b/>
+          <w:bCs/>
+        </w:rPr>
+      </w:pPr>
+      <w:r>
+        <w:rPr>
+          <w:rFonts w:ascii="Arial" w:hAnsi="Arial" w:cs="Arial"/>
+          <w:b/>
+          <w:bCs/>
+        </w:rPr>
+        <w:t>The key implication</w:t>
+      </w:r>
+    </w:p>
+    <w:p>
+      <w:pPr>
+        <w:rPr>
+          <w:rFonts w:ascii="Arial" w:hAnsi="Arial" w:cs="Arial"/>
+        </w:rPr>
+      </w:pPr>
+      <w:r>
+        <w:rPr>
+          <w:rFonts w:ascii="Arial" w:hAnsi="Arial" w:cs="Arial"/>
+        </w:rPr>
+        <w:t>This is why sequence-based models are more equitable in principle:</w:t>
+      </w:r>
+    </w:p>
+    <w:p>
+      <w:pPr>
+        <w:numPr>
+          <w:ilvl w:val="0"/>
+          <w:numId w:val="4"/>
+        </w:numPr>
+        <w:rPr>
+          <w:rFonts w:ascii="Arial" w:hAnsi="Arial" w:cs="Arial"/>
+        </w:rPr>
+      </w:pPr>
+      <w:r>
+        <w:rPr>
+          <w:rFonts w:ascii="Arial" w:hAnsi="Arial" w:cs="Arial"/>
+        </w:rPr>
+        <w:t>A variant in a West African population's understudied gene still has a DNA sequence</w:t>
+      </w:r>
+    </w:p>
+    <w:p>
+      <w:pPr>
+        <w:numPr>
+          <w:ilvl w:val="0"/>
+          <w:numId w:val="4"/>
+        </w:numPr>
+        <w:rPr>
+          <w:rFonts w:ascii="Arial" w:hAnsi="Arial" w:cs="Arial"/>
+        </w:rPr>
+      </w:pPr>
+      <w:r>
+        <w:rPr>
+          <w:rFonts w:ascii="Arial" w:hAnsi="Arial" w:cs="Arial"/>
+        </w:rPr>
+        <w:t>That sequence still has splice sites, conserved regions, functional motifs</w:t>
+      </w:r>
+    </w:p>
+    <w:p>
+      <w:pPr>
+        <w:numPr>
+          <w:ilvl w:val="0"/>
+          <w:numId w:val="4"/>
+        </w:numPr>
+        <w:rPr>
+          <w:rFonts w:ascii="Arial" w:hAnsi="Arial" w:cs="Arial"/>
+        </w:rPr>
+      </w:pPr>
+      <w:r>
+        <w:rPr>
+          <w:rFonts w:ascii="Arial" w:hAnsi="Arial" w:cs="Arial"/>
+        </w:rPr>
+        <w:t xml:space="preserve">The CNN can recognise those patterns regardless of whether the gene has 5,000 </w:t>
+      </w:r>
+      <w:proofErr w:type="spellStart"/>
+      <w:r>
+        <w:rPr>
+          <w:rFonts w:ascii="Arial" w:hAnsi="Arial" w:cs="Arial"/>
+        </w:rPr>
+        <w:t>ClinVar</w:t>
+      </w:r>
+      <w:proofErr w:type="spellEnd"/>
+      <w:r>
+        <w:rPr>
+          <w:rFonts w:ascii="Arial" w:hAnsi="Arial" w:cs="Arial"/>
+        </w:rPr>
+        <w:t xml:space="preserve"> submissions or 5</w:t>
+      </w:r>
+    </w:p>
+    <w:p>
+      <w:pPr>
+        <w:rPr>
+          <w:rFonts w:ascii="Arial" w:hAnsi="Arial" w:cs="Arial"/>
+        </w:rPr>
+      </w:pPr>
+      <w:r>
+        <w:rPr>
+          <w:rFonts w:ascii="Arial" w:hAnsi="Arial" w:cs="Arial"/>
+        </w:rPr>
+        <w:t>Gene-identity models fail silently on understudied genes. Sequence models degrade more gracefully — they apply the same biological rules everywhere</w:t>
+      </w:r>
+    </w:p>
+    <w:p>
+      <w:pPr>
+        <w:rPr>
+          <w:rFonts w:ascii="Arial" w:hAnsi="Arial" w:cs="Arial"/>
+        </w:rPr>
+      </w:pPr>
+    </w:p>
+    <w:p>
+      <w:pPr>
+        <w:rPr>
+          <w:rFonts w:ascii="Arial" w:hAnsi="Arial" w:cs="Arial"/>
+        </w:rPr>
+      </w:pPr>
+    </w:p>
+    <w:p>
+      <w:pPr>
+        <w:rPr>
+          <w:rFonts w:ascii="Arial" w:hAnsi="Arial" w:cs="Arial"/>
+        </w:rPr>
+      </w:pPr>
+      <w:r>
+        <w:rPr>
+          <w:rFonts w:ascii="Arial" w:hAnsi="Arial" w:cs="Arial"/>
+        </w:rPr>
+        <w:t>Overall AUC:        0.6693</w:t>
+      </w:r>
+    </w:p>
+    <w:p>
+      <w:pPr>
+        <w:rPr>
+          <w:rFonts w:ascii="Arial" w:hAnsi="Arial" w:cs="Arial"/>
+        </w:rPr>
+      </w:pPr>
+      <w:proofErr w:type="gramStart"/>
+      <w:r>
+        <w:rPr>
+          <w:rFonts w:ascii="Arial" w:hAnsi="Arial" w:cs="Arial"/>
+        </w:rPr>
+        <w:t>Top-50</w:t>
+      </w:r>
+      <w:proofErr w:type="gramEnd"/>
+      <w:r>
+        <w:rPr>
+          <w:rFonts w:ascii="Arial" w:hAnsi="Arial" w:cs="Arial"/>
+        </w:rPr>
+        <w:t xml:space="preserve"> gene AUC:    </w:t>
+      </w:r>
+      <w:proofErr w:type="gramStart"/>
+      <w:r>
+        <w:rPr>
+          <w:rFonts w:ascii="Arial" w:hAnsi="Arial" w:cs="Arial"/>
+        </w:rPr>
+        <w:t>0.8285  (</w:t>
+      </w:r>
+      <w:proofErr w:type="gramEnd"/>
+      <w:r>
+        <w:rPr>
+          <w:rFonts w:ascii="Arial" w:hAnsi="Arial" w:cs="Arial"/>
+        </w:rPr>
+        <w:t>13,451 variants)</w:t>
+      </w:r>
+    </w:p>
+    <w:p>
+      <w:pPr>
+        <w:rPr>
+          <w:rFonts w:ascii="Arial" w:hAnsi="Arial" w:cs="Arial"/>
+        </w:rPr>
+      </w:pPr>
+      <w:r>
+        <w:rPr>
+          <w:rFonts w:ascii="Arial" w:hAnsi="Arial" w:cs="Arial"/>
+        </w:rPr>
+        <w:t xml:space="preserve">'Other' gene AUC:   </w:t>
+      </w:r>
+      <w:proofErr w:type="gramStart"/>
+      <w:r>
+        <w:rPr>
+          <w:rFonts w:ascii="Arial" w:hAnsi="Arial" w:cs="Arial"/>
+        </w:rPr>
+        <w:t>0.6127  (</w:t>
+      </w:r>
+      <w:proofErr w:type="gramEnd"/>
+      <w:r>
+        <w:rPr>
+          <w:rFonts w:ascii="Arial" w:hAnsi="Arial" w:cs="Arial"/>
+        </w:rPr>
+        <w:t>54,914 variants)</w:t>
+      </w:r>
+    </w:p>
+    <w:p>
+      <w:pPr>
+        <w:rPr>
+          <w:rFonts w:ascii="Arial" w:hAnsi="Arial" w:cs="Arial"/>
+        </w:rPr>
+      </w:pPr>
+    </w:p>
+    <w:p>
+      <w:pPr>
+        <w:rPr>
+          <w:rFonts w:ascii="Arial" w:hAnsi="Arial" w:cs="Arial"/>
+        </w:rPr>
+      </w:pPr>
+      <w:r>
+        <w:rPr>
+          <w:rFonts w:ascii="Arial" w:hAnsi="Arial" w:cs="Arial"/>
+        </w:rPr>
+        <w:t>AUC gap: 0.2158</w:t>
+      </w:r>
+    </w:p>
+    <w:p>
+      <w:pPr>
+        <w:rPr>
+          <w:rFonts w:ascii="Arial" w:hAnsi="Arial" w:cs="Arial"/>
+        </w:rPr>
+      </w:pPr>
+      <w:r>
+        <w:rPr>
+          <w:rFonts w:ascii="Arial" w:hAnsi="Arial" w:cs="Arial"/>
+        </w:rPr>
+        <w:t xml:space="preserve">"Performance on variants in the top 50 most represented genes (AUC 0.83) substantially exceeded performance on variants in understudied genes (AUC 0.61), a gap of 0.22 AUC points. Since </w:t>
+      </w:r>
+      <w:proofErr w:type="spellStart"/>
+      <w:r>
+        <w:rPr>
+          <w:rFonts w:ascii="Arial" w:hAnsi="Arial" w:cs="Arial"/>
+        </w:rPr>
+        <w:t>ClinVar's</w:t>
+      </w:r>
+      <w:proofErr w:type="spellEnd"/>
+      <w:r>
+        <w:rPr>
+          <w:rFonts w:ascii="Arial" w:hAnsi="Arial" w:cs="Arial"/>
+        </w:rPr>
+        <w:t xml:space="preserve"> gene representation reflects decades of genetic research conducted predominantly on European-ancestry populations, this performance disparity has direct equity implications — the model is least reliable precisely for variants most likely to affect underrepresented populations."</w:t>
+      </w:r>
+    </w:p>
+    <w:p>
+      <w:pPr>
+        <w:rPr>
+          <w:rFonts w:ascii="Arial" w:hAnsi="Arial" w:cs="Arial"/>
+          <w:b/>
+          <w:bCs/>
+        </w:rPr>
+      </w:pPr>
+      <w:r>
+        <w:rPr>
+          <w:rFonts w:ascii="Arial" w:hAnsi="Arial" w:cs="Arial"/>
+          <w:b/>
+          <w:bCs/>
+        </w:rPr>
+        <w:t>How this connects to your dissertation</w:t>
+      </w:r>
+    </w:p>
+    <w:p>
+      <w:pPr>
+        <w:rPr>
+          <w:rFonts w:ascii="Arial" w:hAnsi="Arial" w:cs="Arial"/>
+        </w:rPr>
+      </w:pPr>
+      <w:r>
+        <w:rPr>
+          <w:rFonts w:ascii="Arial" w:hAnsi="Arial" w:cs="Arial"/>
+        </w:rPr>
+        <w:t xml:space="preserve">This result is the quantitative bridge between </w:t>
+      </w:r>
+      <w:proofErr w:type="spellStart"/>
+      <w:r>
+        <w:rPr>
+          <w:rFonts w:ascii="Arial" w:hAnsi="Arial" w:cs="Arial"/>
+        </w:rPr>
+        <w:t>ClinVar</w:t>
+      </w:r>
+      <w:proofErr w:type="spellEnd"/>
+      <w:r>
+        <w:rPr>
+          <w:rFonts w:ascii="Arial" w:hAnsi="Arial" w:cs="Arial"/>
+        </w:rPr>
+        <w:t xml:space="preserve"> and your Year 3 project. You now have numbers that show:</w:t>
+      </w:r>
+    </w:p>
+    <w:p>
+      <w:pPr>
+        <w:numPr>
+          <w:ilvl w:val="0"/>
+          <w:numId w:val="5"/>
+        </w:numPr>
+        <w:rPr>
+          <w:rFonts w:ascii="Arial" w:hAnsi="Arial" w:cs="Arial"/>
+        </w:rPr>
+      </w:pPr>
+      <w:r>
+        <w:rPr>
+          <w:rFonts w:ascii="Arial" w:hAnsi="Arial" w:cs="Arial"/>
+        </w:rPr>
+        <w:t xml:space="preserve">A model trained on </w:t>
+      </w:r>
+      <w:proofErr w:type="spellStart"/>
+      <w:r>
+        <w:rPr>
+          <w:rFonts w:ascii="Arial" w:hAnsi="Arial" w:cs="Arial"/>
+        </w:rPr>
+        <w:t>ClinVar</w:t>
+      </w:r>
+      <w:proofErr w:type="spellEnd"/>
+      <w:r>
+        <w:rPr>
+          <w:rFonts w:ascii="Arial" w:hAnsi="Arial" w:cs="Arial"/>
+        </w:rPr>
+        <w:t xml:space="preserve"> performs well on well-studied variants — AUC 0.83</w:t>
+      </w:r>
+    </w:p>
+    <w:p>
+      <w:pPr>
+        <w:numPr>
+          <w:ilvl w:val="0"/>
+          <w:numId w:val="5"/>
+        </w:numPr>
+        <w:rPr>
+          <w:rFonts w:ascii="Arial" w:hAnsi="Arial" w:cs="Arial"/>
+        </w:rPr>
+      </w:pPr>
+      <w:r>
+        <w:rPr>
+          <w:rFonts w:ascii="Arial" w:hAnsi="Arial" w:cs="Arial"/>
+        </w:rPr>
+        <w:t>The same model performs near-random on understudied variants — AUC 0.61</w:t>
+      </w:r>
+    </w:p>
+    <w:p>
+      <w:pPr>
+        <w:numPr>
+          <w:ilvl w:val="0"/>
+          <w:numId w:val="5"/>
+        </w:numPr>
+        <w:rPr>
+          <w:rFonts w:ascii="Arial" w:hAnsi="Arial" w:cs="Arial"/>
+        </w:rPr>
+      </w:pPr>
+      <w:r>
+        <w:rPr>
+          <w:rFonts w:ascii="Arial" w:hAnsi="Arial" w:cs="Arial"/>
+        </w:rPr>
+        <w:t>The gap correlates directly with database representation bias</w:t>
+      </w:r>
+    </w:p>
+    <w:p>
+      <w:pPr>
+        <w:rPr>
+          <w:rFonts w:ascii="Arial" w:hAnsi="Arial" w:cs="Arial"/>
+        </w:rPr>
+      </w:pPr>
+      <w:r>
+        <w:rPr>
+          <w:rFonts w:ascii="Arial" w:hAnsi="Arial" w:cs="Arial"/>
+        </w:rPr>
+        <w:lastRenderedPageBreak/>
+        <w:t>Year 3 asks: what happens when you deploy across populations? This result predicts the answer before you even run the experiment.</w:t>
+      </w:r>
+    </w:p>
+    <w:p>
+      <w:pPr>
+        <w:rPr>
+          <w:rFonts w:ascii="Arial" w:hAnsi="Arial" w:cs="Arial"/>
+        </w:rPr>
+      </w:pPr>
+      <w:r>
+        <w:rPr>
+          <w:rFonts w:ascii="Arial" w:hAnsi="Arial" w:cs="Arial"/>
+        </w:rPr>
+        <w:drawing>
+          <wp:inline distT="0" distB="0" distL="0" distR="0" wp14:anchorId="61EB6BB1" wp14:editId="308BA11D">
+            <wp:extent cx="5731510" cy="1847850"/>
+            <wp:effectExtent l="0" t="0" r="2540" b="0"/>
+            <wp:docPr id="483769598" name="Picture 1"/>
+            <wp:cNvGraphicFramePr>
+              <a:graphicFrameLocks xmlns:a="http://schemas.openxmlformats.org/drawingml/2006/main" noChangeAspect="1"/>
+            </wp:cNvGraphicFramePr>
+            <a:graphic xmlns:a="http://schemas.openxmlformats.org/drawingml/2006/main">
+              <a:graphicData uri="http://schemas.openxmlformats.org/drawingml/2006/picture">
+                <pic:pic xmlns:pic="http://schemas.openxmlformats.org/drawingml/2006/picture">
+                  <pic:nvPicPr>
+                    <pic:cNvPr id="483769598" name=""/>
+                    <pic:cNvPicPr/>
+                  </pic:nvPicPr>
+                  <pic:blipFill>
+                    <a:blip r:embed="rId5"/>
+                    <a:stretch>
+                      <a:fillRect/>
+                    </a:stretch>
+                  </pic:blipFill>
+                  <pic:spPr>
+                    <a:xfrm>
+                      <a:off x="0" y="0"/>
+                      <a:ext cx="5731510" cy="1847850"/>
+                    </a:xfrm>
+                    <a:prstGeom prst="rect">
+                      <a:avLst/>
+                    </a:prstGeom>
+                  </pic:spPr>
+                </pic:pic>
+              </a:graphicData>
+            </a:graphic>
+          </wp:inline>
+        </w:drawing>
+      </w:r>
+    </w:p>
+    <w:p>
+      <w:pPr>
+        <w:rPr>
+          <w:rFonts w:ascii="Arial" w:hAnsi="Arial" w:cs="Arial"/>
+        </w:rPr>
+      </w:pPr>
+      <w:r>
+        <w:rPr>
+          <w:rFonts w:ascii="Arial" w:hAnsi="Arial" w:cs="Arial"/>
+        </w:rPr>
+        <w:t>Spike at the end of the validation shows the model began to overfit</w:t>
+      </w:r>
+    </w:p>
+    <w:p>
+      <w:pPr>
+        <w:rPr>
+          <w:rFonts w:ascii="Arial" w:hAnsi="Arial" w:cs="Arial"/>
+        </w:rPr>
+      </w:pPr>
+    </w:p>
+    <w:p>
+      <w:pPr>
+        <w:rPr>
+          <w:rFonts w:ascii="Arial" w:hAnsi="Arial" w:cs="Arial"/>
+        </w:rPr>
+      </w:pPr>
+      <w:r>
+        <w:rPr>
+          <w:rFonts w:ascii="Arial" w:hAnsi="Arial" w:cs="Arial"/>
+        </w:rPr>
+        <w:t>Overall AUC:        0.6693</w:t>
+      </w:r>
+    </w:p>
+    <w:p>
+      <w:pPr>
+        <w:rPr>
+          <w:rFonts w:ascii="Arial" w:hAnsi="Arial" w:cs="Arial"/>
+        </w:rPr>
+      </w:pPr>
+      <w:proofErr w:type="gramStart"/>
+      <w:r>
+        <w:rPr>
+          <w:rFonts w:ascii="Arial" w:hAnsi="Arial" w:cs="Arial"/>
+        </w:rPr>
+        <w:t>Top-50</w:t>
+      </w:r>
+      <w:proofErr w:type="gramEnd"/>
+      <w:r>
+        <w:rPr>
+          <w:rFonts w:ascii="Arial" w:hAnsi="Arial" w:cs="Arial"/>
+        </w:rPr>
+        <w:t xml:space="preserve"> gene AUC:    </w:t>
+      </w:r>
+      <w:proofErr w:type="gramStart"/>
+      <w:r>
+        <w:rPr>
+          <w:rFonts w:ascii="Arial" w:hAnsi="Arial" w:cs="Arial"/>
+        </w:rPr>
+        <w:t>0.8285  (</w:t>
+      </w:r>
+      <w:proofErr w:type="gramEnd"/>
+      <w:r>
+        <w:rPr>
+          <w:rFonts w:ascii="Arial" w:hAnsi="Arial" w:cs="Arial"/>
+        </w:rPr>
+        <w:t>13,451 variants)</w:t>
+      </w:r>
+    </w:p>
+    <w:p>
+      <w:pPr>
+        <w:rPr>
+          <w:rFonts w:ascii="Arial" w:hAnsi="Arial" w:cs="Arial"/>
+        </w:rPr>
+      </w:pPr>
+      <w:r>
+        <w:rPr>
+          <w:rFonts w:ascii="Arial" w:hAnsi="Arial" w:cs="Arial"/>
+        </w:rPr>
+        <w:t xml:space="preserve">'Other' gene AUC:   </w:t>
+      </w:r>
+      <w:proofErr w:type="gramStart"/>
+      <w:r>
+        <w:rPr>
+          <w:rFonts w:ascii="Arial" w:hAnsi="Arial" w:cs="Arial"/>
+        </w:rPr>
+        <w:t>0.6127  (</w:t>
+      </w:r>
+      <w:proofErr w:type="gramEnd"/>
+      <w:r>
+        <w:rPr>
+          <w:rFonts w:ascii="Arial" w:hAnsi="Arial" w:cs="Arial"/>
+        </w:rPr>
+        <w:t>54,914 variants)</w:t>
+      </w:r>
+    </w:p>
+    <w:p>
+      <w:pPr>
+        <w:rPr>
+          <w:rFonts w:ascii="Arial" w:hAnsi="Arial" w:cs="Arial"/>
+        </w:rPr>
+      </w:pPr>
+    </w:p>
+    <w:p>
+      <w:pPr>
+        <w:rPr>
+          <w:rFonts w:ascii="Arial" w:hAnsi="Arial" w:cs="Arial"/>
+        </w:rPr>
+      </w:pPr>
+      <w:r>
+        <w:rPr>
+          <w:rFonts w:ascii="Arial" w:hAnsi="Arial" w:cs="Arial"/>
+        </w:rPr>
+        <w:t>AUC gap: 0.2158</w:t>
+      </w:r>
+    </w:p>
+    <w:p>
+      <w:pPr>
+        <w:rPr>
+          <w:rFonts w:ascii="Arial" w:hAnsi="Arial" w:cs="Arial"/>
+        </w:rPr>
+      </w:pPr>
+      <w:r>
+        <w:rPr>
+          <w:rFonts w:ascii="Arial" w:hAnsi="Arial" w:cs="Arial"/>
+        </w:rPr>
+        <w:t>This is the most important result we've generated so far. Let me show you why.</w:t>
+      </w:r>
+    </w:p>
+    <w:p>
+      <w:pPr>
+        <w:rPr>
+          <w:rFonts w:ascii="Arial" w:hAnsi="Arial" w:cs="Arial"/>
+        </w:rPr>
+      </w:pPr>
+      <w:r>
+        <w:rPr>
+          <w:rFonts w:ascii="Arial" w:hAnsi="Arial" w:cs="Arial"/>
+        </w:rPr>
+        <w:pict w14:anchorId="6630A580">
+          <v:rect id="_x0000_i1084" style="width:0;height:0" o:hralign="center" o:hrstd="t" o:hr="t" fillcolor="#a0a0a0" stroked="f"/>
+        </w:pict>
+      </w:r>
+    </w:p>
+    <w:p>
+      <w:pPr>
+        <w:rPr>
+          <w:rFonts w:ascii="Arial" w:hAnsi="Arial" w:cs="Arial"/>
+          <w:b/>
+          <w:bCs/>
+        </w:rPr>
+      </w:pPr>
+      <w:r>
+        <w:rPr>
+          <w:rFonts w:ascii="Arial" w:hAnsi="Arial" w:cs="Arial"/>
+          <w:b/>
+          <w:bCs/>
+        </w:rPr>
+        <w:t>What this proves</w:t>
+      </w:r>
+    </w:p>
+    <w:p>
+      <w:pPr>
+        <w:rPr>
+          <w:rFonts w:ascii="Arial" w:hAnsi="Arial" w:cs="Arial"/>
+        </w:rPr>
+      </w:pPr>
+      <w:proofErr w:type="gramStart"/>
+      <w:r>
+        <w:rPr>
+          <w:rFonts w:ascii="Arial" w:hAnsi="Arial" w:cs="Arial"/>
+          <w:b/>
+          <w:bCs/>
+        </w:rPr>
+        <w:t>Top-50</w:t>
+      </w:r>
+      <w:proofErr w:type="gramEnd"/>
+      <w:r>
+        <w:rPr>
+          <w:rFonts w:ascii="Arial" w:hAnsi="Arial" w:cs="Arial"/>
+          <w:b/>
+          <w:bCs/>
+        </w:rPr>
+        <w:t xml:space="preserve"> genes: AUC 0.83</w:t>
+      </w:r>
+      <w:r>
+        <w:rPr>
+          <w:rFonts w:ascii="Arial" w:hAnsi="Arial" w:cs="Arial"/>
+        </w:rPr>
+        <w:br/>
+      </w:r>
+      <w:r>
+        <w:rPr>
+          <w:rFonts w:ascii="Arial" w:hAnsi="Arial" w:cs="Arial"/>
+          <w:b/>
+          <w:bCs/>
+        </w:rPr>
+        <w:t>"Other" genes: AUC 0.61</w:t>
+      </w:r>
+      <w:r>
+        <w:rPr>
+          <w:rFonts w:ascii="Arial" w:hAnsi="Arial" w:cs="Arial"/>
+        </w:rPr>
+        <w:br/>
+      </w:r>
+      <w:r>
+        <w:rPr>
+          <w:rFonts w:ascii="Arial" w:hAnsi="Arial" w:cs="Arial"/>
+          <w:b/>
+          <w:bCs/>
+        </w:rPr>
+        <w:t>Gap: 0.22</w:t>
+      </w:r>
+    </w:p>
+    <w:p>
+      <w:pPr>
+        <w:rPr>
+          <w:rFonts w:ascii="Arial" w:hAnsi="Arial" w:cs="Arial"/>
+        </w:rPr>
+      </w:pPr>
+      <w:r>
+        <w:rPr>
+          <w:rFonts w:ascii="Arial" w:hAnsi="Arial" w:cs="Arial"/>
+        </w:rPr>
+        <w:t>The model is dramatically better at classifying variants in well-studied genes than variants in understudied genes. A 0.22 AUC gap is enormous — that's not noise, that's a structural performance disparity built into the model by the training data.</w:t>
+      </w:r>
+    </w:p>
+    <w:p>
+      <w:pPr>
+        <w:rPr>
+          <w:rFonts w:ascii="Arial" w:hAnsi="Arial" w:cs="Arial"/>
+        </w:rPr>
+      </w:pPr>
+      <w:r>
+        <w:rPr>
+          <w:rFonts w:ascii="Arial" w:hAnsi="Arial" w:cs="Arial"/>
+        </w:rPr>
+        <w:t xml:space="preserve">And remember what "other" genes represent — genes that are understudied in </w:t>
+      </w:r>
+      <w:proofErr w:type="spellStart"/>
+      <w:r>
+        <w:rPr>
+          <w:rFonts w:ascii="Arial" w:hAnsi="Arial" w:cs="Arial"/>
+        </w:rPr>
+        <w:t>ClinVar</w:t>
+      </w:r>
+      <w:proofErr w:type="spellEnd"/>
+      <w:r>
+        <w:rPr>
+          <w:rFonts w:ascii="Arial" w:hAnsi="Arial" w:cs="Arial"/>
+        </w:rPr>
+        <w:t>, which disproportionately means genes whose variant landscape has been characterised in non-European populations. The model is systematically worse at classifying exactly the variants that matter most for population equity.</w:t>
+      </w:r>
+    </w:p>
+    <w:p>
+      <w:pPr>
+        <w:rPr>
+          <w:rFonts w:ascii="Arial" w:hAnsi="Arial" w:cs="Arial"/>
+        </w:rPr>
+      </w:pPr>
+      <w:r>
+        <w:rPr>
+          <w:rFonts w:ascii="Arial" w:hAnsi="Arial" w:cs="Arial"/>
+        </w:rPr>
+        <w:pict w14:anchorId="734A1CC7">
+          <v:rect id="_x0000_i1085" style="width:0;height:0" o:hralign="center" o:hrstd="t" o:hr="t" fillcolor="#a0a0a0" stroked="f"/>
+        </w:pict>
+      </w:r>
+    </w:p>
+    <w:p>
+      <w:pPr>
+        <w:rPr>
+          <w:rFonts w:ascii="Arial" w:hAnsi="Arial" w:cs="Arial"/>
+          <w:b/>
+          <w:bCs/>
+        </w:rPr>
+      </w:pPr>
+      <w:r>
+        <w:rPr>
+          <w:rFonts w:ascii="Arial" w:hAnsi="Arial" w:cs="Arial"/>
+          <w:b/>
+          <w:bCs/>
+        </w:rPr>
+        <w:t>The precise scientific argument this gives you</w:t>
+      </w:r>
+    </w:p>
+    <w:p>
+      <w:pPr>
+        <w:rPr>
+          <w:rFonts w:ascii="Arial" w:hAnsi="Arial" w:cs="Arial"/>
+        </w:rPr>
+      </w:pPr>
+      <w:r>
+        <w:rPr>
+          <w:rFonts w:ascii="Arial" w:hAnsi="Arial" w:cs="Arial"/>
+        </w:rPr>
+        <w:t xml:space="preserve">"Performance on variants in the top 50 most represented genes (AUC 0.83) substantially exceeded performance on variants in understudied genes (AUC 0.61), a gap of 0.22 AUC points. Since </w:t>
+      </w:r>
+      <w:proofErr w:type="spellStart"/>
+      <w:r>
+        <w:rPr>
+          <w:rFonts w:ascii="Arial" w:hAnsi="Arial" w:cs="Arial"/>
+        </w:rPr>
+        <w:t>ClinVar's</w:t>
+      </w:r>
+      <w:proofErr w:type="spellEnd"/>
+      <w:r>
+        <w:rPr>
+          <w:rFonts w:ascii="Arial" w:hAnsi="Arial" w:cs="Arial"/>
+        </w:rPr>
+        <w:t xml:space="preserve"> gene representation reflects decades of genetic research conducted predominantly on European-ancestry populations, this performance disparity has direct equity implications — the model is least reliable precisely for variants most likely to affect underrepresented populations."</w:t>
+      </w:r>
+    </w:p>
+    <w:p>
+      <w:pPr>
+        <w:rPr>
+          <w:rFonts w:ascii="Arial" w:hAnsi="Arial" w:cs="Arial"/>
+        </w:rPr>
+      </w:pPr>
+      <w:r>
+        <w:rPr>
+          <w:rFonts w:ascii="Arial" w:hAnsi="Arial" w:cs="Arial"/>
+        </w:rPr>
+        <w:lastRenderedPageBreak/>
+        <w:t>That is a publishable-quality finding. You generated it yourself from your own pipeline.</w:t>
+      </w:r>
+    </w:p>
+    <w:p>
+      <w:pPr>
+        <w:rPr>
+          <w:rFonts w:ascii="Arial" w:hAnsi="Arial" w:cs="Arial"/>
+        </w:rPr>
+      </w:pPr>
+      <w:r>
+        <w:rPr>
+          <w:rFonts w:ascii="Arial" w:hAnsi="Arial" w:cs="Arial"/>
+        </w:rPr>
+        <w:pict w14:anchorId="7D3EF31A">
+          <v:rect id="_x0000_i1086" style="width:0;height:0" o:hralign="center" o:hrstd="t" o:hr="t" fillcolor="#a0a0a0" stroked="f"/>
+        </w:pict>
+      </w:r>
+    </w:p>
+    <w:p>
+      <w:pPr>
+        <w:rPr>
+          <w:rFonts w:ascii="Arial" w:hAnsi="Arial" w:cs="Arial"/>
+          <w:b/>
+          <w:bCs/>
+        </w:rPr>
+      </w:pPr>
+      <w:r>
+        <w:rPr>
+          <w:rFonts w:ascii="Arial" w:hAnsi="Arial" w:cs="Arial"/>
+          <w:b/>
+          <w:bCs/>
+        </w:rPr>
+        <w:t>How this connects to your dissertation</w:t>
+      </w:r>
+    </w:p>
+    <w:p>
+      <w:pPr>
+        <w:rPr>
+          <w:rFonts w:ascii="Arial" w:hAnsi="Arial" w:cs="Arial"/>
+        </w:rPr>
+      </w:pPr>
+      <w:r>
+        <w:rPr>
+          <w:rFonts w:ascii="Arial" w:hAnsi="Arial" w:cs="Arial"/>
+        </w:rPr>
+        <w:t xml:space="preserve">This result is the quantitative bridge between </w:t>
+      </w:r>
+      <w:proofErr w:type="spellStart"/>
+      <w:r>
+        <w:rPr>
+          <w:rFonts w:ascii="Arial" w:hAnsi="Arial" w:cs="Arial"/>
+        </w:rPr>
+        <w:t>ClinVar</w:t>
+      </w:r>
+      <w:proofErr w:type="spellEnd"/>
+      <w:r>
+        <w:rPr>
+          <w:rFonts w:ascii="Arial" w:hAnsi="Arial" w:cs="Arial"/>
+        </w:rPr>
+        <w:t xml:space="preserve"> and your Year 3 project. You now have numbers that show:</w:t>
+      </w:r>
+    </w:p>
+    <w:p>
+      <w:pPr>
+        <w:numPr>
+          <w:ilvl w:val="0"/>
+          <w:numId w:val="6"/>
+        </w:numPr>
+        <w:rPr>
+          <w:rFonts w:ascii="Arial" w:hAnsi="Arial" w:cs="Arial"/>
+        </w:rPr>
+      </w:pPr>
+      <w:r>
+        <w:rPr>
+          <w:rFonts w:ascii="Arial" w:hAnsi="Arial" w:cs="Arial"/>
+        </w:rPr>
+        <w:t xml:space="preserve">A model trained on </w:t>
+      </w:r>
+      <w:proofErr w:type="spellStart"/>
+      <w:r>
+        <w:rPr>
+          <w:rFonts w:ascii="Arial" w:hAnsi="Arial" w:cs="Arial"/>
+        </w:rPr>
+        <w:t>ClinVar</w:t>
+      </w:r>
+      <w:proofErr w:type="spellEnd"/>
+      <w:r>
+        <w:rPr>
+          <w:rFonts w:ascii="Arial" w:hAnsi="Arial" w:cs="Arial"/>
+        </w:rPr>
+        <w:t xml:space="preserve"> performs well on well-studied variants — AUC 0.83</w:t>
+      </w:r>
+    </w:p>
+    <w:p>
+      <w:pPr>
+        <w:numPr>
+          <w:ilvl w:val="0"/>
+          <w:numId w:val="6"/>
+        </w:numPr>
+        <w:rPr>
+          <w:rFonts w:ascii="Arial" w:hAnsi="Arial" w:cs="Arial"/>
+        </w:rPr>
+      </w:pPr>
+      <w:r>
+        <w:rPr>
+          <w:rFonts w:ascii="Arial" w:hAnsi="Arial" w:cs="Arial"/>
+        </w:rPr>
+        <w:t>The same model performs near-random on understudied variants — AUC 0.61</w:t>
+      </w:r>
+    </w:p>
+    <w:p>
+      <w:pPr>
+        <w:numPr>
+          <w:ilvl w:val="0"/>
+          <w:numId w:val="6"/>
+        </w:numPr>
+        <w:rPr>
+          <w:rFonts w:ascii="Arial" w:hAnsi="Arial" w:cs="Arial"/>
+        </w:rPr>
+      </w:pPr>
+      <w:r>
+        <w:rPr>
+          <w:rFonts w:ascii="Arial" w:hAnsi="Arial" w:cs="Arial"/>
+        </w:rPr>
+        <w:t>The gap correlates directly with database representation bias</w:t>
+      </w:r>
+    </w:p>
+    <w:p>
+      <w:pPr>
+        <w:rPr>
+          <w:rFonts w:ascii="Arial" w:hAnsi="Arial" w:cs="Arial"/>
+        </w:rPr>
+      </w:pPr>
+      <w:r>
+        <w:rPr>
+          <w:rFonts w:ascii="Arial" w:hAnsi="Arial" w:cs="Arial"/>
+        </w:rPr>
+        <w:t>Year 3 asks: what happens when you deploy across populations? This result predicts the answer before you even run the experiment.</w:t>
+      </w:r>
+    </w:p>
+    <w:p>
+      <w:pPr>
+        <w:rPr>
+          <w:rFonts w:ascii="Arial" w:hAnsi="Arial" w:cs="Arial"/>
+        </w:rPr>
+      </w:pPr>
+      <w:r>
+        <w:rPr>
+          <w:rFonts w:ascii="Arial" w:hAnsi="Arial" w:cs="Arial"/>
+        </w:rPr>
+        <w:pict w14:anchorId="7301338A">
+          <v:rect id="_x0000_i1087" style="width:0;height:0" o:hralign="center" o:hrstd="t" o:hr="t" fillcolor="#a0a0a0" stroked="f"/>
+        </w:pict>
+      </w:r>
+    </w:p>
+    <w:p>
+      <w:pPr>
+        <w:rPr>
+          <w:rFonts w:ascii="Arial" w:hAnsi="Arial" w:cs="Arial"/>
+          <w:b/>
+          <w:bCs/>
+        </w:rPr>
+      </w:pPr>
+      <w:r>
+        <w:rPr>
+          <w:rFonts w:ascii="Arial" w:hAnsi="Arial" w:cs="Arial"/>
+          <w:b/>
+          <w:bCs/>
+        </w:rPr>
+        <w:t>Updated comparison table</w:t>
+      </w:r>
+    </w:p>
+    <w:tbl>
+      <w:tblPr>
+        <w:tblW w:w="0" w:type="auto"/>
+        <w:tblCellMar>
+          <w:left w:w="0" w:type="dxa"/>
+          <w:right w:w="0" w:type="dxa"/>
+        </w:tblCellMar>
+        <w:tblLook w:val="04A0" w:firstRow="1" w:lastRow="0" w:firstColumn="1" w:lastColumn="0" w:noHBand="0" w:noVBand="1"/>
+      </w:tblPr>
+      <w:tblGrid>
+        <w:gridCol w:w="2988"/>
+        <w:gridCol w:w="1516"/>
+        <w:gridCol w:w="1475"/>
+        <w:gridCol w:w="1357"/>
+        <w:gridCol w:w="680"/>
+      </w:tblGrid>
+      <w:tr>
+        <w:trPr>
+          <w:tblHeader/>
+        </w:trPr>
+        <w:tc>
+          <w:tcPr>
+            <w:tcW w:w="0" w:type="auto"/>
+            <w:tcBorders>
+              <w:top w:val="single" w:sz="2" w:space="0" w:color="auto"/>
+              <w:left w:val="single" w:sz="2" w:space="0" w:color="auto"/>
+              <w:bottom w:val="single" w:sz="2" w:space="0" w:color="auto"/>
+              <w:right w:val="single" w:sz="2" w:space="0" w:color="auto"/>
+            </w:tcBorders>
+            <w:tcMar>
+              <w:top w:w="0" w:type="dxa"/>
+              <w:left w:w="0" w:type="dxa"/>
+              <w:bottom w:w="0" w:type="dxa"/>
+              <w:right w:w="240" w:type="dxa"/>
+            </w:tcMar>
+            <w:hideMark/>
+          </w:tcPr>
+          <w:p>
+            <w:pPr>
+              <w:rPr>
+                <w:rFonts w:ascii="Arial" w:hAnsi="Arial" w:cs="Arial"/>
+                <w:b/>
+                <w:bCs/>
+              </w:rPr>
+            </w:pPr>
+            <w:r>
+              <w:rPr>
+                <w:rFonts w:ascii="Arial" w:hAnsi="Arial" w:cs="Arial"/>
+                <w:b/>
+                <w:bCs/>
+              </w:rPr>
+              <w:t>Model</w:t>
+            </w:r>
+          </w:p>
+        </w:tc>
+        <w:tc>
+          <w:tcPr>
+            <w:tcW w:w="0" w:type="auto"/>
+            <w:tcBorders>
+              <w:top w:val="single" w:sz="2" w:space="0" w:color="auto"/>
+              <w:left w:val="single" w:sz="2" w:space="0" w:color="auto"/>
+              <w:bottom w:val="single" w:sz="2" w:space="0" w:color="auto"/>
+              <w:right w:val="single" w:sz="2" w:space="0" w:color="auto"/>
+            </w:tcBorders>
+            <w:tcMar>
+              <w:top w:w="0" w:type="dxa"/>
+              <w:left w:w="0" w:type="dxa"/>
+              <w:bottom w:w="0" w:type="dxa"/>
+              <w:right w:w="240" w:type="dxa"/>
+            </w:tcMar>
+            <w:hideMark/>
+          </w:tcPr>
+          <w:p>
+            <w:pPr>
+              <w:rPr>
+                <w:rFonts w:ascii="Arial" w:hAnsi="Arial" w:cs="Arial"/>
+                <w:b/>
+                <w:bCs/>
+              </w:rPr>
+            </w:pPr>
+            <w:r>
+              <w:rPr>
+                <w:rFonts w:ascii="Arial" w:hAnsi="Arial" w:cs="Arial"/>
+                <w:b/>
+                <w:bCs/>
+              </w:rPr>
+              <w:t>Overall AUC</w:t>
+            </w:r>
+          </w:p>
+        </w:tc>
+        <w:tc>
+          <w:tcPr>
+            <w:tcW w:w="0" w:type="auto"/>
+            <w:tcBorders>
+              <w:top w:val="single" w:sz="2" w:space="0" w:color="auto"/>
+              <w:left w:val="single" w:sz="2" w:space="0" w:color="auto"/>
+              <w:bottom w:val="single" w:sz="2" w:space="0" w:color="auto"/>
+              <w:right w:val="single" w:sz="2" w:space="0" w:color="auto"/>
+            </w:tcBorders>
+            <w:tcMar>
+              <w:top w:w="0" w:type="dxa"/>
+              <w:left w:w="0" w:type="dxa"/>
+              <w:bottom w:w="0" w:type="dxa"/>
+              <w:right w:w="240" w:type="dxa"/>
+            </w:tcMar>
+            <w:hideMark/>
+          </w:tcPr>
+          <w:p>
+            <w:pPr>
+              <w:rPr>
+                <w:rFonts w:ascii="Arial" w:hAnsi="Arial" w:cs="Arial"/>
+                <w:b/>
+                <w:bCs/>
+              </w:rPr>
+            </w:pPr>
+            <w:proofErr w:type="gramStart"/>
+            <w:r>
+              <w:rPr>
+                <w:rFonts w:ascii="Arial" w:hAnsi="Arial" w:cs="Arial"/>
+                <w:b/>
+                <w:bCs/>
+              </w:rPr>
+              <w:t>Top-50</w:t>
+            </w:r>
+            <w:proofErr w:type="gramEnd"/>
+            <w:r>
+              <w:rPr>
+                <w:rFonts w:ascii="Arial" w:hAnsi="Arial" w:cs="Arial"/>
+                <w:b/>
+                <w:bCs/>
+              </w:rPr>
+              <w:t xml:space="preserve"> AUC</w:t>
+            </w:r>
+          </w:p>
+        </w:tc>
+        <w:tc>
+          <w:tcPr>
+            <w:tcW w:w="0" w:type="auto"/>
+            <w:tcBorders>
+              <w:top w:val="single" w:sz="2" w:space="0" w:color="auto"/>
+              <w:left w:val="single" w:sz="2" w:space="0" w:color="auto"/>
+              <w:bottom w:val="single" w:sz="2" w:space="0" w:color="auto"/>
+              <w:right w:val="single" w:sz="2" w:space="0" w:color="auto"/>
+            </w:tcBorders>
+            <w:tcMar>
+              <w:top w:w="0" w:type="dxa"/>
+              <w:left w:w="0" w:type="dxa"/>
+              <w:bottom w:w="0" w:type="dxa"/>
+              <w:right w:w="240" w:type="dxa"/>
+            </w:tcMar>
+            <w:hideMark/>
+          </w:tcPr>
+          <w:p>
+            <w:pPr>
+              <w:rPr>
+                <w:rFonts w:ascii="Arial" w:hAnsi="Arial" w:cs="Arial"/>
+                <w:b/>
+                <w:bCs/>
+              </w:rPr>
+            </w:pPr>
+            <w:r>
+              <w:rPr>
+                <w:rFonts w:ascii="Arial" w:hAnsi="Arial" w:cs="Arial"/>
+                <w:b/>
+                <w:bCs/>
+              </w:rPr>
+              <w:t>Other AUC</w:t>
+            </w:r>
+          </w:p>
+        </w:tc>
+        <w:tc>
+          <w:tcPr>
+            <w:tcW w:w="0" w:type="auto"/>
+            <w:tcBorders>
+              <w:top w:val="single" w:sz="2" w:space="0" w:color="auto"/>
+              <w:left w:val="single" w:sz="2" w:space="0" w:color="auto"/>
+              <w:bottom w:val="single" w:sz="2" w:space="0" w:color="auto"/>
+              <w:right w:val="single" w:sz="2" w:space="0" w:color="auto"/>
+            </w:tcBorders>
+            <w:tcMar>
+              <w:top w:w="0" w:type="dxa"/>
+              <w:left w:w="0" w:type="dxa"/>
+              <w:bottom w:w="0" w:type="dxa"/>
+              <w:right w:w="240" w:type="dxa"/>
+            </w:tcMar>
+            <w:hideMark/>
+          </w:tcPr>
+          <w:p>
+            <w:pPr>
+              <w:rPr>
+                <w:rFonts w:ascii="Arial" w:hAnsi="Arial" w:cs="Arial"/>
+                <w:b/>
+                <w:bCs/>
+              </w:rPr>
+            </w:pPr>
+            <w:r>
+              <w:rPr>
+                <w:rFonts w:ascii="Arial" w:hAnsi="Arial" w:cs="Arial"/>
+                <w:b/>
+                <w:bCs/>
+              </w:rPr>
+              <w:t>Gap</w:t>
+            </w:r>
+          </w:p>
+        </w:tc>
+      </w:tr>
+      <w:tr>
+        <w:tc>
+          <w:tcPr>
+            <w:tcW w:w="0" w:type="auto"/>
+            <w:tcBorders>
+              <w:top w:val="single" w:sz="2" w:space="0" w:color="auto"/>
+              <w:left w:val="single" w:sz="2" w:space="0" w:color="auto"/>
+              <w:bottom w:val="single" w:sz="2" w:space="0" w:color="auto"/>
+              <w:right w:val="single" w:sz="2" w:space="0" w:color="auto"/>
+            </w:tcBorders>
+            <w:tcMar>
+              <w:top w:w="0" w:type="dxa"/>
+              <w:left w:w="0" w:type="dxa"/>
+              <w:bottom w:w="0" w:type="dxa"/>
+              <w:right w:w="240" w:type="dxa"/>
+            </w:tcMar>
+            <w:hideMark/>
+          </w:tcPr>
+          <w:p>
+            <w:pPr>
+              <w:rPr>
+                <w:rFonts w:ascii="Arial" w:hAnsi="Arial" w:cs="Arial"/>
+              </w:rPr>
+            </w:pPr>
+            <w:r>
+              <w:rPr>
+                <w:rFonts w:ascii="Arial" w:hAnsi="Arial" w:cs="Arial"/>
+              </w:rPr>
+              <w:t>Baseline MLP (allele only)</w:t>
+            </w:r>
+          </w:p>
+        </w:tc>
+        <w:tc>
+          <w:tcPr>
+            <w:tcW w:w="0" w:type="auto"/>
+            <w:tcBorders>
+              <w:top w:val="single" w:sz="2" w:space="0" w:color="auto"/>
+              <w:left w:val="single" w:sz="2" w:space="0" w:color="auto"/>
+              <w:bottom w:val="single" w:sz="2" w:space="0" w:color="auto"/>
+              <w:right w:val="single" w:sz="2" w:space="0" w:color="auto"/>
+            </w:tcBorders>
+            <w:tcMar>
+              <w:top w:w="0" w:type="dxa"/>
+              <w:left w:w="0" w:type="dxa"/>
+              <w:bottom w:w="0" w:type="dxa"/>
+              <w:right w:w="240" w:type="dxa"/>
+            </w:tcMar>
+            <w:hideMark/>
+          </w:tcPr>
+          <w:p>
+            <w:pPr>
+              <w:rPr>
+                <w:rFonts w:ascii="Arial" w:hAnsi="Arial" w:cs="Arial"/>
+              </w:rPr>
+            </w:pPr>
+            <w:r>
+              <w:rPr>
+                <w:rFonts w:ascii="Arial" w:hAnsi="Arial" w:cs="Arial"/>
+              </w:rPr>
+              <w:t>0.59</w:t>
+            </w:r>
+          </w:p>
+        </w:tc>
+        <w:tc>
+          <w:tcPr>
+            <w:tcW w:w="0" w:type="auto"/>
+            <w:tcBorders>
+              <w:top w:val="single" w:sz="2" w:space="0" w:color="auto"/>
+              <w:left w:val="single" w:sz="2" w:space="0" w:color="auto"/>
+              <w:bottom w:val="single" w:sz="2" w:space="0" w:color="auto"/>
+              <w:right w:val="single" w:sz="2" w:space="0" w:color="auto"/>
+            </w:tcBorders>
+            <w:tcMar>
+              <w:top w:w="0" w:type="dxa"/>
+              <w:left w:w="0" w:type="dxa"/>
+              <w:bottom w:w="0" w:type="dxa"/>
+              <w:right w:w="240" w:type="dxa"/>
+            </w:tcMar>
+            <w:hideMark/>
+          </w:tcPr>
+          <w:p>
+            <w:pPr>
+              <w:rPr>
+                <w:rFonts w:ascii="Arial" w:hAnsi="Arial" w:cs="Arial"/>
+              </w:rPr>
+            </w:pPr>
+            <w:r>
+              <w:rPr>
+                <w:rFonts w:ascii="Arial" w:hAnsi="Arial" w:cs="Arial"/>
+              </w:rPr>
+              <w:t>TBD</w:t>
+            </w:r>
+          </w:p>
+        </w:tc>
+        <w:tc>
+          <w:tcPr>
+            <w:tcW w:w="0" w:type="auto"/>
+            <w:tcBorders>
+              <w:top w:val="single" w:sz="2" w:space="0" w:color="auto"/>
+              <w:left w:val="single" w:sz="2" w:space="0" w:color="auto"/>
+              <w:bottom w:val="single" w:sz="2" w:space="0" w:color="auto"/>
+              <w:right w:val="single" w:sz="2" w:space="0" w:color="auto"/>
+            </w:tcBorders>
+            <w:tcMar>
+              <w:top w:w="0" w:type="dxa"/>
+              <w:left w:w="0" w:type="dxa"/>
+              <w:bottom w:w="0" w:type="dxa"/>
+              <w:right w:w="240" w:type="dxa"/>
+            </w:tcMar>
+            <w:hideMark/>
+          </w:tcPr>
+          <w:p>
+            <w:pPr>
+              <w:rPr>
+                <w:rFonts w:ascii="Arial" w:hAnsi="Arial" w:cs="Arial"/>
+              </w:rPr>
+            </w:pPr>
+            <w:r>
+              <w:rPr>
+                <w:rFonts w:ascii="Arial" w:hAnsi="Arial" w:cs="Arial"/>
+              </w:rPr>
+              <w:t>TBD</w:t>
+            </w:r>
+          </w:p>
+        </w:tc>
+        <w:tc>
+          <w:tcPr>
+            <w:tcW w:w="0" w:type="auto"/>
+            <w:tcBorders>
+              <w:top w:val="single" w:sz="2" w:space="0" w:color="auto"/>
+              <w:left w:val="single" w:sz="2" w:space="0" w:color="auto"/>
+              <w:bottom w:val="single" w:sz="2" w:space="0" w:color="auto"/>
+              <w:right w:val="single" w:sz="2" w:space="0" w:color="auto"/>
+            </w:tcBorders>
+            <w:tcMar>
+              <w:top w:w="0" w:type="dxa"/>
+              <w:left w:w="0" w:type="dxa"/>
+              <w:bottom w:w="0" w:type="dxa"/>
+              <w:right w:w="240" w:type="dxa"/>
+            </w:tcMar>
+            <w:hideMark/>
+          </w:tcPr>
+          <w:p>
+            <w:pPr>
+              <w:rPr>
+                <w:rFonts w:ascii="Arial" w:hAnsi="Arial" w:cs="Arial"/>
+              </w:rPr>
+            </w:pPr>
+            <w:r>
+              <w:rPr>
+                <w:rFonts w:ascii="Arial" w:hAnsi="Arial" w:cs="Arial"/>
+              </w:rPr>
+              <w:t>TBD</w:t>
+            </w:r>
+          </w:p>
+        </w:tc>
+      </w:tr>
+      <w:tr>
+        <w:tc>
+          <w:tcPr>
+            <w:tcW w:w="0" w:type="auto"/>
+            <w:tcBorders>
+              <w:top w:val="single" w:sz="2" w:space="0" w:color="auto"/>
+              <w:left w:val="single" w:sz="2" w:space="0" w:color="auto"/>
+              <w:bottom w:val="single" w:sz="2" w:space="0" w:color="auto"/>
+              <w:right w:val="single" w:sz="2" w:space="0" w:color="auto"/>
+            </w:tcBorders>
+            <w:tcMar>
+              <w:top w:w="0" w:type="dxa"/>
+              <w:left w:w="0" w:type="dxa"/>
+              <w:bottom w:w="0" w:type="dxa"/>
+              <w:right w:w="240" w:type="dxa"/>
+            </w:tcMar>
+            <w:hideMark/>
+          </w:tcPr>
+          <w:p>
+            <w:pPr>
+              <w:rPr>
+                <w:rFonts w:ascii="Arial" w:hAnsi="Arial" w:cs="Arial"/>
+              </w:rPr>
+            </w:pPr>
+            <w:r>
+              <w:rPr>
+                <w:rFonts w:ascii="Arial" w:hAnsi="Arial" w:cs="Arial"/>
+              </w:rPr>
+              <w:t>Enriched MLP (gene/</w:t>
+            </w:r>
+            <w:proofErr w:type="spellStart"/>
+            <w:r>
+              <w:rPr>
+                <w:rFonts w:ascii="Arial" w:hAnsi="Arial" w:cs="Arial"/>
+              </w:rPr>
+              <w:t>chrom</w:t>
+            </w:r>
+            <w:proofErr w:type="spellEnd"/>
+            <w:r>
+              <w:rPr>
+                <w:rFonts w:ascii="Arial" w:hAnsi="Arial" w:cs="Arial"/>
+              </w:rPr>
+              <w:t>)</w:t>
+            </w:r>
+          </w:p>
+        </w:tc>
+        <w:tc>
+          <w:tcPr>
+            <w:tcW w:w="0" w:type="auto"/>
+            <w:tcBorders>
+              <w:top w:val="single" w:sz="2" w:space="0" w:color="auto"/>
+              <w:left w:val="single" w:sz="2" w:space="0" w:color="auto"/>
+              <w:bottom w:val="single" w:sz="2" w:space="0" w:color="auto"/>
+              <w:right w:val="single" w:sz="2" w:space="0" w:color="auto"/>
+            </w:tcBorders>
+            <w:tcMar>
+              <w:top w:w="0" w:type="dxa"/>
+              <w:left w:w="0" w:type="dxa"/>
+              <w:bottom w:w="0" w:type="dxa"/>
+              <w:right w:w="240" w:type="dxa"/>
+            </w:tcMar>
+            <w:hideMark/>
+          </w:tcPr>
+          <w:p>
+            <w:pPr>
+              <w:rPr>
+                <w:rFonts w:ascii="Arial" w:hAnsi="Arial" w:cs="Arial"/>
+              </w:rPr>
+            </w:pPr>
+            <w:r>
+              <w:rPr>
+                <w:rFonts w:ascii="Arial" w:hAnsi="Arial" w:cs="Arial"/>
+              </w:rPr>
+              <w:t>0.67</w:t>
+            </w:r>
+          </w:p>
+        </w:tc>
+        <w:tc>
+          <w:tcPr>
+            <w:tcW w:w="0" w:type="auto"/>
+            <w:tcBorders>
+              <w:top w:val="single" w:sz="2" w:space="0" w:color="auto"/>
+              <w:left w:val="single" w:sz="2" w:space="0" w:color="auto"/>
+              <w:bottom w:val="single" w:sz="2" w:space="0" w:color="auto"/>
+              <w:right w:val="single" w:sz="2" w:space="0" w:color="auto"/>
+            </w:tcBorders>
+            <w:tcMar>
+              <w:top w:w="0" w:type="dxa"/>
+              <w:left w:w="0" w:type="dxa"/>
+              <w:bottom w:w="0" w:type="dxa"/>
+              <w:right w:w="240" w:type="dxa"/>
+            </w:tcMar>
+            <w:hideMark/>
+          </w:tcPr>
+          <w:p>
+            <w:pPr>
+              <w:rPr>
+                <w:rFonts w:ascii="Arial" w:hAnsi="Arial" w:cs="Arial"/>
+              </w:rPr>
+            </w:pPr>
+            <w:r>
+              <w:rPr>
+                <w:rFonts w:ascii="Arial" w:hAnsi="Arial" w:cs="Arial"/>
+              </w:rPr>
+              <w:t>0.83</w:t>
+            </w:r>
+          </w:p>
+        </w:tc>
+        <w:tc>
+          <w:tcPr>
+            <w:tcW w:w="0" w:type="auto"/>
+            <w:tcBorders>
+              <w:top w:val="single" w:sz="2" w:space="0" w:color="auto"/>
+              <w:left w:val="single" w:sz="2" w:space="0" w:color="auto"/>
+              <w:bottom w:val="single" w:sz="2" w:space="0" w:color="auto"/>
+              <w:right w:val="single" w:sz="2" w:space="0" w:color="auto"/>
+            </w:tcBorders>
+            <w:tcMar>
+              <w:top w:w="0" w:type="dxa"/>
+              <w:left w:w="0" w:type="dxa"/>
+              <w:bottom w:w="0" w:type="dxa"/>
+              <w:right w:w="240" w:type="dxa"/>
+            </w:tcMar>
+            <w:hideMark/>
+          </w:tcPr>
+          <w:p>
+            <w:pPr>
+              <w:rPr>
+                <w:rFonts w:ascii="Arial" w:hAnsi="Arial" w:cs="Arial"/>
+              </w:rPr>
+            </w:pPr>
+            <w:r>
+              <w:rPr>
+                <w:rFonts w:ascii="Arial" w:hAnsi="Arial" w:cs="Arial"/>
+              </w:rPr>
+              <w:t>0.61</w:t>
+            </w:r>
+          </w:p>
+        </w:tc>
+        <w:tc>
+          <w:tcPr>
+            <w:tcW w:w="0" w:type="auto"/>
+            <w:tcBorders>
+              <w:top w:val="single" w:sz="2" w:space="0" w:color="auto"/>
+              <w:left w:val="single" w:sz="2" w:space="0" w:color="auto"/>
+              <w:bottom w:val="single" w:sz="2" w:space="0" w:color="auto"/>
+              <w:right w:val="single" w:sz="2" w:space="0" w:color="auto"/>
+            </w:tcBorders>
+            <w:tcMar>
+              <w:top w:w="0" w:type="dxa"/>
+              <w:left w:w="0" w:type="dxa"/>
+              <w:bottom w:w="0" w:type="dxa"/>
+              <w:right w:w="240" w:type="dxa"/>
+            </w:tcMar>
+            <w:hideMark/>
+          </w:tcPr>
+          <w:p>
+            <w:pPr>
+              <w:rPr>
+                <w:rFonts w:ascii="Arial" w:hAnsi="Arial" w:cs="Arial"/>
+              </w:rPr>
+            </w:pPr>
+            <w:r>
+              <w:rPr>
+                <w:rFonts w:ascii="Arial" w:hAnsi="Arial" w:cs="Arial"/>
+              </w:rPr>
+              <w:t>0.22</w:t>
+            </w:r>
+          </w:p>
+        </w:tc>
+      </w:tr>
+      <w:tr>
+        <w:tc>
+          <w:tcPr>
+            <w:tcW w:w="0" w:type="auto"/>
+            <w:tcBorders>
+              <w:top w:val="single" w:sz="2" w:space="0" w:color="auto"/>
+              <w:left w:val="single" w:sz="2" w:space="0" w:color="auto"/>
+              <w:bottom w:val="single" w:sz="2" w:space="0" w:color="auto"/>
+              <w:right w:val="single" w:sz="2" w:space="0" w:color="auto"/>
+            </w:tcBorders>
+            <w:tcMar>
+              <w:top w:w="0" w:type="dxa"/>
+              <w:left w:w="0" w:type="dxa"/>
+              <w:bottom w:w="0" w:type="dxa"/>
+              <w:right w:w="240" w:type="dxa"/>
+            </w:tcMar>
+            <w:hideMark/>
+          </w:tcPr>
+          <w:p>
+            <w:pPr>
+              <w:rPr>
+                <w:rFonts w:ascii="Arial" w:hAnsi="Arial" w:cs="Arial"/>
+              </w:rPr>
+            </w:pPr>
+            <w:r>
+              <w:rPr>
+                <w:rFonts w:ascii="Arial" w:hAnsi="Arial" w:cs="Arial"/>
+              </w:rPr>
+              <w:t>CNN (flanking sequence)</w:t>
+            </w:r>
+          </w:p>
+        </w:tc>
+        <w:tc>
+          <w:tcPr>
+            <w:tcW w:w="0" w:type="auto"/>
+            <w:tcBorders>
+              <w:top w:val="single" w:sz="2" w:space="0" w:color="auto"/>
+              <w:left w:val="single" w:sz="2" w:space="0" w:color="auto"/>
+              <w:bottom w:val="single" w:sz="2" w:space="0" w:color="auto"/>
+              <w:right w:val="single" w:sz="2" w:space="0" w:color="auto"/>
+            </w:tcBorders>
+            <w:tcMar>
+              <w:top w:w="0" w:type="dxa"/>
+              <w:left w:w="0" w:type="dxa"/>
+              <w:bottom w:w="0" w:type="dxa"/>
+              <w:right w:w="240" w:type="dxa"/>
+            </w:tcMar>
+            <w:hideMark/>
+          </w:tcPr>
+          <w:p>
+            <w:pPr>
+              <w:rPr>
+                <w:rFonts w:ascii="Arial" w:hAnsi="Arial" w:cs="Arial"/>
+              </w:rPr>
+            </w:pPr>
+            <w:r>
+              <w:rPr>
+                <w:rFonts w:ascii="Arial" w:hAnsi="Arial" w:cs="Arial"/>
+              </w:rPr>
+              <w:t>TBD</w:t>
+            </w:r>
+          </w:p>
+        </w:tc>
+        <w:tc>
+          <w:tcPr>
+            <w:tcW w:w="0" w:type="auto"/>
+            <w:tcBorders>
+              <w:top w:val="single" w:sz="2" w:space="0" w:color="auto"/>
+              <w:left w:val="single" w:sz="2" w:space="0" w:color="auto"/>
+              <w:bottom w:val="single" w:sz="2" w:space="0" w:color="auto"/>
+              <w:right w:val="single" w:sz="2" w:space="0" w:color="auto"/>
+            </w:tcBorders>
+            <w:tcMar>
+              <w:top w:w="0" w:type="dxa"/>
+              <w:left w:w="0" w:type="dxa"/>
+              <w:bottom w:w="0" w:type="dxa"/>
+              <w:right w:w="240" w:type="dxa"/>
+            </w:tcMar>
+            <w:hideMark/>
+          </w:tcPr>
+          <w:p>
+            <w:pPr>
+              <w:rPr>
+                <w:rFonts w:ascii="Arial" w:hAnsi="Arial" w:cs="Arial"/>
+              </w:rPr>
+            </w:pPr>
+            <w:r>
+              <w:rPr>
+                <w:rFonts w:ascii="Arial" w:hAnsi="Arial" w:cs="Arial"/>
+              </w:rPr>
+              <w:t>TBD</w:t>
+            </w:r>
+          </w:p>
+        </w:tc>
+        <w:tc>
+          <w:tcPr>
+            <w:tcW w:w="0" w:type="auto"/>
+            <w:tcBorders>
+              <w:top w:val="single" w:sz="2" w:space="0" w:color="auto"/>
+              <w:left w:val="single" w:sz="2" w:space="0" w:color="auto"/>
+              <w:bottom w:val="single" w:sz="2" w:space="0" w:color="auto"/>
+              <w:right w:val="single" w:sz="2" w:space="0" w:color="auto"/>
+            </w:tcBorders>
+            <w:tcMar>
+              <w:top w:w="0" w:type="dxa"/>
+              <w:left w:w="0" w:type="dxa"/>
+              <w:bottom w:w="0" w:type="dxa"/>
+              <w:right w:w="240" w:type="dxa"/>
+            </w:tcMar>
+            <w:hideMark/>
+          </w:tcPr>
+          <w:p>
+            <w:pPr>
+              <w:rPr>
+                <w:rFonts w:ascii="Arial" w:hAnsi="Arial" w:cs="Arial"/>
+              </w:rPr>
+            </w:pPr>
+            <w:r>
+              <w:rPr>
+                <w:rFonts w:ascii="Arial" w:hAnsi="Arial" w:cs="Arial"/>
+              </w:rPr>
+              <w:t>TBD</w:t>
+            </w:r>
+          </w:p>
+        </w:tc>
+        <w:tc>
+          <w:tcPr>
+            <w:tcW w:w="0" w:type="auto"/>
+            <w:tcBorders>
+              <w:top w:val="single" w:sz="2" w:space="0" w:color="auto"/>
+              <w:left w:val="single" w:sz="2" w:space="0" w:color="auto"/>
+              <w:bottom w:val="single" w:sz="2" w:space="0" w:color="auto"/>
+              <w:right w:val="single" w:sz="2" w:space="0" w:color="auto"/>
+            </w:tcBorders>
+            <w:tcMar>
+              <w:top w:w="0" w:type="dxa"/>
+              <w:left w:w="0" w:type="dxa"/>
+              <w:bottom w:w="0" w:type="dxa"/>
+              <w:right w:w="240" w:type="dxa"/>
+            </w:tcMar>
+            <w:hideMark/>
+          </w:tcPr>
+          <w:p>
+            <w:pPr>
+              <w:rPr>
+                <w:rFonts w:ascii="Arial" w:hAnsi="Arial" w:cs="Arial"/>
+              </w:rPr>
+            </w:pPr>
+            <w:r>
+              <w:rPr>
+                <w:rFonts w:ascii="Arial" w:hAnsi="Arial" w:cs="Arial"/>
+              </w:rPr>
+              <w:t>TBD</w:t>
+            </w:r>
+          </w:p>
+        </w:tc>
+      </w:tr>
+    </w:tbl>
+    <w:p>
+      <w:pPr>
+        <w:rPr>
+          <w:rFonts w:ascii="Arial" w:hAnsi="Arial" w:cs="Arial"/>
+        </w:rPr>
+      </w:pPr>
+      <w:r>
+        <w:rPr>
+          <w:rFonts w:ascii="Arial" w:hAnsi="Arial" w:cs="Arial"/>
+        </w:rPr>
+        <w:t>We should run the same per-group analysis on the baseline MLP and the CNN so we can compare all three rows. That gap column tells the real story.</w:t>
+      </w:r>
+    </w:p>
+    <w:p>
+      <w:pPr>
+        <w:rPr>
+          <w:rFonts w:ascii="Arial" w:hAnsi="Arial" w:cs="Arial"/>
+        </w:rPr>
+      </w:pPr>
+      <w:r>
+        <w:rPr>
+          <w:rFonts w:ascii="Arial" w:hAnsi="Arial" w:cs="Arial"/>
+        </w:rPr>
+        <w:pict w14:anchorId="10232228">
+          <v:rect id="_x0000_i1088" style="width:0;height:0" o:hralign="center" o:hrstd="t" o:hr="t" fillcolor="#a0a0a0" stroked="f"/>
+        </w:pict>
+      </w:r>
+    </w:p>
+    <w:p>
+      <w:pPr>
+        <w:rPr>
+          <w:rFonts w:ascii="Arial" w:hAnsi="Arial" w:cs="Arial"/>
+        </w:rPr>
+      </w:pPr>
+      <w:r>
+        <w:rPr>
+          <w:rFonts w:ascii="Arial" w:hAnsi="Arial" w:cs="Arial"/>
+        </w:rPr>
+        <w:t>Log this immediately — it's too important to lose:</w:t>
+      </w:r>
+    </w:p>
+    <w:p>
+      <w:pPr>
+        <w:rPr>
+          <w:rFonts w:ascii="Arial" w:hAnsi="Arial" w:cs="Arial"/>
+        </w:rPr>
+      </w:pPr>
+      <w:proofErr w:type="spellStart"/>
+      <w:r>
+        <w:rPr>
+          <w:rFonts w:ascii="Arial" w:hAnsi="Arial" w:cs="Arial"/>
+        </w:rPr>
+        <w:t>powershell</w:t>
+      </w:r>
+      <w:proofErr w:type="spellEnd"/>
+    </w:p>
+    <w:p>
+      <w:pPr>
+        <w:rPr>
+          <w:rFonts w:ascii="Arial" w:hAnsi="Arial" w:cs="Arial"/>
+        </w:rPr>
+      </w:pPr>
+      <w:r>
+        <w:rPr>
+          <w:rFonts w:ascii="Arial" w:hAnsi="Arial" w:cs="Arial"/>
+        </w:rPr>
+        <w:t>cd D:\projects\claude_code\dissertation\research-notes</w:t>
+      </w:r>
+    </w:p>
+    <w:p>
+      <w:pPr>
+        <w:rPr>
+          <w:rFonts w:ascii="Arial" w:hAnsi="Arial" w:cs="Arial"/>
+        </w:rPr>
+      </w:pPr>
+      <w:r>
+        <w:rPr>
+          <w:rFonts w:ascii="Arial" w:hAnsi="Arial" w:cs="Arial"/>
+        </w:rPr>
+        <w:t>Add to </w:t>
+      </w:r>
+      <w:proofErr w:type="spellStart"/>
+      <w:r>
+        <w:rPr>
+          <w:rFonts w:ascii="Arial" w:hAnsi="Arial" w:cs="Arial"/>
+        </w:rPr>
+        <w:t>clinvar_observations</w:t>
+      </w:r>
+      <w:proofErr w:type="spellEnd"/>
+      <w:r>
+        <w:rPr>
+          <w:rFonts w:ascii="Arial" w:hAnsi="Arial" w:cs="Arial"/>
+        </w:rPr>
+        <w:t>/confounders.md:</w:t>
+      </w:r>
+    </w:p>
+    <w:p>
+      <w:pPr>
+        <w:rPr>
+          <w:rFonts w:ascii="Arial" w:hAnsi="Arial" w:cs="Arial"/>
+        </w:rPr>
+      </w:pPr>
+      <w:r>
+        <w:rPr>
+          <w:rFonts w:ascii="Arial" w:hAnsi="Arial" w:cs="Arial"/>
+        </w:rPr>
+        <w:t>markdown</w:t>
+      </w:r>
+    </w:p>
+    <w:p>
+      <w:pPr>
+        <w:rPr>
+          <w:rFonts w:ascii="Arial" w:hAnsi="Arial" w:cs="Arial"/>
+        </w:rPr>
+      </w:pPr>
+      <w:r>
+        <w:rPr>
+          <w:rFonts w:ascii="Arial" w:hAnsi="Arial" w:cs="Arial"/>
+          <w:b/>
+          <w:bCs/>
+        </w:rPr>
+        <w:t>## [2026-07-06] Quantitative confounder evidence — AUC gap by gene representation</w:t>
+      </w:r>
+    </w:p>
+    <w:p>
+      <w:pPr>
+        <w:rPr>
+          <w:rFonts w:ascii="Arial" w:hAnsi="Arial" w:cs="Arial"/>
+        </w:rPr>
+      </w:pPr>
+    </w:p>
+    <w:p>
+      <w:pPr>
+        <w:rPr>
+          <w:rFonts w:ascii="Arial" w:hAnsi="Arial" w:cs="Arial"/>
+        </w:rPr>
+      </w:pPr>
+      <w:r>
+        <w:rPr>
+          <w:rFonts w:ascii="Arial" w:hAnsi="Arial" w:cs="Arial"/>
+        </w:rPr>
+        <w:t>Enriched MLP evaluated on test set split by gene representation:</w:t>
+      </w:r>
+    </w:p>
+    <w:p>
+      <w:pPr>
+        <w:rPr>
+          <w:rFonts w:ascii="Arial" w:hAnsi="Arial" w:cs="Arial"/>
+        </w:rPr>
+      </w:pPr>
+    </w:p>
+    <w:p>
+      <w:pPr>
+        <w:rPr>
+          <w:rFonts w:ascii="Arial" w:hAnsi="Arial" w:cs="Arial"/>
+        </w:rPr>
+      </w:pPr>
+      <w:r>
+        <w:rPr>
+          <w:rFonts w:ascii="Arial" w:hAnsi="Arial" w:cs="Arial"/>
+        </w:rPr>
+        <w:t>- Overall AUC:      0.6693</w:t>
+      </w:r>
+    </w:p>
+    <w:p>
+      <w:pPr>
+        <w:rPr>
+          <w:rFonts w:ascii="Arial" w:hAnsi="Arial" w:cs="Arial"/>
+        </w:rPr>
+      </w:pPr>
+      <w:r>
+        <w:rPr>
+          <w:rFonts w:ascii="Arial" w:hAnsi="Arial" w:cs="Arial"/>
+        </w:rPr>
+        <w:t xml:space="preserve">- Top-50 gene AUC:  </w:t>
+      </w:r>
+      <w:proofErr w:type="gramStart"/>
+      <w:r>
+        <w:rPr>
+          <w:rFonts w:ascii="Arial" w:hAnsi="Arial" w:cs="Arial"/>
+        </w:rPr>
+        <w:t>0.8285  (</w:t>
+      </w:r>
+      <w:proofErr w:type="gramEnd"/>
+      <w:r>
+        <w:rPr>
+          <w:rFonts w:ascii="Arial" w:hAnsi="Arial" w:cs="Arial"/>
+        </w:rPr>
+        <w:t>13,451 variants — well-studied genes)</w:t>
+      </w:r>
+    </w:p>
+    <w:p>
+      <w:pPr>
+        <w:rPr>
+          <w:rFonts w:ascii="Arial" w:hAnsi="Arial" w:cs="Arial"/>
+        </w:rPr>
+      </w:pPr>
+      <w:r>
+        <w:rPr>
+          <w:rFonts w:ascii="Arial" w:hAnsi="Arial" w:cs="Arial"/>
+        </w:rPr>
+        <w:t xml:space="preserve">- "Other" gene AUC: </w:t>
+      </w:r>
+      <w:proofErr w:type="gramStart"/>
+      <w:r>
+        <w:rPr>
+          <w:rFonts w:ascii="Arial" w:hAnsi="Arial" w:cs="Arial"/>
+        </w:rPr>
+        <w:t>0.6127  (</w:t>
+      </w:r>
+      <w:proofErr w:type="gramEnd"/>
+      <w:r>
+        <w:rPr>
+          <w:rFonts w:ascii="Arial" w:hAnsi="Arial" w:cs="Arial"/>
+        </w:rPr>
+        <w:t>54,914 variants — understudied genes)</w:t>
+      </w:r>
+    </w:p>
+    <w:p>
+      <w:pPr>
+        <w:rPr>
+          <w:rFonts w:ascii="Arial" w:hAnsi="Arial" w:cs="Arial"/>
+        </w:rPr>
+      </w:pPr>
+      <w:r>
+        <w:rPr>
+          <w:rFonts w:ascii="Arial" w:hAnsi="Arial" w:cs="Arial"/>
+        </w:rPr>
+        <w:t>- AUC gap:          0.2158</w:t>
+      </w:r>
+    </w:p>
+    <w:p>
+      <w:pPr>
+        <w:rPr>
+          <w:rFonts w:ascii="Arial" w:hAnsi="Arial" w:cs="Arial"/>
+        </w:rPr>
+      </w:pPr>
+    </w:p>
+    <w:p>
+      <w:pPr>
+        <w:rPr>
+          <w:rFonts w:ascii="Arial" w:hAnsi="Arial" w:cs="Arial"/>
+        </w:rPr>
+      </w:pPr>
+      <w:r>
+        <w:rPr>
+          <w:rFonts w:ascii="Arial" w:hAnsi="Arial" w:cs="Arial"/>
+        </w:rPr>
+        <w:lastRenderedPageBreak/>
+        <w:t xml:space="preserve">[ARGUMENT SHIFT] This is the core quantitative finding of the </w:t>
+      </w:r>
+      <w:proofErr w:type="spellStart"/>
+      <w:r>
+        <w:rPr>
+          <w:rFonts w:ascii="Arial" w:hAnsi="Arial" w:cs="Arial"/>
+        </w:rPr>
+        <w:t>ClinVar</w:t>
+      </w:r>
+      <w:proofErr w:type="spellEnd"/>
+      <w:r>
+        <w:rPr>
+          <w:rFonts w:ascii="Arial" w:hAnsi="Arial" w:cs="Arial"/>
+        </w:rPr>
+        <w:t xml:space="preserve"> stage.</w:t>
+      </w:r>
+    </w:p>
+    <w:p>
+      <w:pPr>
+        <w:rPr>
+          <w:rFonts w:ascii="Arial" w:hAnsi="Arial" w:cs="Arial"/>
+        </w:rPr>
+      </w:pPr>
+      <w:r>
+        <w:rPr>
+          <w:rFonts w:ascii="Arial" w:hAnsi="Arial" w:cs="Arial"/>
+        </w:rPr>
+        <w:t>A 0.22 AUC gap between well-studied and understudied genes directly demonstrates</w:t>
+      </w:r>
+    </w:p>
+    <w:p>
+      <w:pPr>
+        <w:rPr>
+          <w:rFonts w:ascii="Arial" w:hAnsi="Arial" w:cs="Arial"/>
+        </w:rPr>
+      </w:pPr>
+      <w:r>
+        <w:rPr>
+          <w:rFonts w:ascii="Arial" w:hAnsi="Arial" w:cs="Arial"/>
+        </w:rPr>
+        <w:t>that model performance is bounded by database representation bias, not biological</w:t>
+      </w:r>
+    </w:p>
+    <w:p>
+      <w:pPr>
+        <w:rPr>
+          <w:rFonts w:ascii="Arial" w:hAnsi="Arial" w:cs="Arial"/>
+        </w:rPr>
+      </w:pPr>
+      <w:r>
+        <w:rPr>
+          <w:rFonts w:ascii="Arial" w:hAnsi="Arial" w:cs="Arial"/>
+        </w:rPr>
+        <w:t>signal. The model is least reliable for variants in understudied genes —</w:t>
+      </w:r>
+    </w:p>
+    <w:p>
+      <w:pPr>
+        <w:rPr>
+          <w:rFonts w:ascii="Arial" w:hAnsi="Arial" w:cs="Arial"/>
+        </w:rPr>
+      </w:pPr>
+      <w:r>
+        <w:rPr>
+          <w:rFonts w:ascii="Arial" w:hAnsi="Arial" w:cs="Arial"/>
+        </w:rPr>
+        <w:t>disproportionately variants from underrepresented populations.</w:t>
+      </w:r>
+    </w:p>
+    <w:p>
+      <w:pPr>
+        <w:rPr>
+          <w:rFonts w:ascii="Arial" w:hAnsi="Arial" w:cs="Arial"/>
+        </w:rPr>
+      </w:pPr>
+    </w:p>
+    <w:p>
+      <w:pPr>
+        <w:rPr>
+          <w:rFonts w:ascii="Arial" w:hAnsi="Arial" w:cs="Arial"/>
+        </w:rPr>
+      </w:pPr>
+      <w:r>
+        <w:rPr>
+          <w:rFonts w:ascii="Arial" w:hAnsi="Arial" w:cs="Arial"/>
+        </w:rPr>
+        <w:t>This result quantitatively predicts the cross-population failure demonstrated</w:t>
+      </w:r>
+    </w:p>
+    <w:p>
+      <w:pPr>
+        <w:rPr>
+          <w:rFonts w:ascii="Arial" w:hAnsi="Arial" w:cs="Arial"/>
+        </w:rPr>
+      </w:pPr>
+      <w:r>
+        <w:rPr>
+          <w:rFonts w:ascii="Arial" w:hAnsi="Arial" w:cs="Arial"/>
+        </w:rPr>
+        <w:t xml:space="preserve">in the Year 3 </w:t>
+      </w:r>
+      <w:proofErr w:type="spellStart"/>
+      <w:r>
+        <w:rPr>
+          <w:rFonts w:ascii="Arial" w:hAnsi="Arial" w:cs="Arial"/>
+        </w:rPr>
+        <w:t>deconfounding</w:t>
+      </w:r>
+      <w:proofErr w:type="spellEnd"/>
+      <w:r>
+        <w:rPr>
+          <w:rFonts w:ascii="Arial" w:hAnsi="Arial" w:cs="Arial"/>
+        </w:rPr>
+        <w:t xml:space="preserve"> project. A model that struggles on understudied</w:t>
+      </w:r>
+    </w:p>
+    <w:p>
+      <w:pPr>
+        <w:rPr>
+          <w:rFonts w:ascii="Arial" w:hAnsi="Arial" w:cs="Arial"/>
+        </w:rPr>
+      </w:pPr>
+      <w:r>
+        <w:rPr>
+          <w:rFonts w:ascii="Arial" w:hAnsi="Arial" w:cs="Arial"/>
+        </w:rPr>
+        <w:t xml:space="preserve">genes in </w:t>
+      </w:r>
+      <w:proofErr w:type="spellStart"/>
+      <w:r>
+        <w:rPr>
+          <w:rFonts w:ascii="Arial" w:hAnsi="Arial" w:cs="Arial"/>
+        </w:rPr>
+        <w:t>ClinVar</w:t>
+      </w:r>
+      <w:proofErr w:type="spellEnd"/>
+      <w:r>
+        <w:rPr>
+          <w:rFonts w:ascii="Arial" w:hAnsi="Arial" w:cs="Arial"/>
+        </w:rPr>
+        <w:t xml:space="preserve"> will struggle on understudied population variants in TCGA.</w:t>
+      </w:r>
+    </w:p>
+    <w:p>
+      <w:pPr>
+        <w:rPr>
+          <w:rFonts w:ascii="Arial" w:hAnsi="Arial" w:cs="Arial"/>
+        </w:rPr>
+      </w:pPr>
+    </w:p>
+    <w:p>
+      <w:pPr>
+        <w:rPr>
+          <w:rFonts w:ascii="Arial" w:hAnsi="Arial" w:cs="Arial"/>
+        </w:rPr>
+      </w:pPr>
+      <w:r>
+        <w:rPr>
+          <w:rFonts w:ascii="Arial" w:hAnsi="Arial" w:cs="Arial"/>
+        </w:rPr>
+        <w:t>Dissertation use: Chapter 3 results, bridge to Year 3 motivation.</w:t>
+      </w:r>
+    </w:p>
+    <w:p>
+      <w:pPr>
+        <w:rPr>
+          <w:rFonts w:ascii="Arial" w:hAnsi="Arial" w:cs="Arial"/>
+        </w:rPr>
+      </w:pPr>
+    </w:p>
+    <w:p>
+      <w:pPr>
+        <w:rPr>
+          <w:rFonts w:ascii="Arial" w:hAnsi="Arial" w:cs="Arial"/>
+        </w:rPr>
+      </w:pPr>
+      <w:r>
+        <w:rPr>
+          <w:rFonts w:ascii="Arial" w:hAnsi="Arial" w:cs="Arial"/>
+        </w:rPr>
+        <w:t>Key quote candidate:</w:t>
+      </w:r>
+    </w:p>
+    <w:p>
+      <w:pPr>
+        <w:rPr>
+          <w:rFonts w:ascii="Arial" w:hAnsi="Arial" w:cs="Arial"/>
+        </w:rPr>
+      </w:pPr>
+      <w:r>
+        <w:rPr>
+          <w:rFonts w:ascii="Arial" w:hAnsi="Arial" w:cs="Arial"/>
+        </w:rPr>
+        <w:t>"Performance on variants in the top 50 most represented genes (AUC 0.83)</w:t>
+      </w:r>
+    </w:p>
+    <w:p>
+      <w:pPr>
+        <w:rPr>
+          <w:rFonts w:ascii="Arial" w:hAnsi="Arial" w:cs="Arial"/>
+        </w:rPr>
+      </w:pPr>
+      <w:r>
+        <w:rPr>
+          <w:rFonts w:ascii="Arial" w:hAnsi="Arial" w:cs="Arial"/>
+        </w:rPr>
+        <w:t>substantially exceeded performance on variants in understudied genes (AUC 0.61),</w:t>
+      </w:r>
+    </w:p>
+    <w:p>
+      <w:pPr>
+        <w:rPr>
+          <w:rFonts w:ascii="Arial" w:hAnsi="Arial" w:cs="Arial"/>
+        </w:rPr>
+      </w:pPr>
+      <w:r>
+        <w:rPr>
+          <w:rFonts w:ascii="Arial" w:hAnsi="Arial" w:cs="Arial"/>
+        </w:rPr>
+        <w:t xml:space="preserve">a gap of 0.22 AUC points. Since </w:t>
+      </w:r>
+      <w:proofErr w:type="spellStart"/>
+      <w:r>
+        <w:rPr>
+          <w:rFonts w:ascii="Arial" w:hAnsi="Arial" w:cs="Arial"/>
+        </w:rPr>
+        <w:t>ClinVar's</w:t>
+      </w:r>
+      <w:proofErr w:type="spellEnd"/>
+      <w:r>
+        <w:rPr>
+          <w:rFonts w:ascii="Arial" w:hAnsi="Arial" w:cs="Arial"/>
+        </w:rPr>
+        <w:t xml:space="preserve"> gene representation reflects decades</w:t>
+      </w:r>
+    </w:p>
+    <w:p>
+      <w:pPr>
+        <w:rPr>
+          <w:rFonts w:ascii="Arial" w:hAnsi="Arial" w:cs="Arial"/>
+        </w:rPr>
+      </w:pPr>
+      <w:r>
+        <w:rPr>
+          <w:rFonts w:ascii="Arial" w:hAnsi="Arial" w:cs="Arial"/>
+        </w:rPr>
+        <w:t>of genetic research conducted predominantly on European-ancestry populations,</w:t>
+      </w:r>
+    </w:p>
+    <w:p>
+      <w:pPr>
+        <w:rPr>
+          <w:rFonts w:ascii="Arial" w:hAnsi="Arial" w:cs="Arial"/>
+        </w:rPr>
+      </w:pPr>
+      <w:r>
+        <w:rPr>
+          <w:rFonts w:ascii="Arial" w:hAnsi="Arial" w:cs="Arial"/>
+        </w:rPr>
+        <w:t>this performance disparity has direct equity implications."</w:t>
+      </w:r>
+    </w:p>
+    <w:p>
+      <w:pPr>
+        <w:rPr>
+          <w:rFonts w:ascii="Arial" w:hAnsi="Arial" w:cs="Arial"/>
+        </w:rPr>
+      </w:pPr>
+      <w:r>
+        <w:rPr>
+          <w:rFonts w:ascii="Arial" w:hAnsi="Arial" w:cs="Arial"/>
+        </w:rPr>
+        <w:t>Don't commit yet — we'll do a full session commit at the end. Now let's plot the training curves for the enriched model and then move to the CNN.</w:t>
+      </w:r>
+    </w:p>
+    <w:p>
+      <w:pPr>
+        <w:rPr>
+          <w:rFonts w:ascii="Arial" w:hAnsi="Arial" w:cs="Arial"/>
+        </w:rPr>
+      </w:pPr>
+      <w:r>
+        <w:rPr>
+          <w:rFonts w:ascii="Arial" w:hAnsi="Arial" w:cs="Arial"/>
+        </w:rPr>
+        <w:t>python</w:t>
+      </w:r>
+    </w:p>
+    <w:p>
+      <w:pPr>
+        <w:rPr>
+          <w:rFonts w:ascii="Arial" w:hAnsi="Arial" w:cs="Arial"/>
+        </w:rPr>
+      </w:pPr>
+      <w:r>
+        <w:rPr>
+          <w:rFonts w:ascii="Arial" w:hAnsi="Arial" w:cs="Arial"/>
+        </w:rPr>
+        <w:t xml:space="preserve">fig, (ax1, ax2) = </w:t>
+      </w:r>
+      <w:proofErr w:type="spellStart"/>
+      <w:proofErr w:type="gramStart"/>
+      <w:r>
+        <w:rPr>
+          <w:rFonts w:ascii="Arial" w:hAnsi="Arial" w:cs="Arial"/>
+        </w:rPr>
+        <w:t>plt.subplots</w:t>
+      </w:r>
+      <w:proofErr w:type="spellEnd"/>
+      <w:proofErr w:type="gramEnd"/>
+      <w:r>
+        <w:rPr>
+          <w:rFonts w:ascii="Arial" w:hAnsi="Arial" w:cs="Arial"/>
+        </w:rPr>
+        <w:t xml:space="preserve">(1, 2, </w:t>
+      </w:r>
+      <w:proofErr w:type="spellStart"/>
+      <w:r>
+        <w:rPr>
+          <w:rFonts w:ascii="Arial" w:hAnsi="Arial" w:cs="Arial"/>
+        </w:rPr>
+        <w:t>figsize</w:t>
+      </w:r>
+      <w:proofErr w:type="spellEnd"/>
+      <w:proofErr w:type="gramStart"/>
+      <w:r>
+        <w:rPr>
+          <w:rFonts w:ascii="Arial" w:hAnsi="Arial" w:cs="Arial"/>
+        </w:rPr>
+        <w:t>=(</w:t>
+      </w:r>
+      <w:proofErr w:type="gramEnd"/>
+      <w:r>
+        <w:rPr>
+          <w:rFonts w:ascii="Arial" w:hAnsi="Arial" w:cs="Arial"/>
+        </w:rPr>
+        <w:t>12, 4))</w:t>
+      </w:r>
+    </w:p>
+    <w:p>
+      <w:pPr>
+        <w:rPr>
+          <w:rFonts w:ascii="Arial" w:hAnsi="Arial" w:cs="Arial"/>
+        </w:rPr>
+      </w:pPr>
+    </w:p>
+    <w:p>
+      <w:pPr>
+        <w:rPr>
+          <w:rFonts w:ascii="Arial" w:hAnsi="Arial" w:cs="Arial"/>
+        </w:rPr>
+      </w:pPr>
+      <w:r>
+        <w:rPr>
+          <w:rFonts w:ascii="Arial" w:hAnsi="Arial" w:cs="Arial"/>
+        </w:rPr>
+        <w:t xml:space="preserve">epochs = </w:t>
+      </w:r>
+      <w:proofErr w:type="gramStart"/>
+      <w:r>
+        <w:rPr>
+          <w:rFonts w:ascii="Arial" w:hAnsi="Arial" w:cs="Arial"/>
+        </w:rPr>
+        <w:t>range(</w:t>
+      </w:r>
+      <w:proofErr w:type="gramEnd"/>
+      <w:r>
+        <w:rPr>
+          <w:rFonts w:ascii="Arial" w:hAnsi="Arial" w:cs="Arial"/>
+        </w:rPr>
+        <w:t>1, NUM_EPOCHS + 1)</w:t>
+      </w:r>
+    </w:p>
+    <w:p>
+      <w:pPr>
+        <w:rPr>
+          <w:rFonts w:ascii="Arial" w:hAnsi="Arial" w:cs="Arial"/>
+        </w:rPr>
+      </w:pPr>
+    </w:p>
+    <w:p>
+      <w:pPr>
+        <w:rPr>
+          <w:rFonts w:ascii="Arial" w:hAnsi="Arial" w:cs="Arial"/>
+        </w:rPr>
+      </w:pPr>
+      <w:r>
+        <w:rPr>
+          <w:rFonts w:ascii="Arial" w:hAnsi="Arial" w:cs="Arial"/>
+        </w:rPr>
+        <w:t xml:space="preserve">ax1.plot(epochs, </w:t>
+      </w:r>
+      <w:proofErr w:type="spellStart"/>
+      <w:r>
+        <w:rPr>
+          <w:rFonts w:ascii="Arial" w:hAnsi="Arial" w:cs="Arial"/>
+        </w:rPr>
+        <w:t>history_enriched</w:t>
+      </w:r>
+      <w:proofErr w:type="spellEnd"/>
+      <w:r>
+        <w:rPr>
+          <w:rFonts w:ascii="Arial" w:hAnsi="Arial" w:cs="Arial"/>
+        </w:rPr>
+        <w:t>['</w:t>
+      </w:r>
+      <w:proofErr w:type="spellStart"/>
+      <w:r>
+        <w:rPr>
+          <w:rFonts w:ascii="Arial" w:hAnsi="Arial" w:cs="Arial"/>
+        </w:rPr>
+        <w:t>train_loss</w:t>
+      </w:r>
+      <w:proofErr w:type="spellEnd"/>
+      <w:r>
+        <w:rPr>
+          <w:rFonts w:ascii="Arial" w:hAnsi="Arial" w:cs="Arial"/>
+        </w:rPr>
+        <w:t>'], label='Train')</w:t>
+      </w:r>
+    </w:p>
+    <w:p>
+      <w:pPr>
+        <w:rPr>
+          <w:rFonts w:ascii="Arial" w:hAnsi="Arial" w:cs="Arial"/>
+        </w:rPr>
+      </w:pPr>
+      <w:r>
+        <w:rPr>
+          <w:rFonts w:ascii="Arial" w:hAnsi="Arial" w:cs="Arial"/>
+        </w:rPr>
+        <w:t xml:space="preserve">ax1.plot(epochs, </w:t>
+      </w:r>
+      <w:proofErr w:type="spellStart"/>
+      <w:r>
+        <w:rPr>
+          <w:rFonts w:ascii="Arial" w:hAnsi="Arial" w:cs="Arial"/>
+        </w:rPr>
+        <w:t>history_enriched</w:t>
+      </w:r>
+      <w:proofErr w:type="spellEnd"/>
+      <w:r>
+        <w:rPr>
+          <w:rFonts w:ascii="Arial" w:hAnsi="Arial" w:cs="Arial"/>
+        </w:rPr>
+        <w:t>['</w:t>
+      </w:r>
+      <w:proofErr w:type="spellStart"/>
+      <w:r>
+        <w:rPr>
+          <w:rFonts w:ascii="Arial" w:hAnsi="Arial" w:cs="Arial"/>
+        </w:rPr>
+        <w:t>val_loss</w:t>
+      </w:r>
+      <w:proofErr w:type="spellEnd"/>
+      <w:r>
+        <w:rPr>
+          <w:rFonts w:ascii="Arial" w:hAnsi="Arial" w:cs="Arial"/>
+        </w:rPr>
+        <w:t>'], label='Validation')</w:t>
+      </w:r>
+    </w:p>
+    <w:p>
+      <w:pPr>
+        <w:rPr>
+          <w:rFonts w:ascii="Arial" w:hAnsi="Arial" w:cs="Arial"/>
+        </w:rPr>
+      </w:pPr>
+      <w:r>
+        <w:rPr>
+          <w:rFonts w:ascii="Arial" w:hAnsi="Arial" w:cs="Arial"/>
+        </w:rPr>
+        <w:t>ax1.set_</w:t>
+      </w:r>
+      <w:proofErr w:type="gramStart"/>
+      <w:r>
+        <w:rPr>
+          <w:rFonts w:ascii="Arial" w:hAnsi="Arial" w:cs="Arial"/>
+        </w:rPr>
+        <w:t>title(</w:t>
+      </w:r>
+      <w:proofErr w:type="gramEnd"/>
+      <w:r>
+        <w:rPr>
+          <w:rFonts w:ascii="Arial" w:hAnsi="Arial" w:cs="Arial"/>
+        </w:rPr>
+        <w:t>'Enriched MLP — Loss')</w:t>
+      </w:r>
+    </w:p>
+    <w:p>
+      <w:pPr>
+        <w:rPr>
+          <w:rFonts w:ascii="Arial" w:hAnsi="Arial" w:cs="Arial"/>
+        </w:rPr>
+      </w:pPr>
+      <w:r>
+        <w:rPr>
+          <w:rFonts w:ascii="Arial" w:hAnsi="Arial" w:cs="Arial"/>
+        </w:rPr>
+        <w:t>ax1.set_xlabel('Epoch')</w:t>
+      </w:r>
+    </w:p>
+    <w:p>
+      <w:pPr>
+        <w:rPr>
+          <w:rFonts w:ascii="Arial" w:hAnsi="Arial" w:cs="Arial"/>
+        </w:rPr>
+      </w:pPr>
+      <w:r>
+        <w:rPr>
+          <w:rFonts w:ascii="Arial" w:hAnsi="Arial" w:cs="Arial"/>
+        </w:rPr>
+        <w:t>ax1.set_</w:t>
+      </w:r>
+      <w:proofErr w:type="gramStart"/>
+      <w:r>
+        <w:rPr>
+          <w:rFonts w:ascii="Arial" w:hAnsi="Arial" w:cs="Arial"/>
+        </w:rPr>
+        <w:t>ylabel(</w:t>
+      </w:r>
+      <w:proofErr w:type="gramEnd"/>
+      <w:r>
+        <w:rPr>
+          <w:rFonts w:ascii="Arial" w:hAnsi="Arial" w:cs="Arial"/>
+        </w:rPr>
+        <w:t>'BCE Loss')</w:t>
+      </w:r>
+    </w:p>
+    <w:p>
+      <w:pPr>
+        <w:rPr>
+          <w:rFonts w:ascii="Arial" w:hAnsi="Arial" w:cs="Arial"/>
+        </w:rPr>
+      </w:pPr>
+      <w:r>
+        <w:rPr>
+          <w:rFonts w:ascii="Arial" w:hAnsi="Arial" w:cs="Arial"/>
+        </w:rPr>
+        <w:t>ax1.legend()</w:t>
+      </w:r>
+    </w:p>
+    <w:p>
+      <w:pPr>
+        <w:rPr>
+          <w:rFonts w:ascii="Arial" w:hAnsi="Arial" w:cs="Arial"/>
+        </w:rPr>
+      </w:pPr>
+    </w:p>
+    <w:p>
+      <w:pPr>
+        <w:rPr>
+          <w:rFonts w:ascii="Arial" w:hAnsi="Arial" w:cs="Arial"/>
+        </w:rPr>
+      </w:pPr>
+      <w:r>
+        <w:rPr>
+          <w:rFonts w:ascii="Arial" w:hAnsi="Arial" w:cs="Arial"/>
+        </w:rPr>
+        <w:t xml:space="preserve">ax2.plot(epochs, </w:t>
+      </w:r>
+      <w:proofErr w:type="spellStart"/>
+      <w:r>
+        <w:rPr>
+          <w:rFonts w:ascii="Arial" w:hAnsi="Arial" w:cs="Arial"/>
+        </w:rPr>
+        <w:t>history_enriched</w:t>
+      </w:r>
+      <w:proofErr w:type="spellEnd"/>
+      <w:r>
+        <w:rPr>
+          <w:rFonts w:ascii="Arial" w:hAnsi="Arial" w:cs="Arial"/>
+        </w:rPr>
+        <w:t>['</w:t>
+      </w:r>
+      <w:proofErr w:type="spellStart"/>
+      <w:r>
+        <w:rPr>
+          <w:rFonts w:ascii="Arial" w:hAnsi="Arial" w:cs="Arial"/>
+        </w:rPr>
+        <w:t>train_auc</w:t>
+      </w:r>
+      <w:proofErr w:type="spellEnd"/>
+      <w:r>
+        <w:rPr>
+          <w:rFonts w:ascii="Arial" w:hAnsi="Arial" w:cs="Arial"/>
+        </w:rPr>
+        <w:t>'], label='Train')</w:t>
+      </w:r>
+    </w:p>
+    <w:p>
+      <w:pPr>
+        <w:rPr>
+          <w:rFonts w:ascii="Arial" w:hAnsi="Arial" w:cs="Arial"/>
+        </w:rPr>
+      </w:pPr>
+      <w:r>
+        <w:rPr>
+          <w:rFonts w:ascii="Arial" w:hAnsi="Arial" w:cs="Arial"/>
+        </w:rPr>
+        <w:lastRenderedPageBreak/>
+        <w:t xml:space="preserve">ax2.plot(epochs, </w:t>
+      </w:r>
+      <w:proofErr w:type="spellStart"/>
+      <w:r>
+        <w:rPr>
+          <w:rFonts w:ascii="Arial" w:hAnsi="Arial" w:cs="Arial"/>
+        </w:rPr>
+        <w:t>history_enriched</w:t>
+      </w:r>
+      <w:proofErr w:type="spellEnd"/>
+      <w:r>
+        <w:rPr>
+          <w:rFonts w:ascii="Arial" w:hAnsi="Arial" w:cs="Arial"/>
+        </w:rPr>
+        <w:t>['</w:t>
+      </w:r>
+      <w:proofErr w:type="spellStart"/>
+      <w:r>
+        <w:rPr>
+          <w:rFonts w:ascii="Arial" w:hAnsi="Arial" w:cs="Arial"/>
+        </w:rPr>
+        <w:t>val_auc</w:t>
+      </w:r>
+      <w:proofErr w:type="spellEnd"/>
+      <w:r>
+        <w:rPr>
+          <w:rFonts w:ascii="Arial" w:hAnsi="Arial" w:cs="Arial"/>
+        </w:rPr>
+        <w:t>'], label='Validation')</w:t>
+      </w:r>
+    </w:p>
+    <w:p>
+      <w:pPr>
+        <w:rPr>
+          <w:rFonts w:ascii="Arial" w:hAnsi="Arial" w:cs="Arial"/>
+        </w:rPr>
+      </w:pPr>
+      <w:r>
+        <w:rPr>
+          <w:rFonts w:ascii="Arial" w:hAnsi="Arial" w:cs="Arial"/>
+        </w:rPr>
+        <w:t xml:space="preserve">ax2.axhline(y=0.59, </w:t>
+      </w:r>
+      <w:proofErr w:type="spellStart"/>
+      <w:r>
+        <w:rPr>
+          <w:rFonts w:ascii="Arial" w:hAnsi="Arial" w:cs="Arial"/>
+        </w:rPr>
+        <w:t>color</w:t>
+      </w:r>
+      <w:proofErr w:type="spellEnd"/>
+      <w:r>
+        <w:rPr>
+          <w:rFonts w:ascii="Arial" w:hAnsi="Arial" w:cs="Arial"/>
+        </w:rPr>
+        <w:t xml:space="preserve">='r', </w:t>
+      </w:r>
+      <w:proofErr w:type="spellStart"/>
+      <w:r>
+        <w:rPr>
+          <w:rFonts w:ascii="Arial" w:hAnsi="Arial" w:cs="Arial"/>
+        </w:rPr>
+        <w:t>linestyle</w:t>
+      </w:r>
+      <w:proofErr w:type="spellEnd"/>
+      <w:r>
+        <w:rPr>
+          <w:rFonts w:ascii="Arial" w:hAnsi="Arial" w:cs="Arial"/>
+        </w:rPr>
+        <w:t>='--', label='Baseline MLP')</w:t>
+      </w:r>
+    </w:p>
+    <w:p>
+      <w:pPr>
+        <w:rPr>
+          <w:rFonts w:ascii="Arial" w:hAnsi="Arial" w:cs="Arial"/>
+        </w:rPr>
+      </w:pPr>
+      <w:r>
+        <w:rPr>
+          <w:rFonts w:ascii="Arial" w:hAnsi="Arial" w:cs="Arial"/>
+        </w:rPr>
+        <w:t xml:space="preserve">ax2.axhline(y=0.5, </w:t>
+      </w:r>
+      <w:proofErr w:type="spellStart"/>
+      <w:r>
+        <w:rPr>
+          <w:rFonts w:ascii="Arial" w:hAnsi="Arial" w:cs="Arial"/>
+        </w:rPr>
+        <w:t>color</w:t>
+      </w:r>
+      <w:proofErr w:type="spellEnd"/>
+      <w:r>
+        <w:rPr>
+          <w:rFonts w:ascii="Arial" w:hAnsi="Arial" w:cs="Arial"/>
+        </w:rPr>
+        <w:t>='</w:t>
+      </w:r>
+      <w:proofErr w:type="spellStart"/>
+      <w:r>
+        <w:rPr>
+          <w:rFonts w:ascii="Arial" w:hAnsi="Arial" w:cs="Arial"/>
+        </w:rPr>
+        <w:t>gray</w:t>
+      </w:r>
+      <w:proofErr w:type="spellEnd"/>
+      <w:r>
+        <w:rPr>
+          <w:rFonts w:ascii="Arial" w:hAnsi="Arial" w:cs="Arial"/>
+        </w:rPr>
+        <w:t xml:space="preserve">', </w:t>
+      </w:r>
+      <w:proofErr w:type="spellStart"/>
+      <w:r>
+        <w:rPr>
+          <w:rFonts w:ascii="Arial" w:hAnsi="Arial" w:cs="Arial"/>
+        </w:rPr>
+        <w:t>linestyle</w:t>
+      </w:r>
+      <w:proofErr w:type="spellEnd"/>
+      <w:r>
+        <w:rPr>
+          <w:rFonts w:ascii="Arial" w:hAnsi="Arial" w:cs="Arial"/>
+        </w:rPr>
+        <w:t>=':', label='Random')</w:t>
+      </w:r>
+    </w:p>
+    <w:p>
+      <w:pPr>
+        <w:rPr>
+          <w:rFonts w:ascii="Arial" w:hAnsi="Arial" w:cs="Arial"/>
+        </w:rPr>
+      </w:pPr>
+      <w:r>
+        <w:rPr>
+          <w:rFonts w:ascii="Arial" w:hAnsi="Arial" w:cs="Arial"/>
+        </w:rPr>
+        <w:t>ax2.set_</w:t>
+      </w:r>
+      <w:proofErr w:type="gramStart"/>
+      <w:r>
+        <w:rPr>
+          <w:rFonts w:ascii="Arial" w:hAnsi="Arial" w:cs="Arial"/>
+        </w:rPr>
+        <w:t>title(</w:t>
+      </w:r>
+      <w:proofErr w:type="gramEnd"/>
+      <w:r>
+        <w:rPr>
+          <w:rFonts w:ascii="Arial" w:hAnsi="Arial" w:cs="Arial"/>
+        </w:rPr>
+        <w:t>'Enriched MLP — AUC')</w:t>
+      </w:r>
+    </w:p>
+    <w:p>
+      <w:pPr>
+        <w:rPr>
+          <w:rFonts w:ascii="Arial" w:hAnsi="Arial" w:cs="Arial"/>
+        </w:rPr>
+      </w:pPr>
+      <w:r>
+        <w:rPr>
+          <w:rFonts w:ascii="Arial" w:hAnsi="Arial" w:cs="Arial"/>
+        </w:rPr>
+        <w:t>ax2.set_xlabel('Epoch')</w:t>
+      </w:r>
+    </w:p>
+    <w:p>
+      <w:pPr>
+        <w:rPr>
+          <w:rFonts w:ascii="Arial" w:hAnsi="Arial" w:cs="Arial"/>
+        </w:rPr>
+      </w:pPr>
+      <w:r>
+        <w:rPr>
+          <w:rFonts w:ascii="Arial" w:hAnsi="Arial" w:cs="Arial"/>
+        </w:rPr>
+        <w:t>ax2.set_ylabel('ROC-AUC')</w:t>
+      </w:r>
+    </w:p>
+    <w:p>
+      <w:pPr>
+        <w:rPr>
+          <w:rFonts w:ascii="Arial" w:hAnsi="Arial" w:cs="Arial"/>
+        </w:rPr>
+      </w:pPr>
+      <w:r>
+        <w:rPr>
+          <w:rFonts w:ascii="Arial" w:hAnsi="Arial" w:cs="Arial"/>
+        </w:rPr>
+        <w:t>ax2.legend()</w:t>
+      </w:r>
+    </w:p>
+    <w:p>
+      <w:pPr>
+        <w:rPr>
+          <w:rFonts w:ascii="Arial" w:hAnsi="Arial" w:cs="Arial"/>
+        </w:rPr>
+      </w:pPr>
+    </w:p>
+    <w:p>
+      <w:pPr>
+        <w:rPr>
+          <w:rFonts w:ascii="Arial" w:hAnsi="Arial" w:cs="Arial"/>
+        </w:rPr>
+      </w:pPr>
+      <w:proofErr w:type="spellStart"/>
+      <w:proofErr w:type="gramStart"/>
+      <w:r>
+        <w:rPr>
+          <w:rFonts w:ascii="Arial" w:hAnsi="Arial" w:cs="Arial"/>
+        </w:rPr>
+        <w:t>plt.tight</w:t>
+      </w:r>
+      <w:proofErr w:type="gramEnd"/>
+      <w:r>
+        <w:rPr>
+          <w:rFonts w:ascii="Arial" w:hAnsi="Arial" w:cs="Arial"/>
+        </w:rPr>
+        <w:t>_</w:t>
+      </w:r>
+      <w:proofErr w:type="gramStart"/>
+      <w:r>
+        <w:rPr>
+          <w:rFonts w:ascii="Arial" w:hAnsi="Arial" w:cs="Arial"/>
+        </w:rPr>
+        <w:t>layout</w:t>
+      </w:r>
+      <w:proofErr w:type="spellEnd"/>
+      <w:r>
+        <w:rPr>
+          <w:rFonts w:ascii="Arial" w:hAnsi="Arial" w:cs="Arial"/>
+        </w:rPr>
+        <w:t>(</w:t>
+      </w:r>
+      <w:proofErr w:type="gramEnd"/>
+      <w:r>
+        <w:rPr>
+          <w:rFonts w:ascii="Arial" w:hAnsi="Arial" w:cs="Arial"/>
+        </w:rPr>
+        <w:t>)</w:t>
+      </w:r>
+    </w:p>
+    <w:p>
+      <w:pPr>
+        <w:rPr>
+          <w:rFonts w:ascii="Arial" w:hAnsi="Arial" w:cs="Arial"/>
+        </w:rPr>
+      </w:pPr>
+      <w:proofErr w:type="spellStart"/>
+      <w:proofErr w:type="gramStart"/>
+      <w:r>
+        <w:rPr>
+          <w:rFonts w:ascii="Arial" w:hAnsi="Arial" w:cs="Arial"/>
+        </w:rPr>
+        <w:t>fig.savefig</w:t>
+      </w:r>
+      <w:proofErr w:type="spellEnd"/>
+      <w:proofErr w:type="gramEnd"/>
+      <w:r>
+        <w:rPr>
+          <w:rFonts w:ascii="Arial" w:hAnsi="Arial" w:cs="Arial"/>
+        </w:rPr>
+        <w:t>(</w:t>
+      </w:r>
+      <w:proofErr w:type="spellStart"/>
+      <w:proofErr w:type="gramStart"/>
+      <w:r>
+        <w:rPr>
+          <w:rFonts w:ascii="Arial" w:hAnsi="Arial" w:cs="Arial"/>
+        </w:rPr>
+        <w:t>config.FIGURES</w:t>
+      </w:r>
+      <w:proofErr w:type="gramEnd"/>
+      <w:r>
+        <w:rPr>
+          <w:rFonts w:ascii="Arial" w:hAnsi="Arial" w:cs="Arial"/>
+        </w:rPr>
+        <w:t>_DIR</w:t>
+      </w:r>
+      <w:proofErr w:type="spellEnd"/>
+      <w:r>
+        <w:rPr>
+          <w:rFonts w:ascii="Arial" w:hAnsi="Arial" w:cs="Arial"/>
+        </w:rPr>
+        <w:t xml:space="preserve"> / "mlp_enriched_training.png", dpi=150, </w:t>
+      </w:r>
+      <w:proofErr w:type="spellStart"/>
+      <w:r>
+        <w:rPr>
+          <w:rFonts w:ascii="Arial" w:hAnsi="Arial" w:cs="Arial"/>
+        </w:rPr>
+        <w:t>bbox_inches</w:t>
+      </w:r>
+      <w:proofErr w:type="spellEnd"/>
+      <w:r>
+        <w:rPr>
+          <w:rFonts w:ascii="Arial" w:hAnsi="Arial" w:cs="Arial"/>
+        </w:rPr>
+        <w:t>='tight')</w:t>
+      </w:r>
+    </w:p>
+    <w:p>
+      <w:pPr>
+        <w:rPr>
+          <w:rFonts w:ascii="Arial" w:hAnsi="Arial" w:cs="Arial"/>
+        </w:rPr>
+      </w:pPr>
+      <w:proofErr w:type="spellStart"/>
+      <w:proofErr w:type="gramStart"/>
+      <w:r>
+        <w:rPr>
+          <w:rFonts w:ascii="Arial" w:hAnsi="Arial" w:cs="Arial"/>
+        </w:rPr>
+        <w:t>plt.show</w:t>
+      </w:r>
+      <w:proofErr w:type="spellEnd"/>
+      <w:proofErr w:type="gramEnd"/>
+      <w:r>
+        <w:rPr>
+          <w:rFonts w:ascii="Arial" w:hAnsi="Arial" w:cs="Arial"/>
+        </w:rPr>
+        <w:t>()</w:t>
+      </w:r>
+    </w:p>
+    <w:p>
+      <w:pPr>
+        <w:rPr>
+          <w:rFonts w:ascii="Arial" w:hAnsi="Arial" w:cs="Arial"/>
+        </w:rPr>
+      </w:pPr>
+      <w:r>
+        <w:rPr>
+          <w:rFonts w:ascii="Arial" w:hAnsi="Arial" w:cs="Arial"/>
+        </w:rPr>
+        <w:t>print("Saved.")</w:t>
+      </w:r>
+    </w:p>
+    <w:p>
+      <w:pPr>
+        <w:rPr>
+          <w:rFonts w:ascii="Arial" w:hAnsi="Arial" w:cs="Arial"/>
+        </w:rPr>
+      </w:pPr>
+      <w:r>
+        <w:rPr>
+          <w:rFonts w:ascii="Arial" w:hAnsi="Arial" w:cs="Arial"/>
+        </w:rPr>
+        <w:t>Run it and tell me when done.</w:t>
+      </w:r>
+    </w:p>
+    <w:p>
+      <w:pPr>
+        <w:rPr>
+          <w:rFonts w:ascii="Arial" w:hAnsi="Arial" w:cs="Arial"/>
+        </w:rPr>
+      </w:pPr>
+      <w:r>
+        <w:rPr>
+          <w:rFonts w:ascii="Arial" w:hAnsi="Arial" w:cs="Arial"/>
+        </w:rPr>
+        <mc:AlternateContent>
+          <mc:Choice Requires="wps">
+            <w:drawing>
+              <wp:inline distT="0" distB="0" distL="0" distR="0" wp14:anchorId="2EE21719" wp14:editId="728B8CCC">
+                <wp:extent cx="304800" cy="304800"/>
+                <wp:effectExtent l="0" t="0" r="0" b="0"/>
+                <wp:docPr id="180702087" name="Rectangle 2"/>
+                <wp:cNvGraphicFramePr>
+                  <a:graphicFrameLocks xmlns:a="http://schemas.openxmlformats.org/drawingml/2006/main" noChangeAspect="1"/>
+                </wp:cNvGraphicFramePr>
+                <a:graphic xmlns:a="http://schemas.openxmlformats.org/drawingml/2006/main">
+                  <a:graphicData uri="http://schemas.microsoft.com/office/word/2010/wordprocessingShape">
+                    <wps:wsp>
+                      <wps:cNvSpPr>
+                        <a:spLocks noChangeAspect="1" noChangeArrowheads="1"/>
+                      </wps:cNvSpPr>
+                      <wps:spPr bwMode="auto">
+                        <a:xfrm>
+                          <a:off x="0" y="0"/>
+                          <a:ext cx="304800" cy="304800"/>
+                        </a:xfrm>
+                        <a:prstGeom prst="rect">
+                          <a:avLst/>
+                        </a:prstGeom>
+                        <a:noFill/>
+                        <a:ln>
+                          <a:noFill/>
+                        </a:ln>
+                        <a:extLst>
+                          <a:ext uri="{909E8E84-426E-40DD-AFC4-6F175D3DCCD1}">
+                            <a14:hiddenFill xmlns:a14="http://schemas.microsoft.com/office/drawing/2010/main">
+                              <a:solidFill>
+                                <a:srgbClr val="FFFFFF"/>
+                              </a:solidFill>
+                            </a14:hiddenFill>
+                          </a:ext>
+                          <a:ext uri="{91240B29-F687-4F45-9708-019B960494DF}">
+                            <a14:hiddenLine xmlns:a14="http://schemas.microsoft.com/office/drawing/2010/main" w="9525">
+                              <a:solidFill>
+                                <a:srgbClr val="000000"/>
+                              </a:solidFill>
+                              <a:miter lim="800000"/>
+                              <a:headEnd/>
+                              <a:tailEnd/>
+                            </a14:hiddenLine>
+                          </a:ext>
+                        </a:extLst>
+                      </wps:spPr>
+                      <wps:bodyPr rot="0" vert="horz" wrap="square" lIns="91440" tIns="45720" rIns="91440" bIns="45720" anchor="t" anchorCtr="0" upright="1">
+                        <a:noAutofit/>
+                      </wps:bodyPr>
+                    </wps:wsp>
+                  </a:graphicData>
+                </a:graphic>
+              </wp:inline>
+            </w:drawing>
+          </mc:Choice>
+          <mc:Fallback>
+            <w:pict>
+              <v:rect w14:anchorId="7920C542" id="Rectangle 2" o:spid="_x0000_s1026" style="width:24pt;height:24pt;visibility:visible;mso-wrap-style:square;mso-left-percent:-10001;mso-top-percent:-10001;mso-position-horizontal:absolute;mso-position-horizontal-relative:char;mso-position-vertical:absolute;mso-position-vertical-relative:line;mso-left-percent:-10001;mso-top-percent:-10001;v-text-anchor:top" o:gfxdata="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" filled="f" stroked="f">
+                <o:lock v:ext="edit" aspectratio="t"/>
+                <w10:anchorlock/>
+              </v:rect>
+            </w:pict>
+          </mc:Fallback>
+        </mc:AlternateContent>
+      </w:r>
+    </w:p>
+    <w:p>
+      <w:pPr>
+        <w:rPr>
+          <w:rFonts w:ascii="Arial" w:hAnsi="Arial" w:cs="Arial"/>
+        </w:rPr>
+      </w:pPr>
+      <w:r>
+        <w:rPr>
+          <w:rFonts w:ascii="Arial" w:hAnsi="Arial" w:cs="Arial"/>
+        </w:rPr>
+        <w:t>The plots confirm everything we discussed. Two things jump out:</w:t>
+      </w:r>
+    </w:p>
+    <w:p>
+      <w:pPr>
+        <w:rPr>
+          <w:rFonts w:ascii="Arial" w:hAnsi="Arial" w:cs="Arial"/>
+        </w:rPr>
+      </w:pPr>
+      <w:r>
+        <w:rPr>
+          <w:rFonts w:ascii="Arial" w:hAnsi="Arial" w:cs="Arial"/>
+          <w:b/>
+          <w:bCs/>
+        </w:rPr>
+        <w:t>Loss plot — validation loss diverges at epoch 50</w:t>
+      </w:r>
+      <w:r>
+        <w:rPr>
+          <w:rFonts w:ascii="Arial" w:hAnsi="Arial" w:cs="Arial"/>
+        </w:rPr>
+        <w:br/>
+        <w:t xml:space="preserve">That spike at the end is the model starting to overfit. We stopped at exactly the right point — if we trained longer validation loss would keep climbing while train loss stays flat. This is a classic overfitting signature and </w:t>
+      </w:r>
+      <w:proofErr w:type="gramStart"/>
+      <w:r>
+        <w:rPr>
+          <w:rFonts w:ascii="Arial" w:hAnsi="Arial" w:cs="Arial"/>
+        </w:rPr>
+        <w:t>actually a</w:t>
+      </w:r>
+      <w:proofErr w:type="gramEnd"/>
+      <w:r>
+        <w:rPr>
+          <w:rFonts w:ascii="Arial" w:hAnsi="Arial" w:cs="Arial"/>
+        </w:rPr>
+        <w:t xml:space="preserve"> good thing to show in your portfolio — it demonstrates you understand when to stop training.</w:t>
+      </w:r>
+    </w:p>
+    <w:p>
+      <w:pPr>
+        <w:rPr>
+          <w:rFonts w:ascii="Arial" w:hAnsi="Arial" w:cs="Arial"/>
+        </w:rPr>
+      </w:pPr>
+      <w:r>
+        <w:rPr>
+          <w:rFonts w:ascii="Arial" w:hAnsi="Arial" w:cs="Arial"/>
+          <w:b/>
+          <w:bCs/>
+        </w:rPr>
+        <w:t>AUC plot — plateaus immediately above the baseline</w:t>
+      </w:r>
+      <w:r>
+        <w:rPr>
+          <w:rFonts w:ascii="Arial" w:hAnsi="Arial" w:cs="Arial"/>
+        </w:rPr>
+        <w:br/>
+        <w:t>The model hit 0.67 within 2-3 epochs and never improved. The red dashed line shows the baseline MLP at 0.59 — the enriched model clearly beats it, but the ceiling is low. This visually confirms the gene-identity signal is limited and saturates fast.</w:t>
+      </w:r>
+    </w:p>
+    <w:p>
+      <w:pPr>
+        <w:rPr>
+          <w:rFonts w:ascii="Arial" w:hAnsi="Arial" w:cs="Arial"/>
+        </w:rPr>
+      </w:pPr>
+      <w:r>
+        <w:rPr>
+          <w:rFonts w:ascii="Arial" w:hAnsi="Arial" w:cs="Arial"/>
+        </w:rPr>
+        <w:pict w14:anchorId="329CE742">
+          <v:rect id="_x0000_i1090" style="width:0;height:0" o:hralign="center" o:hrstd="t" o:hr="t" fillcolor="#a0a0a0" stroked="f"/>
+        </w:pict>
+      </w:r>
+    </w:p>
+    <w:p>
+      <w:pPr>
+        <w:rPr>
+          <w:rFonts w:ascii="Arial" w:hAnsi="Arial" w:cs="Arial"/>
+        </w:rPr>
+      </w:pPr>
+      <w:r>
+        <w:rPr>
+          <w:rFonts w:ascii="Arial" w:hAnsi="Arial" w:cs="Arial"/>
+        </w:rPr>
+        <w:t xml:space="preserve">We now have two out of three models done. Before we build the </w:t>
+      </w:r>
+      <w:proofErr w:type="gramStart"/>
+      <w:r>
+        <w:rPr>
+          <w:rFonts w:ascii="Arial" w:hAnsi="Arial" w:cs="Arial"/>
+        </w:rPr>
+        <w:t>CNN</w:t>
+      </w:r>
+      <w:proofErr w:type="gramEnd"/>
+      <w:r>
+        <w:rPr>
+          <w:rFonts w:ascii="Arial" w:hAnsi="Arial" w:cs="Arial"/>
+        </w:rPr>
+        <w:t xml:space="preserve"> we need to set up the flanking sequence pipeline — which is the most complex part of the project.</w:t>
+      </w:r>
+    </w:p>
+    <w:p>
+      <w:pPr>
+        <w:rPr>
+          <w:rFonts w:ascii="Arial" w:hAnsi="Arial" w:cs="Arial"/>
+        </w:rPr>
+      </w:pPr>
+      <w:r>
+        <w:rPr>
+          <w:rFonts w:ascii="Arial" w:hAnsi="Arial" w:cs="Arial"/>
+        </w:rPr>
+        <w:t>Here's what fetching flanking sequence requires:</w:t>
+      </w:r>
+    </w:p>
+    <w:p>
+      <w:pPr>
+        <w:numPr>
+          <w:ilvl w:val="0"/>
+          <w:numId w:val="7"/>
+        </w:numPr>
+        <w:rPr>
+          <w:rFonts w:ascii="Arial" w:hAnsi="Arial" w:cs="Arial"/>
+        </w:rPr>
+      </w:pPr>
+      <w:r>
+        <w:rPr>
+          <w:rFonts w:ascii="Arial" w:hAnsi="Arial" w:cs="Arial"/>
+        </w:rPr>
+        <w:t>Download GRCh38 reference genome locally (~3GB)</w:t>
+      </w:r>
+    </w:p>
+    <w:p>
+      <w:pPr>
+        <w:numPr>
+          <w:ilvl w:val="0"/>
+          <w:numId w:val="7"/>
+        </w:numPr>
+        <w:rPr>
+          <w:rFonts w:ascii="Arial" w:hAnsi="Arial" w:cs="Arial"/>
+        </w:rPr>
+      </w:pPr>
+      <w:r>
+        <w:rPr>
+          <w:rFonts w:ascii="Arial" w:hAnsi="Arial" w:cs="Arial"/>
+        </w:rPr>
+        <w:t xml:space="preserve">Use </w:t>
+      </w:r>
+      <w:proofErr w:type="spellStart"/>
+      <w:r>
+        <w:rPr>
+          <w:rFonts w:ascii="Arial" w:hAnsi="Arial" w:cs="Arial"/>
+        </w:rPr>
+        <w:t>Biopython</w:t>
+      </w:r>
+      <w:proofErr w:type="spellEnd"/>
+      <w:r>
+        <w:rPr>
+          <w:rFonts w:ascii="Arial" w:hAnsi="Arial" w:cs="Arial"/>
+        </w:rPr>
+        <w:t xml:space="preserve"> to extract sequence around each variant position</w:t>
+      </w:r>
+    </w:p>
+    <w:p>
+      <w:pPr>
+        <w:numPr>
+          <w:ilvl w:val="0"/>
+          <w:numId w:val="7"/>
+        </w:numPr>
+        <w:rPr>
+          <w:rFonts w:ascii="Arial" w:hAnsi="Arial" w:cs="Arial"/>
+        </w:rPr>
+      </w:pPr>
+      <w:r>
+        <w:rPr>
+          <w:rFonts w:ascii="Arial" w:hAnsi="Arial" w:cs="Arial"/>
+        </w:rPr>
+        <w:t>Encode as a sequence matrix (100 bases × 4 nucleotides = 400-dimensional input per variant)</w:t>
+      </w:r>
+    </w:p>
+    <w:p>
+      <w:pPr>
+        <w:numPr>
+          <w:ilvl w:val="0"/>
+          <w:numId w:val="7"/>
+        </w:numPr>
+        <w:rPr>
+          <w:rFonts w:ascii="Arial" w:hAnsi="Arial" w:cs="Arial"/>
+        </w:rPr>
+      </w:pPr>
+      <w:r>
+        <w:rPr>
+          <w:rFonts w:ascii="Arial" w:hAnsi="Arial" w:cs="Arial"/>
+        </w:rPr>
+        <w:t>Train 1D CNN on the sequence matrix</w:t>
+      </w:r>
+    </w:p>
+    <w:p>
+      <w:pPr>
+        <w:rPr>
+          <w:rFonts w:ascii="Arial" w:hAnsi="Arial" w:cs="Arial"/>
+        </w:rPr>
+      </w:pPr>
+      <w:r>
+        <w:rPr>
+          <w:rFonts w:ascii="Arial" w:hAnsi="Arial" w:cs="Arial"/>
+        </w:rPr>
+        <w:lastRenderedPageBreak/>
+        <w:t>This is a bigger infrastructure step than anything we've done so far. Before we start — do you want to tackle this now or commit everything from today's session first and start fresh with the CNN next session?</w:t>
+      </w:r>
+    </w:p>
+    <w:p>
+      <w:pPr>
+        <w:rPr>
+          <w:rFonts w:ascii="Arial" w:hAnsi="Arial" w:cs="Arial"/>
+        </w:rPr>
+      </w:pPr>
+      <w:r>
+        <w:rPr>
+          <w:rFonts w:ascii="Arial" w:hAnsi="Arial" w:cs="Arial"/>
+        </w:rPr>
+        <w:t xml:space="preserve">commit everything from today and maybe check we </w:t>
+      </w:r>
+      <w:proofErr w:type="spellStart"/>
+      <w:r>
+        <w:rPr>
+          <w:rFonts w:ascii="Arial" w:hAnsi="Arial" w:cs="Arial"/>
+        </w:rPr>
+        <w:t>didnt</w:t>
+      </w:r>
+      <w:proofErr w:type="spellEnd"/>
+      <w:r>
+        <w:rPr>
+          <w:rFonts w:ascii="Arial" w:hAnsi="Arial" w:cs="Arial"/>
+        </w:rPr>
+        <w:t xml:space="preserve"> miss anything because </w:t>
+      </w:r>
+      <w:proofErr w:type="spellStart"/>
+      <w:r>
+        <w:rPr>
+          <w:rFonts w:ascii="Arial" w:hAnsi="Arial" w:cs="Arial"/>
+        </w:rPr>
+        <w:t>i</w:t>
+      </w:r>
+      <w:proofErr w:type="spellEnd"/>
+      <w:r>
+        <w:rPr>
+          <w:rFonts w:ascii="Arial" w:hAnsi="Arial" w:cs="Arial"/>
+        </w:rPr>
+        <w:t xml:space="preserve"> feel like we did a lot of decision making and evaluation and got a lot of results that might be worth speaking about. </w:t>
+      </w:r>
+    </w:p>
+    <w:p>
+      <w:pPr>
+        <w:rPr>
+          <w:rFonts w:ascii="Arial" w:hAnsi="Arial" w:cs="Arial"/>
+        </w:rPr>
+      </w:pPr>
+      <w:r>
+        <w:rPr>
+          <w:rFonts w:ascii="Arial" w:hAnsi="Arial" w:cs="Arial"/>
+        </w:rPr>
+        <w:t xml:space="preserve">so </w:t>
+      </w:r>
+      <w:proofErr w:type="gramStart"/>
+      <w:r>
+        <w:rPr>
+          <w:rFonts w:ascii="Arial" w:hAnsi="Arial" w:cs="Arial"/>
+        </w:rPr>
+        <w:t>yeah</w:t>
+      </w:r>
+      <w:proofErr w:type="gramEnd"/>
+      <w:r>
+        <w:rPr>
+          <w:rFonts w:ascii="Arial" w:hAnsi="Arial" w:cs="Arial"/>
+        </w:rPr>
+        <w:t xml:space="preserve"> check all that if </w:t>
+      </w:r>
+      <w:proofErr w:type="spellStart"/>
+      <w:r>
+        <w:rPr>
+          <w:rFonts w:ascii="Arial" w:hAnsi="Arial" w:cs="Arial"/>
+        </w:rPr>
+        <w:t>its</w:t>
+      </w:r>
+      <w:proofErr w:type="spellEnd"/>
+      <w:r>
+        <w:rPr>
+          <w:rFonts w:ascii="Arial" w:hAnsi="Arial" w:cs="Arial"/>
+        </w:rPr>
+        <w:t xml:space="preserve"> </w:t>
+      </w:r>
+      <w:proofErr w:type="spellStart"/>
+      <w:r>
+        <w:rPr>
+          <w:rFonts w:ascii="Arial" w:hAnsi="Arial" w:cs="Arial"/>
+        </w:rPr>
+        <w:t>all ready</w:t>
+      </w:r>
+      <w:proofErr w:type="spellEnd"/>
+      <w:r>
+        <w:rPr>
+          <w:rFonts w:ascii="Arial" w:hAnsi="Arial" w:cs="Arial"/>
+        </w:rPr>
+        <w:t xml:space="preserve">, commit everything then start fresh with the </w:t>
+      </w:r>
+      <w:proofErr w:type="spellStart"/>
+      <w:r>
+        <w:rPr>
+          <w:rFonts w:ascii="Arial" w:hAnsi="Arial" w:cs="Arial"/>
+        </w:rPr>
+        <w:t>cnn</w:t>
+      </w:r>
+      <w:proofErr w:type="spellEnd"/>
+      <w:r>
+        <w:rPr>
+          <w:rFonts w:ascii="Arial" w:hAnsi="Arial" w:cs="Arial"/>
+        </w:rPr>
+        <w:t xml:space="preserve"> next session</w:t>
+      </w:r>
+    </w:p>
+    <w:p>
+      <w:pPr>
+        <w:rPr>
+          <w:rFonts w:ascii="Arial" w:hAnsi="Arial" w:cs="Arial"/>
+        </w:rPr>
+      </w:pPr>
+      <w:r>
+        <w:rPr>
+          <w:rFonts w:ascii="Arial" w:hAnsi="Arial" w:cs="Arial"/>
+        </w:rPr>
+        <w:t>Good call — let me audit everything from this session before we commit.</w:t>
+      </w:r>
+    </w:p>
+    <w:p>
+      <w:pPr>
+        <w:rPr>
+          <w:rFonts w:ascii="Arial" w:hAnsi="Arial" w:cs="Arial"/>
+        </w:rPr>
+      </w:pPr>
+      <w:r>
+        <w:rPr>
+          <w:rFonts w:ascii="Arial" w:hAnsi="Arial" w:cs="Arial"/>
+        </w:rPr>
+        <w:pict w14:anchorId="4860AC43">
+          <v:rect id="_x0000_i1091" style="width:0;height:0" o:hralign="center" o:hrstd="t" o:hr="t" fillcolor="#a0a0a0" stroked="f"/>
+        </w:pict>
+      </w:r>
+    </w:p>
+    <w:p>
+      <w:pPr>
+        <w:rPr>
+          <w:rFonts w:ascii="Arial" w:hAnsi="Arial" w:cs="Arial"/>
+          <w:b/>
+          <w:bCs/>
+        </w:rPr>
+      </w:pPr>
+      <w:r>
+        <w:rPr>
+          <w:rFonts w:ascii="Arial" w:hAnsi="Arial" w:cs="Arial"/>
+          <w:b/>
+          <w:bCs/>
+        </w:rPr>
+        <w:t>Session audit</w:t>
+      </w:r>
+    </w:p>
+    <w:p>
+      <w:pPr>
+        <w:rPr>
+          <w:rFonts w:ascii="Arial" w:hAnsi="Arial" w:cs="Arial"/>
+        </w:rPr>
+      </w:pPr>
+      <w:r>
+        <w:rPr>
+          <w:rFonts w:ascii="Arial" w:hAnsi="Arial" w:cs="Arial"/>
+          <w:b/>
+          <w:bCs/>
+        </w:rPr>
+        <w:t>Code produced:</w:t>
+      </w:r>
+    </w:p>
+    <w:p>
+      <w:pPr>
+        <w:numPr>
+          <w:ilvl w:val="0"/>
+          <w:numId w:val="8"/>
+        </w:numPr>
+        <w:rPr>
+          <w:rFonts w:ascii="Arial" w:hAnsi="Arial" w:cs="Arial"/>
+        </w:rPr>
+      </w:pPr>
+      <w:r>
+        <w:rPr>
+          <w:rFonts w:ascii="Arial" w:hAnsi="Arial" w:cs="Arial"/>
+        </w:rPr>
+        <w:t>03_</w:t>
+      </w:r>
+      <w:proofErr w:type="gramStart"/>
+      <w:r>
+        <w:rPr>
+          <w:rFonts w:ascii="Arial" w:hAnsi="Arial" w:cs="Arial"/>
+        </w:rPr>
+        <w:t>model.ipynb</w:t>
+      </w:r>
+      <w:proofErr w:type="gramEnd"/>
+      <w:r>
+        <w:rPr>
+          <w:rFonts w:ascii="Arial" w:hAnsi="Arial" w:cs="Arial"/>
+        </w:rPr>
+        <w:t> — baseline MLP, enriched MLP, training loops, per-group AUC analysis, training curve plots</w:t>
+      </w:r>
+    </w:p>
+    <w:p>
+      <w:pPr>
+        <w:rPr>
+          <w:rFonts w:ascii="Arial" w:hAnsi="Arial" w:cs="Arial"/>
+        </w:rPr>
+      </w:pPr>
+      <w:r>
+        <w:rPr>
+          <w:rFonts w:ascii="Arial" w:hAnsi="Arial" w:cs="Arial"/>
+          <w:b/>
+          <w:bCs/>
+        </w:rPr>
+        <w:t>Figures produced:</w:t>
+      </w:r>
+    </w:p>
+    <w:p>
+      <w:pPr>
+        <w:numPr>
+          <w:ilvl w:val="0"/>
+          <w:numId w:val="9"/>
+        </w:numPr>
+        <w:rPr>
+          <w:rFonts w:ascii="Arial" w:hAnsi="Arial" w:cs="Arial"/>
+        </w:rPr>
+      </w:pPr>
+      <w:r>
+        <w:rPr>
+          <w:rFonts w:ascii="Arial" w:hAnsi="Arial" w:cs="Arial"/>
+        </w:rPr>
+        <w:t>mlp_baseline_training.png — loss and AUC curves for allele-only MLP</w:t>
+      </w:r>
+    </w:p>
+    <w:p>
+      <w:pPr>
+        <w:numPr>
+          <w:ilvl w:val="0"/>
+          <w:numId w:val="9"/>
+        </w:numPr>
+        <w:rPr>
+          <w:rFonts w:ascii="Arial" w:hAnsi="Arial" w:cs="Arial"/>
+        </w:rPr>
+      </w:pPr>
+      <w:r>
+        <w:rPr>
+          <w:rFonts w:ascii="Arial" w:hAnsi="Arial" w:cs="Arial"/>
+        </w:rPr>
+        <w:t>mlp_enriched_training.png — loss and AUC curves for enriched MLP with baseline reference line</w:t>
+      </w:r>
+    </w:p>
+    <w:p>
+      <w:pPr>
+        <w:numPr>
+          <w:ilvl w:val="0"/>
+          <w:numId w:val="9"/>
+        </w:numPr>
+        <w:rPr>
+          <w:rFonts w:ascii="Arial" w:hAnsi="Arial" w:cs="Arial"/>
+        </w:rPr>
+      </w:pPr>
+      <w:r>
+        <w:rPr>
+          <w:rFonts w:ascii="Arial" w:hAnsi="Arial" w:cs="Arial"/>
+        </w:rPr>
+        <w:t>gene_coverage.png — top 50 genes bar chart and cumulative coverage curve</w:t>
+      </w:r>
+    </w:p>
+    <w:p>
+      <w:pPr>
+        <w:rPr>
+          <w:rFonts w:ascii="Arial" w:hAnsi="Arial" w:cs="Arial"/>
+        </w:rPr>
+      </w:pPr>
+      <w:r>
+        <w:rPr>
+          <w:rFonts w:ascii="Arial" w:hAnsi="Arial" w:cs="Arial"/>
+          <w:b/>
+          <w:bCs/>
+        </w:rPr>
+        <w:t>Key results:</w:t>
+      </w:r>
+    </w:p>
+    <w:p>
+      <w:pPr>
+        <w:numPr>
+          <w:ilvl w:val="0"/>
+          <w:numId w:val="10"/>
+        </w:numPr>
+        <w:rPr>
+          <w:rFonts w:ascii="Arial" w:hAnsi="Arial" w:cs="Arial"/>
+        </w:rPr>
+      </w:pPr>
+      <w:r>
+        <w:rPr>
+          <w:rFonts w:ascii="Arial" w:hAnsi="Arial" w:cs="Arial"/>
+        </w:rPr>
+        <w:t>Baseline MLP (allele only): AUC 0.59</w:t>
+      </w:r>
+    </w:p>
+    <w:p>
+      <w:pPr>
+        <w:numPr>
+          <w:ilvl w:val="0"/>
+          <w:numId w:val="10"/>
+        </w:numPr>
+        <w:rPr>
+          <w:rFonts w:ascii="Arial" w:hAnsi="Arial" w:cs="Arial"/>
+        </w:rPr>
+      </w:pPr>
+      <w:r>
+        <w:rPr>
+          <w:rFonts w:ascii="Arial" w:hAnsi="Arial" w:cs="Arial"/>
+        </w:rPr>
+        <w:t>Enriched MLP (gene/</w:t>
+      </w:r>
+      <w:proofErr w:type="spellStart"/>
+      <w:r>
+        <w:rPr>
+          <w:rFonts w:ascii="Arial" w:hAnsi="Arial" w:cs="Arial"/>
+        </w:rPr>
+        <w:t>chrom</w:t>
+      </w:r>
+      <w:proofErr w:type="spellEnd"/>
+      <w:r>
+        <w:rPr>
+          <w:rFonts w:ascii="Arial" w:hAnsi="Arial" w:cs="Arial"/>
+        </w:rPr>
+        <w:t xml:space="preserve">): AUC 0.67 overall, 0.83 </w:t>
+      </w:r>
+      <w:proofErr w:type="gramStart"/>
+      <w:r>
+        <w:rPr>
+          <w:rFonts w:ascii="Arial" w:hAnsi="Arial" w:cs="Arial"/>
+        </w:rPr>
+        <w:t>top-50</w:t>
+      </w:r>
+      <w:proofErr w:type="gramEnd"/>
+      <w:r>
+        <w:rPr>
+          <w:rFonts w:ascii="Arial" w:hAnsi="Arial" w:cs="Arial"/>
+        </w:rPr>
+        <w:t xml:space="preserve"> genes, 0.61 other genes, gap 0.22</w:t>
+      </w:r>
+    </w:p>
+    <w:p>
+      <w:pPr>
+        <w:rPr>
+          <w:rFonts w:ascii="Arial" w:hAnsi="Arial" w:cs="Arial"/>
+        </w:rPr>
+      </w:pPr>
+      <w:r>
+        <w:rPr>
+          <w:rFonts w:ascii="Arial" w:hAnsi="Arial" w:cs="Arial"/>
+          <w:b/>
+          <w:bCs/>
+        </w:rPr>
+        <w:t>Research notes logged:</w:t>
+      </w:r>
+    </w:p>
+    <w:p>
+      <w:pPr>
+        <w:numPr>
+          <w:ilvl w:val="0"/>
+          <w:numId w:val="11"/>
+        </w:numPr>
+        <w:rPr>
+          <w:rFonts w:ascii="Arial" w:hAnsi="Arial" w:cs="Arial"/>
+        </w:rPr>
+      </w:pPr>
+      <w:r>
+        <w:rPr>
+          <w:rFonts w:ascii="Arial" w:hAnsi="Arial" w:cs="Arial"/>
+        </w:rPr>
+        <w:t>Class imbalance revised after full dataset filter</w:t>
+      </w:r>
+    </w:p>
+    <w:p>
+      <w:pPr>
+        <w:numPr>
+          <w:ilvl w:val="0"/>
+          <w:numId w:val="11"/>
+        </w:numPr>
+        <w:rPr>
+          <w:rFonts w:ascii="Arial" w:hAnsi="Arial" w:cs="Arial"/>
+        </w:rPr>
+      </w:pPr>
+      <w:r>
+        <w:rPr>
+          <w:rFonts w:ascii="Arial" w:hAnsi="Arial" w:cs="Arial"/>
+        </w:rPr>
+        <w:t>Gene-level ascertainment bias confirmed</w:t>
+      </w:r>
+    </w:p>
+    <w:p>
+      <w:pPr>
+        <w:numPr>
+          <w:ilvl w:val="0"/>
+          <w:numId w:val="11"/>
+        </w:numPr>
+        <w:rPr>
+          <w:rFonts w:ascii="Arial" w:hAnsi="Arial" w:cs="Arial"/>
+        </w:rPr>
+      </w:pPr>
+      <w:r>
+        <w:rPr>
+          <w:rFonts w:ascii="Arial" w:hAnsi="Arial" w:cs="Arial"/>
+        </w:rPr>
+        <w:t>Quantitative confounder evidence — AUC gap by gene representation</w:t>
+      </w:r>
+    </w:p>
+    <w:p>
+      <w:pPr>
+        <w:numPr>
+          <w:ilvl w:val="0"/>
+          <w:numId w:val="11"/>
+        </w:numPr>
+        <w:rPr>
+          <w:rFonts w:ascii="Arial" w:hAnsi="Arial" w:cs="Arial"/>
+        </w:rPr>
+      </w:pPr>
+      <w:r>
+        <w:rPr>
+          <w:rFonts w:ascii="Arial" w:hAnsi="Arial" w:cs="Arial"/>
+        </w:rPr>
+        <w:t>Key limitation argument — gene encoding vs sequence encoding</w:t>
+      </w:r>
+    </w:p>
+    <w:p>
+      <w:pPr>
+        <w:numPr>
+          <w:ilvl w:val="0"/>
+          <w:numId w:val="11"/>
+        </w:numPr>
+        <w:rPr>
+          <w:rFonts w:ascii="Arial" w:hAnsi="Arial" w:cs="Arial"/>
+        </w:rPr>
+      </w:pPr>
+      <w:r>
+        <w:rPr>
+          <w:rFonts w:ascii="Arial" w:hAnsi="Arial" w:cs="Arial"/>
+        </w:rPr>
+        <w:t>SNV-only rationale and dissertation conclusions argument</w:t>
+      </w:r>
+    </w:p>
+    <w:p>
+      <w:pPr>
+        <w:rPr>
+          <w:rFonts w:ascii="Arial" w:hAnsi="Arial" w:cs="Arial"/>
+        </w:rPr>
+      </w:pPr>
+      <w:r>
+        <w:rPr>
+          <w:rFonts w:ascii="Arial" w:hAnsi="Arial" w:cs="Arial"/>
+        </w:rPr>
+        <w:pict w14:anchorId="3FBD65A6">
+          <v:rect id="_x0000_i1092" style="width:0;height:0" o:hralign="center" o:hrstd="t" o:hr="t" fillcolor="#a0a0a0" stroked="f"/>
+        </w:pict>
+      </w:r>
+    </w:p>
+    <w:p>
+      <w:pPr>
+        <w:rPr>
+          <w:rFonts w:ascii="Arial" w:hAnsi="Arial" w:cs="Arial"/>
+          <w:b/>
+          <w:bCs/>
+        </w:rPr>
+      </w:pPr>
+      <w:r>
+        <w:rPr>
+          <w:rFonts w:ascii="Arial" w:hAnsi="Arial" w:cs="Arial"/>
+          <w:b/>
+          <w:bCs/>
+        </w:rPr>
+        <w:t>Things worth adding before we commit</w:t>
+      </w:r>
+    </w:p>
+    <w:p>
+      <w:pPr>
+        <w:rPr>
+          <w:rFonts w:ascii="Arial" w:hAnsi="Arial" w:cs="Arial"/>
+        </w:rPr>
+      </w:pPr>
+      <w:r>
+        <w:rPr>
+          <w:rFonts w:ascii="Arial" w:hAnsi="Arial" w:cs="Arial"/>
+        </w:rPr>
+        <w:t>Two results we got but didn't fully document:</w:t>
+      </w:r>
+    </w:p>
+    <w:p>
+      <w:pPr>
+        <w:rPr>
+          <w:rFonts w:ascii="Arial" w:hAnsi="Arial" w:cs="Arial"/>
+        </w:rPr>
+      </w:pPr>
+      <w:r>
+        <w:rPr>
+          <w:rFonts w:ascii="Arial" w:hAnsi="Arial" w:cs="Arial"/>
+          <w:b/>
+          <w:bCs/>
+        </w:rPr>
+        <w:t>1. The baseline MLP per-group analysis</w:t>
+      </w:r>
+      <w:r>
+        <w:rPr>
+          <w:rFonts w:ascii="Arial" w:hAnsi="Arial" w:cs="Arial"/>
+        </w:rPr>
+        <w:br/>
+        <w:t xml:space="preserve">We said we'd run </w:t>
+      </w:r>
+      <w:proofErr w:type="gramStart"/>
+      <w:r>
+        <w:rPr>
+          <w:rFonts w:ascii="Arial" w:hAnsi="Arial" w:cs="Arial"/>
+        </w:rPr>
+        <w:t>top-50</w:t>
+      </w:r>
+      <w:proofErr w:type="gramEnd"/>
+      <w:r>
+        <w:rPr>
+          <w:rFonts w:ascii="Arial" w:hAnsi="Arial" w:cs="Arial"/>
+        </w:rPr>
+        <w:t xml:space="preserve"> vs other on the baseline MLP too, for the full comparison table. We never did. Run this quickly:</w:t>
+      </w:r>
+    </w:p>
+    <w:p>
+      <w:pPr>
+        <w:rPr>
+          <w:rFonts w:ascii="Arial" w:hAnsi="Arial" w:cs="Arial"/>
+        </w:rPr>
+      </w:pPr>
+      <w:r>
+        <w:rPr>
+          <w:rFonts w:ascii="Arial" w:hAnsi="Arial" w:cs="Arial"/>
+        </w:rPr>
+        <w:t>python</w:t>
+      </w:r>
+    </w:p>
+    <w:p>
+      <w:pPr>
+        <w:rPr>
+          <w:rFonts w:ascii="Arial" w:hAnsi="Arial" w:cs="Arial"/>
+        </w:rPr>
+      </w:pPr>
+      <w:r>
+        <w:rPr>
+          <w:rFonts w:ascii="Arial" w:hAnsi="Arial" w:cs="Arial"/>
+        </w:rPr>
+        <w:lastRenderedPageBreak/>
+        <w:t># Reload baseline model</w:t>
+      </w:r>
+    </w:p>
+    <w:p>
+      <w:pPr>
+        <w:rPr>
+          <w:rFonts w:ascii="Arial" w:hAnsi="Arial" w:cs="Arial"/>
+        </w:rPr>
+      </w:pPr>
+      <w:proofErr w:type="spellStart"/>
+      <w:r>
+        <w:rPr>
+          <w:rFonts w:ascii="Arial" w:hAnsi="Arial" w:cs="Arial"/>
+        </w:rPr>
+        <w:t>baseline_model</w:t>
+      </w:r>
+      <w:proofErr w:type="spellEnd"/>
+      <w:r>
+        <w:rPr>
+          <w:rFonts w:ascii="Arial" w:hAnsi="Arial" w:cs="Arial"/>
+        </w:rPr>
+        <w:t xml:space="preserve"> = </w:t>
+      </w:r>
+      <w:proofErr w:type="spellStart"/>
+      <w:r>
+        <w:rPr>
+          <w:rFonts w:ascii="Arial" w:hAnsi="Arial" w:cs="Arial"/>
+        </w:rPr>
+        <w:t>VariantMLP</w:t>
+      </w:r>
+      <w:proofErr w:type="spellEnd"/>
+      <w:r>
+        <w:rPr>
+          <w:rFonts w:ascii="Arial" w:hAnsi="Arial" w:cs="Arial"/>
+        </w:rPr>
+        <w:t>().to(</w:t>
+      </w:r>
+      <w:proofErr w:type="spellStart"/>
+      <w:proofErr w:type="gramStart"/>
+      <w:r>
+        <w:rPr>
+          <w:rFonts w:ascii="Arial" w:hAnsi="Arial" w:cs="Arial"/>
+        </w:rPr>
+        <w:t>config.DEVICE</w:t>
+      </w:r>
+      <w:proofErr w:type="spellEnd"/>
+      <w:proofErr w:type="gramEnd"/>
+      <w:r>
+        <w:rPr>
+          <w:rFonts w:ascii="Arial" w:hAnsi="Arial" w:cs="Arial"/>
+        </w:rPr>
+        <w:t>)</w:t>
+      </w:r>
+    </w:p>
+    <w:p>
+      <w:pPr>
+        <w:rPr>
+          <w:rFonts w:ascii="Arial" w:hAnsi="Arial" w:cs="Arial"/>
+        </w:rPr>
+      </w:pPr>
+      <w:proofErr w:type="spellStart"/>
+      <w:r>
+        <w:rPr>
+          <w:rFonts w:ascii="Arial" w:hAnsi="Arial" w:cs="Arial"/>
+        </w:rPr>
+        <w:t>baseline_</w:t>
+      </w:r>
+      <w:proofErr w:type="gramStart"/>
+      <w:r>
+        <w:rPr>
+          <w:rFonts w:ascii="Arial" w:hAnsi="Arial" w:cs="Arial"/>
+        </w:rPr>
+        <w:t>model.load</w:t>
+      </w:r>
+      <w:proofErr w:type="gramEnd"/>
+      <w:r>
+        <w:rPr>
+          <w:rFonts w:ascii="Arial" w:hAnsi="Arial" w:cs="Arial"/>
+        </w:rPr>
+        <w:t>_state_</w:t>
+      </w:r>
+      <w:proofErr w:type="gramStart"/>
+      <w:r>
+        <w:rPr>
+          <w:rFonts w:ascii="Arial" w:hAnsi="Arial" w:cs="Arial"/>
+        </w:rPr>
+        <w:t>dict</w:t>
+      </w:r>
+      <w:proofErr w:type="spellEnd"/>
+      <w:r>
+        <w:rPr>
+          <w:rFonts w:ascii="Arial" w:hAnsi="Arial" w:cs="Arial"/>
+        </w:rPr>
+        <w:t>(</w:t>
+      </w:r>
+      <w:proofErr w:type="spellStart"/>
+      <w:r>
+        <w:rPr>
+          <w:rFonts w:ascii="Arial" w:hAnsi="Arial" w:cs="Arial"/>
+        </w:rPr>
+        <w:t>torch.load</w:t>
+      </w:r>
+      <w:proofErr w:type="spellEnd"/>
+      <w:proofErr w:type="gramEnd"/>
+      <w:r>
+        <w:rPr>
+          <w:rFonts w:ascii="Arial" w:hAnsi="Arial" w:cs="Arial"/>
+        </w:rPr>
+        <w:t>(</w:t>
+      </w:r>
+      <w:proofErr w:type="spellStart"/>
+      <w:proofErr w:type="gramStart"/>
+      <w:r>
+        <w:rPr>
+          <w:rFonts w:ascii="Arial" w:hAnsi="Arial" w:cs="Arial"/>
+        </w:rPr>
+        <w:t>config.OUTPUTS</w:t>
+      </w:r>
+      <w:proofErr w:type="gramEnd"/>
+      <w:r>
+        <w:rPr>
+          <w:rFonts w:ascii="Arial" w:hAnsi="Arial" w:cs="Arial"/>
+        </w:rPr>
+        <w:t>_DIR</w:t>
+      </w:r>
+      <w:proofErr w:type="spellEnd"/>
+      <w:r>
+        <w:rPr>
+          <w:rFonts w:ascii="Arial" w:hAnsi="Arial" w:cs="Arial"/>
+        </w:rPr>
+        <w:t xml:space="preserve"> / "mlp_baseline.pt"))</w:t>
+      </w:r>
+    </w:p>
+    <w:p>
+      <w:pPr>
+        <w:rPr>
+          <w:rFonts w:ascii="Arial" w:hAnsi="Arial" w:cs="Arial"/>
+        </w:rPr>
+      </w:pPr>
+      <w:proofErr w:type="spellStart"/>
+      <w:r>
+        <w:rPr>
+          <w:rFonts w:ascii="Arial" w:hAnsi="Arial" w:cs="Arial"/>
+        </w:rPr>
+        <w:t>baseline_</w:t>
+      </w:r>
+      <w:proofErr w:type="gramStart"/>
+      <w:r>
+        <w:rPr>
+          <w:rFonts w:ascii="Arial" w:hAnsi="Arial" w:cs="Arial"/>
+        </w:rPr>
+        <w:t>model.eval</w:t>
+      </w:r>
+      <w:proofErr w:type="spellEnd"/>
+      <w:proofErr w:type="gramEnd"/>
+      <w:r>
+        <w:rPr>
+          <w:rFonts w:ascii="Arial" w:hAnsi="Arial" w:cs="Arial"/>
+        </w:rPr>
+        <w:t>()</w:t>
+      </w:r>
+    </w:p>
+    <w:p>
+      <w:pPr>
+        <w:rPr>
+          <w:rFonts w:ascii="Arial" w:hAnsi="Arial" w:cs="Arial"/>
+        </w:rPr>
+      </w:pPr>
+    </w:p>
+    <w:p>
+      <w:pPr>
+        <w:rPr>
+          <w:rFonts w:ascii="Arial" w:hAnsi="Arial" w:cs="Arial"/>
+        </w:rPr>
+      </w:pPr>
+      <w:r>
+        <w:rPr>
+          <w:rFonts w:ascii="Arial" w:hAnsi="Arial" w:cs="Arial"/>
+        </w:rPr>
+        <w:t># Load original splits</w:t>
+      </w:r>
+    </w:p>
+    <w:p>
+      <w:pPr>
+        <w:rPr>
+          <w:rFonts w:ascii="Arial" w:hAnsi="Arial" w:cs="Arial"/>
+        </w:rPr>
+      </w:pPr>
+      <w:proofErr w:type="spellStart"/>
+      <w:r>
+        <w:rPr>
+          <w:rFonts w:ascii="Arial" w:hAnsi="Arial" w:cs="Arial"/>
+        </w:rPr>
+        <w:t>X_test_base</w:t>
+      </w:r>
+      <w:proofErr w:type="spellEnd"/>
+      <w:r>
+        <w:rPr>
+          <w:rFonts w:ascii="Arial" w:hAnsi="Arial" w:cs="Arial"/>
+        </w:rPr>
+        <w:t xml:space="preserve"> = </w:t>
+      </w:r>
+      <w:proofErr w:type="spellStart"/>
+      <w:proofErr w:type="gramStart"/>
+      <w:r>
+        <w:rPr>
+          <w:rFonts w:ascii="Arial" w:hAnsi="Arial" w:cs="Arial"/>
+        </w:rPr>
+        <w:t>np.load</w:t>
+      </w:r>
+      <w:proofErr w:type="spellEnd"/>
+      <w:proofErr w:type="gramEnd"/>
+      <w:r>
+        <w:rPr>
+          <w:rFonts w:ascii="Arial" w:hAnsi="Arial" w:cs="Arial"/>
+        </w:rPr>
+        <w:t>(</w:t>
+      </w:r>
+      <w:proofErr w:type="spellStart"/>
+      <w:proofErr w:type="gramStart"/>
+      <w:r>
+        <w:rPr>
+          <w:rFonts w:ascii="Arial" w:hAnsi="Arial" w:cs="Arial"/>
+        </w:rPr>
+        <w:t>config.PROCESSED</w:t>
+      </w:r>
+      <w:proofErr w:type="gramEnd"/>
+      <w:r>
+        <w:rPr>
+          <w:rFonts w:ascii="Arial" w:hAnsi="Arial" w:cs="Arial"/>
+        </w:rPr>
+        <w:t>_DIR</w:t>
+      </w:r>
+      <w:proofErr w:type="spellEnd"/>
+      <w:r>
+        <w:rPr>
+          <w:rFonts w:ascii="Arial" w:hAnsi="Arial" w:cs="Arial"/>
+        </w:rPr>
+        <w:t xml:space="preserve"> / "</w:t>
+      </w:r>
+      <w:proofErr w:type="spellStart"/>
+      <w:r>
+        <w:rPr>
+          <w:rFonts w:ascii="Arial" w:hAnsi="Arial" w:cs="Arial"/>
+        </w:rPr>
+        <w:t>X_test.npy</w:t>
+      </w:r>
+      <w:proofErr w:type="spellEnd"/>
+      <w:r>
+        <w:rPr>
+          <w:rFonts w:ascii="Arial" w:hAnsi="Arial" w:cs="Arial"/>
+        </w:rPr>
+        <w:t>")</w:t>
+      </w:r>
+    </w:p>
+    <w:p>
+      <w:pPr>
+        <w:rPr>
+          <w:rFonts w:ascii="Arial" w:hAnsi="Arial" w:cs="Arial"/>
+        </w:rPr>
+      </w:pPr>
+      <w:proofErr w:type="spellStart"/>
+      <w:r>
+        <w:rPr>
+          <w:rFonts w:ascii="Arial" w:hAnsi="Arial" w:cs="Arial"/>
+        </w:rPr>
+        <w:t>y_test_base</w:t>
+      </w:r>
+      <w:proofErr w:type="spellEnd"/>
+      <w:r>
+        <w:rPr>
+          <w:rFonts w:ascii="Arial" w:hAnsi="Arial" w:cs="Arial"/>
+        </w:rPr>
+        <w:t xml:space="preserve"> = </w:t>
+      </w:r>
+      <w:proofErr w:type="spellStart"/>
+      <w:proofErr w:type="gramStart"/>
+      <w:r>
+        <w:rPr>
+          <w:rFonts w:ascii="Arial" w:hAnsi="Arial" w:cs="Arial"/>
+        </w:rPr>
+        <w:t>np.load</w:t>
+      </w:r>
+      <w:proofErr w:type="spellEnd"/>
+      <w:proofErr w:type="gramEnd"/>
+      <w:r>
+        <w:rPr>
+          <w:rFonts w:ascii="Arial" w:hAnsi="Arial" w:cs="Arial"/>
+        </w:rPr>
+        <w:t>(</w:t>
+      </w:r>
+      <w:proofErr w:type="spellStart"/>
+      <w:proofErr w:type="gramStart"/>
+      <w:r>
+        <w:rPr>
+          <w:rFonts w:ascii="Arial" w:hAnsi="Arial" w:cs="Arial"/>
+        </w:rPr>
+        <w:t>config.PROCESSED</w:t>
+      </w:r>
+      <w:proofErr w:type="gramEnd"/>
+      <w:r>
+        <w:rPr>
+          <w:rFonts w:ascii="Arial" w:hAnsi="Arial" w:cs="Arial"/>
+        </w:rPr>
+        <w:t>_DIR</w:t>
+      </w:r>
+      <w:proofErr w:type="spellEnd"/>
+      <w:r>
+        <w:rPr>
+          <w:rFonts w:ascii="Arial" w:hAnsi="Arial" w:cs="Arial"/>
+        </w:rPr>
+        <w:t xml:space="preserve"> / "</w:t>
+      </w:r>
+      <w:proofErr w:type="spellStart"/>
+      <w:r>
+        <w:rPr>
+          <w:rFonts w:ascii="Arial" w:hAnsi="Arial" w:cs="Arial"/>
+        </w:rPr>
+        <w:t>y_test.npy</w:t>
+      </w:r>
+      <w:proofErr w:type="spellEnd"/>
+      <w:r>
+        <w:rPr>
+          <w:rFonts w:ascii="Arial" w:hAnsi="Arial" w:cs="Arial"/>
+        </w:rPr>
+        <w:t>")</w:t>
+      </w:r>
+    </w:p>
+    <w:p>
+      <w:pPr>
+        <w:rPr>
+          <w:rFonts w:ascii="Arial" w:hAnsi="Arial" w:cs="Arial"/>
+        </w:rPr>
+      </w:pPr>
+    </w:p>
+    <w:p>
+      <w:pPr>
+        <w:rPr>
+          <w:rFonts w:ascii="Arial" w:hAnsi="Arial" w:cs="Arial"/>
+        </w:rPr>
+      </w:pPr>
+      <w:proofErr w:type="spellStart"/>
+      <w:r>
+        <w:rPr>
+          <w:rFonts w:ascii="Arial" w:hAnsi="Arial" w:cs="Arial"/>
+        </w:rPr>
+        <w:t>base_dataset</w:t>
+      </w:r>
+      <w:proofErr w:type="spellEnd"/>
+      <w:r>
+        <w:rPr>
+          <w:rFonts w:ascii="Arial" w:hAnsi="Arial" w:cs="Arial"/>
+        </w:rPr>
+        <w:t xml:space="preserve"> = </w:t>
+      </w:r>
+      <w:proofErr w:type="spellStart"/>
+      <w:proofErr w:type="gramStart"/>
+      <w:r>
+        <w:rPr>
+          <w:rFonts w:ascii="Arial" w:hAnsi="Arial" w:cs="Arial"/>
+        </w:rPr>
+        <w:t>VariantDataset</w:t>
+      </w:r>
+      <w:proofErr w:type="spellEnd"/>
+      <w:r>
+        <w:rPr>
+          <w:rFonts w:ascii="Arial" w:hAnsi="Arial" w:cs="Arial"/>
+        </w:rPr>
+        <w:t>(</w:t>
+      </w:r>
+      <w:proofErr w:type="spellStart"/>
+      <w:proofErr w:type="gramEnd"/>
+      <w:r>
+        <w:rPr>
+          <w:rFonts w:ascii="Arial" w:hAnsi="Arial" w:cs="Arial"/>
+        </w:rPr>
+        <w:t>X_test_base</w:t>
+      </w:r>
+      <w:proofErr w:type="spellEnd"/>
+      <w:r>
+        <w:rPr>
+          <w:rFonts w:ascii="Arial" w:hAnsi="Arial" w:cs="Arial"/>
+        </w:rPr>
+        <w:t xml:space="preserve">, </w:t>
+      </w:r>
+      <w:proofErr w:type="spellStart"/>
+      <w:r>
+        <w:rPr>
+          <w:rFonts w:ascii="Arial" w:hAnsi="Arial" w:cs="Arial"/>
+        </w:rPr>
+        <w:t>y_test_base</w:t>
+      </w:r>
+      <w:proofErr w:type="spellEnd"/>
+      <w:r>
+        <w:rPr>
+          <w:rFonts w:ascii="Arial" w:hAnsi="Arial" w:cs="Arial"/>
+        </w:rPr>
+        <w:t>)</w:t>
+      </w:r>
+    </w:p>
+    <w:p>
+      <w:pPr>
+        <w:rPr>
+          <w:rFonts w:ascii="Arial" w:hAnsi="Arial" w:cs="Arial"/>
+        </w:rPr>
+      </w:pPr>
+      <w:proofErr w:type="spellStart"/>
+      <w:r>
+        <w:rPr>
+          <w:rFonts w:ascii="Arial" w:hAnsi="Arial" w:cs="Arial"/>
+        </w:rPr>
+        <w:t>base_loader</w:t>
+      </w:r>
+      <w:proofErr w:type="spellEnd"/>
+      <w:r>
+        <w:rPr>
+          <w:rFonts w:ascii="Arial" w:hAnsi="Arial" w:cs="Arial"/>
+        </w:rPr>
+        <w:t xml:space="preserve"> = </w:t>
+      </w:r>
+      <w:proofErr w:type="spellStart"/>
+      <w:proofErr w:type="gramStart"/>
+      <w:r>
+        <w:rPr>
+          <w:rFonts w:ascii="Arial" w:hAnsi="Arial" w:cs="Arial"/>
+        </w:rPr>
+        <w:t>DataLoader</w:t>
+      </w:r>
+      <w:proofErr w:type="spellEnd"/>
+      <w:r>
+        <w:rPr>
+          <w:rFonts w:ascii="Arial" w:hAnsi="Arial" w:cs="Arial"/>
+        </w:rPr>
+        <w:t>(</w:t>
+      </w:r>
+      <w:proofErr w:type="spellStart"/>
+      <w:proofErr w:type="gramEnd"/>
+      <w:r>
+        <w:rPr>
+          <w:rFonts w:ascii="Arial" w:hAnsi="Arial" w:cs="Arial"/>
+        </w:rPr>
+        <w:t>base_dataset</w:t>
+      </w:r>
+      <w:proofErr w:type="spellEnd"/>
+      <w:r>
+        <w:rPr>
+          <w:rFonts w:ascii="Arial" w:hAnsi="Arial" w:cs="Arial"/>
+        </w:rPr>
+        <w:t xml:space="preserve">, </w:t>
+      </w:r>
+      <w:proofErr w:type="spellStart"/>
+      <w:r>
+        <w:rPr>
+          <w:rFonts w:ascii="Arial" w:hAnsi="Arial" w:cs="Arial"/>
+        </w:rPr>
+        <w:t>batch_size</w:t>
+      </w:r>
+      <w:proofErr w:type="spellEnd"/>
+      <w:r>
+        <w:rPr>
+          <w:rFonts w:ascii="Arial" w:hAnsi="Arial" w:cs="Arial"/>
+        </w:rPr>
+        <w:t>=</w:t>
+      </w:r>
+      <w:proofErr w:type="spellStart"/>
+      <w:proofErr w:type="gramStart"/>
+      <w:r>
+        <w:rPr>
+          <w:rFonts w:ascii="Arial" w:hAnsi="Arial" w:cs="Arial"/>
+        </w:rPr>
+        <w:t>config.BATCH</w:t>
+      </w:r>
+      <w:proofErr w:type="gramEnd"/>
+      <w:r>
+        <w:rPr>
+          <w:rFonts w:ascii="Arial" w:hAnsi="Arial" w:cs="Arial"/>
+        </w:rPr>
+        <w:t>_SIZE</w:t>
+      </w:r>
+      <w:proofErr w:type="spellEnd"/>
+      <w:r>
+        <w:rPr>
+          <w:rFonts w:ascii="Arial" w:hAnsi="Arial" w:cs="Arial"/>
+        </w:rPr>
+        <w:t>, shuffle=False)</w:t>
+      </w:r>
+    </w:p>
+    <w:p>
+      <w:pPr>
+        <w:rPr>
+          <w:rFonts w:ascii="Arial" w:hAnsi="Arial" w:cs="Arial"/>
+        </w:rPr>
+      </w:pPr>
+    </w:p>
+    <w:p>
+      <w:pPr>
+        <w:rPr>
+          <w:rFonts w:ascii="Arial" w:hAnsi="Arial" w:cs="Arial"/>
+        </w:rPr>
+      </w:pPr>
+      <w:proofErr w:type="spellStart"/>
+      <w:r>
+        <w:rPr>
+          <w:rFonts w:ascii="Arial" w:hAnsi="Arial" w:cs="Arial"/>
+        </w:rPr>
+        <w:t>all_preds_base</w:t>
+      </w:r>
+      <w:proofErr w:type="spellEnd"/>
+      <w:r>
+        <w:rPr>
+          <w:rFonts w:ascii="Arial" w:hAnsi="Arial" w:cs="Arial"/>
+        </w:rPr>
+        <w:t xml:space="preserve">, </w:t>
+      </w:r>
+      <w:proofErr w:type="spellStart"/>
+      <w:r>
+        <w:rPr>
+          <w:rFonts w:ascii="Arial" w:hAnsi="Arial" w:cs="Arial"/>
+        </w:rPr>
+        <w:t>all_labels_base</w:t>
+      </w:r>
+      <w:proofErr w:type="spellEnd"/>
+      <w:r>
+        <w:rPr>
+          <w:rFonts w:ascii="Arial" w:hAnsi="Arial" w:cs="Arial"/>
+        </w:rPr>
+        <w:t xml:space="preserve"> = [], []</w:t>
+      </w:r>
+    </w:p>
+    <w:p>
+      <w:pPr>
+        <w:rPr>
+          <w:rFonts w:ascii="Arial" w:hAnsi="Arial" w:cs="Arial"/>
+        </w:rPr>
+      </w:pPr>
+      <w:r>
+        <w:rPr>
+          <w:rFonts w:ascii="Arial" w:hAnsi="Arial" w:cs="Arial"/>
+        </w:rPr>
+        <w:t xml:space="preserve">with </w:t>
+      </w:r>
+      <w:proofErr w:type="spellStart"/>
+      <w:r>
+        <w:rPr>
+          <w:rFonts w:ascii="Arial" w:hAnsi="Arial" w:cs="Arial"/>
+        </w:rPr>
+        <w:t>torch.no_</w:t>
+      </w:r>
+      <w:proofErr w:type="gramStart"/>
+      <w:r>
+        <w:rPr>
+          <w:rFonts w:ascii="Arial" w:hAnsi="Arial" w:cs="Arial"/>
+        </w:rPr>
+        <w:t>grad</w:t>
+      </w:r>
+      <w:proofErr w:type="spellEnd"/>
+      <w:r>
+        <w:rPr>
+          <w:rFonts w:ascii="Arial" w:hAnsi="Arial" w:cs="Arial"/>
+        </w:rPr>
+        <w:t>(</w:t>
+      </w:r>
+      <w:proofErr w:type="gramEnd"/>
+      <w:r>
+        <w:rPr>
+          <w:rFonts w:ascii="Arial" w:hAnsi="Arial" w:cs="Arial"/>
+        </w:rPr>
+        <w:t>):</w:t>
+      </w:r>
+    </w:p>
+    <w:p>
+      <w:pPr>
+        <w:rPr>
+          <w:rFonts w:ascii="Arial" w:hAnsi="Arial" w:cs="Arial"/>
+        </w:rPr>
+      </w:pPr>
+      <w:r>
+        <w:rPr>
+          <w:rFonts w:ascii="Arial" w:hAnsi="Arial" w:cs="Arial"/>
+        </w:rPr>
+        <w:t xml:space="preserve">    for </w:t>
+      </w:r>
+      <w:proofErr w:type="spellStart"/>
+      <w:r>
+        <w:rPr>
+          <w:rFonts w:ascii="Arial" w:hAnsi="Arial" w:cs="Arial"/>
+        </w:rPr>
+        <w:t>X_batch</w:t>
+      </w:r>
+      <w:proofErr w:type="spellEnd"/>
+      <w:r>
+        <w:rPr>
+          <w:rFonts w:ascii="Arial" w:hAnsi="Arial" w:cs="Arial"/>
+        </w:rPr>
+        <w:t xml:space="preserve">, </w:t>
+      </w:r>
+      <w:proofErr w:type="spellStart"/>
+      <w:r>
+        <w:rPr>
+          <w:rFonts w:ascii="Arial" w:hAnsi="Arial" w:cs="Arial"/>
+        </w:rPr>
+        <w:t>y_batch</w:t>
+      </w:r>
+      <w:proofErr w:type="spellEnd"/>
+      <w:r>
+        <w:rPr>
+          <w:rFonts w:ascii="Arial" w:hAnsi="Arial" w:cs="Arial"/>
+        </w:rPr>
+        <w:t xml:space="preserve"> in </w:t>
+      </w:r>
+      <w:proofErr w:type="spellStart"/>
+      <w:r>
+        <w:rPr>
+          <w:rFonts w:ascii="Arial" w:hAnsi="Arial" w:cs="Arial"/>
+        </w:rPr>
+        <w:t>base_loader</w:t>
+      </w:r>
+      <w:proofErr w:type="spellEnd"/>
+      <w:r>
+        <w:rPr>
+          <w:rFonts w:ascii="Arial" w:hAnsi="Arial" w:cs="Arial"/>
+        </w:rPr>
+        <w:t>:</w:t>
+      </w:r>
+    </w:p>
+    <w:p>
+      <w:pPr>
+        <w:rPr>
+          <w:rFonts w:ascii="Arial" w:hAnsi="Arial" w:cs="Arial"/>
+        </w:rPr>
+      </w:pPr>
+      <w:r>
+        <w:rPr>
+          <w:rFonts w:ascii="Arial" w:hAnsi="Arial" w:cs="Arial"/>
+        </w:rPr>
+        <w:t xml:space="preserve">        </w:t>
+      </w:r>
+      <w:proofErr w:type="spellStart"/>
+      <w:r>
+        <w:rPr>
+          <w:rFonts w:ascii="Arial" w:hAnsi="Arial" w:cs="Arial"/>
+        </w:rPr>
+        <w:t>X_batch</w:t>
+      </w:r>
+      <w:proofErr w:type="spellEnd"/>
+      <w:r>
+        <w:rPr>
+          <w:rFonts w:ascii="Arial" w:hAnsi="Arial" w:cs="Arial"/>
+        </w:rPr>
+        <w:t xml:space="preserve"> = X_batch.to(</w:t>
+      </w:r>
+      <w:proofErr w:type="spellStart"/>
+      <w:proofErr w:type="gramStart"/>
+      <w:r>
+        <w:rPr>
+          <w:rFonts w:ascii="Arial" w:hAnsi="Arial" w:cs="Arial"/>
+        </w:rPr>
+        <w:t>config.DEVICE</w:t>
+      </w:r>
+      <w:proofErr w:type="spellEnd"/>
+      <w:proofErr w:type="gramEnd"/>
+      <w:r>
+        <w:rPr>
+          <w:rFonts w:ascii="Arial" w:hAnsi="Arial" w:cs="Arial"/>
+        </w:rPr>
+        <w:t>)</w:t>
+      </w:r>
+    </w:p>
+    <w:p>
+      <w:pPr>
+        <w:rPr>
+          <w:rFonts w:ascii="Arial" w:hAnsi="Arial" w:cs="Arial"/>
+        </w:rPr>
+      </w:pPr>
+      <w:r>
+        <w:rPr>
+          <w:rFonts w:ascii="Arial" w:hAnsi="Arial" w:cs="Arial"/>
+        </w:rPr>
+        <w:t xml:space="preserve">        logits = </w:t>
+      </w:r>
+      <w:proofErr w:type="spellStart"/>
+      <w:r>
+        <w:rPr>
+          <w:rFonts w:ascii="Arial" w:hAnsi="Arial" w:cs="Arial"/>
+        </w:rPr>
+        <w:t>baseline_model</w:t>
+      </w:r>
+      <w:proofErr w:type="spellEnd"/>
+      <w:r>
+        <w:rPr>
+          <w:rFonts w:ascii="Arial" w:hAnsi="Arial" w:cs="Arial"/>
+        </w:rPr>
+        <w:t>(</w:t>
+      </w:r>
+      <w:proofErr w:type="spellStart"/>
+      <w:r>
+        <w:rPr>
+          <w:rFonts w:ascii="Arial" w:hAnsi="Arial" w:cs="Arial"/>
+        </w:rPr>
+        <w:t>X_batch</w:t>
+      </w:r>
+      <w:proofErr w:type="spellEnd"/>
+      <w:r>
+        <w:rPr>
+          <w:rFonts w:ascii="Arial" w:hAnsi="Arial" w:cs="Arial"/>
+        </w:rPr>
+        <w:t>)</w:t>
+      </w:r>
+    </w:p>
+    <w:p>
+      <w:pPr>
+        <w:rPr>
+          <w:rFonts w:ascii="Arial" w:hAnsi="Arial" w:cs="Arial"/>
+        </w:rPr>
+      </w:pPr>
+      <w:r>
+        <w:rPr>
+          <w:rFonts w:ascii="Arial" w:hAnsi="Arial" w:cs="Arial"/>
+        </w:rPr>
+        <w:t xml:space="preserve">        probs = </w:t>
+      </w:r>
+      <w:proofErr w:type="spellStart"/>
+      <w:proofErr w:type="gramStart"/>
+      <w:r>
+        <w:rPr>
+          <w:rFonts w:ascii="Arial" w:hAnsi="Arial" w:cs="Arial"/>
+        </w:rPr>
+        <w:t>torch.sigmoid</w:t>
+      </w:r>
+      <w:proofErr w:type="spellEnd"/>
+      <w:proofErr w:type="gramEnd"/>
+      <w:r>
+        <w:rPr>
+          <w:rFonts w:ascii="Arial" w:hAnsi="Arial" w:cs="Arial"/>
+        </w:rPr>
+        <w:t>(logits</w:t>
+      </w:r>
+      <w:proofErr w:type="gramStart"/>
+      <w:r>
+        <w:rPr>
+          <w:rFonts w:ascii="Arial" w:hAnsi="Arial" w:cs="Arial"/>
+        </w:rPr>
+        <w:t>).</w:t>
+      </w:r>
+      <w:proofErr w:type="spellStart"/>
+      <w:r>
+        <w:rPr>
+          <w:rFonts w:ascii="Arial" w:hAnsi="Arial" w:cs="Arial"/>
+        </w:rPr>
+        <w:t>cpu</w:t>
+      </w:r>
+      <w:proofErr w:type="spellEnd"/>
+      <w:proofErr w:type="gramEnd"/>
+      <w:r>
+        <w:rPr>
+          <w:rFonts w:ascii="Arial" w:hAnsi="Arial" w:cs="Arial"/>
+        </w:rPr>
+        <w:t>(</w:t>
+      </w:r>
+      <w:proofErr w:type="gramStart"/>
+      <w:r>
+        <w:rPr>
+          <w:rFonts w:ascii="Arial" w:hAnsi="Arial" w:cs="Arial"/>
+        </w:rPr>
+        <w:t>).</w:t>
+      </w:r>
+      <w:proofErr w:type="spellStart"/>
+      <w:r>
+        <w:rPr>
+          <w:rFonts w:ascii="Arial" w:hAnsi="Arial" w:cs="Arial"/>
+        </w:rPr>
+        <w:t>numpy</w:t>
+      </w:r>
+      <w:proofErr w:type="spellEnd"/>
+      <w:proofErr w:type="gramEnd"/>
+      <w:r>
+        <w:rPr>
+          <w:rFonts w:ascii="Arial" w:hAnsi="Arial" w:cs="Arial"/>
+        </w:rPr>
+        <w:t>()</w:t>
+      </w:r>
+    </w:p>
+    <w:p>
+      <w:pPr>
+        <w:rPr>
+          <w:rFonts w:ascii="Arial" w:hAnsi="Arial" w:cs="Arial"/>
+        </w:rPr>
+      </w:pPr>
+      <w:r>
+        <w:rPr>
+          <w:rFonts w:ascii="Arial" w:hAnsi="Arial" w:cs="Arial"/>
+        </w:rPr>
+        <w:t xml:space="preserve">        </w:t>
+      </w:r>
+      <w:proofErr w:type="spellStart"/>
+      <w:r>
+        <w:rPr>
+          <w:rFonts w:ascii="Arial" w:hAnsi="Arial" w:cs="Arial"/>
+        </w:rPr>
+        <w:t>all_preds_</w:t>
+      </w:r>
+      <w:proofErr w:type="gramStart"/>
+      <w:r>
+        <w:rPr>
+          <w:rFonts w:ascii="Arial" w:hAnsi="Arial" w:cs="Arial"/>
+        </w:rPr>
+        <w:t>base.extend</w:t>
+      </w:r>
+      <w:proofErr w:type="spellEnd"/>
+      <w:proofErr w:type="gramEnd"/>
+      <w:r>
+        <w:rPr>
+          <w:rFonts w:ascii="Arial" w:hAnsi="Arial" w:cs="Arial"/>
+        </w:rPr>
+        <w:t>(probs)</w:t>
+      </w:r>
+    </w:p>
+    <w:p>
+      <w:pPr>
+        <w:rPr>
+          <w:rFonts w:ascii="Arial" w:hAnsi="Arial" w:cs="Arial"/>
+        </w:rPr>
+      </w:pPr>
+      <w:r>
+        <w:rPr>
+          <w:rFonts w:ascii="Arial" w:hAnsi="Arial" w:cs="Arial"/>
+        </w:rPr>
+        <w:t xml:space="preserve">        </w:t>
+      </w:r>
+      <w:proofErr w:type="spellStart"/>
+      <w:r>
+        <w:rPr>
+          <w:rFonts w:ascii="Arial" w:hAnsi="Arial" w:cs="Arial"/>
+        </w:rPr>
+        <w:t>all_labels_</w:t>
+      </w:r>
+      <w:proofErr w:type="gramStart"/>
+      <w:r>
+        <w:rPr>
+          <w:rFonts w:ascii="Arial" w:hAnsi="Arial" w:cs="Arial"/>
+        </w:rPr>
+        <w:t>base.extend</w:t>
+      </w:r>
+      <w:proofErr w:type="spellEnd"/>
+      <w:proofErr w:type="gramEnd"/>
+      <w:r>
+        <w:rPr>
+          <w:rFonts w:ascii="Arial" w:hAnsi="Arial" w:cs="Arial"/>
+        </w:rPr>
+        <w:t>(</w:t>
+      </w:r>
+      <w:proofErr w:type="spellStart"/>
+      <w:r>
+        <w:rPr>
+          <w:rFonts w:ascii="Arial" w:hAnsi="Arial" w:cs="Arial"/>
+        </w:rPr>
+        <w:t>y_</w:t>
+      </w:r>
+      <w:proofErr w:type="gramStart"/>
+      <w:r>
+        <w:rPr>
+          <w:rFonts w:ascii="Arial" w:hAnsi="Arial" w:cs="Arial"/>
+        </w:rPr>
+        <w:t>batch.numpy</w:t>
+      </w:r>
+      <w:proofErr w:type="spellEnd"/>
+      <w:proofErr w:type="gramEnd"/>
+      <w:r>
+        <w:rPr>
+          <w:rFonts w:ascii="Arial" w:hAnsi="Arial" w:cs="Arial"/>
+        </w:rPr>
+        <w:t>())</w:t>
+      </w:r>
+    </w:p>
+    <w:p>
+      <w:pPr>
+        <w:rPr>
+          <w:rFonts w:ascii="Arial" w:hAnsi="Arial" w:cs="Arial"/>
+        </w:rPr>
+      </w:pPr>
+    </w:p>
+    <w:p>
+      <w:pPr>
+        <w:rPr>
+          <w:rFonts w:ascii="Arial" w:hAnsi="Arial" w:cs="Arial"/>
+        </w:rPr>
+      </w:pPr>
+      <w:proofErr w:type="spellStart"/>
+      <w:r>
+        <w:rPr>
+          <w:rFonts w:ascii="Arial" w:hAnsi="Arial" w:cs="Arial"/>
+        </w:rPr>
+        <w:t>all_preds_base</w:t>
+      </w:r>
+      <w:proofErr w:type="spellEnd"/>
+      <w:r>
+        <w:rPr>
+          <w:rFonts w:ascii="Arial" w:hAnsi="Arial" w:cs="Arial"/>
+        </w:rPr>
+        <w:t xml:space="preserve"> = </w:t>
+      </w:r>
+      <w:proofErr w:type="spellStart"/>
+      <w:proofErr w:type="gramStart"/>
+      <w:r>
+        <w:rPr>
+          <w:rFonts w:ascii="Arial" w:hAnsi="Arial" w:cs="Arial"/>
+        </w:rPr>
+        <w:t>np.array</w:t>
+      </w:r>
+      <w:proofErr w:type="spellEnd"/>
+      <w:proofErr w:type="gramEnd"/>
+      <w:r>
+        <w:rPr>
+          <w:rFonts w:ascii="Arial" w:hAnsi="Arial" w:cs="Arial"/>
+        </w:rPr>
+        <w:t>(</w:t>
+      </w:r>
+      <w:proofErr w:type="spellStart"/>
+      <w:r>
+        <w:rPr>
+          <w:rFonts w:ascii="Arial" w:hAnsi="Arial" w:cs="Arial"/>
+        </w:rPr>
+        <w:t>all_preds_base</w:t>
+      </w:r>
+      <w:proofErr w:type="spellEnd"/>
+      <w:r>
+        <w:rPr>
+          <w:rFonts w:ascii="Arial" w:hAnsi="Arial" w:cs="Arial"/>
+        </w:rPr>
+        <w:t>)</w:t>
+      </w:r>
+    </w:p>
+    <w:p>
+      <w:pPr>
+        <w:rPr>
+          <w:rFonts w:ascii="Arial" w:hAnsi="Arial" w:cs="Arial"/>
+        </w:rPr>
+      </w:pPr>
+      <w:proofErr w:type="spellStart"/>
+      <w:r>
+        <w:rPr>
+          <w:rFonts w:ascii="Arial" w:hAnsi="Arial" w:cs="Arial"/>
+        </w:rPr>
+        <w:t>all_labels_base</w:t>
+      </w:r>
+      <w:proofErr w:type="spellEnd"/>
+      <w:r>
+        <w:rPr>
+          <w:rFonts w:ascii="Arial" w:hAnsi="Arial" w:cs="Arial"/>
+        </w:rPr>
+        <w:t xml:space="preserve"> = </w:t>
+      </w:r>
+      <w:proofErr w:type="spellStart"/>
+      <w:proofErr w:type="gramStart"/>
+      <w:r>
+        <w:rPr>
+          <w:rFonts w:ascii="Arial" w:hAnsi="Arial" w:cs="Arial"/>
+        </w:rPr>
+        <w:t>np.array</w:t>
+      </w:r>
+      <w:proofErr w:type="spellEnd"/>
+      <w:proofErr w:type="gramEnd"/>
+      <w:r>
+        <w:rPr>
+          <w:rFonts w:ascii="Arial" w:hAnsi="Arial" w:cs="Arial"/>
+        </w:rPr>
+        <w:t>(</w:t>
+      </w:r>
+      <w:proofErr w:type="spellStart"/>
+      <w:r>
+        <w:rPr>
+          <w:rFonts w:ascii="Arial" w:hAnsi="Arial" w:cs="Arial"/>
+        </w:rPr>
+        <w:t>all_labels_base</w:t>
+      </w:r>
+      <w:proofErr w:type="spellEnd"/>
+      <w:r>
+        <w:rPr>
+          <w:rFonts w:ascii="Arial" w:hAnsi="Arial" w:cs="Arial"/>
+        </w:rPr>
+        <w:t>)</w:t>
+      </w:r>
+    </w:p>
+    <w:p>
+      <w:pPr>
+        <w:rPr>
+          <w:rFonts w:ascii="Arial" w:hAnsi="Arial" w:cs="Arial"/>
+        </w:rPr>
+      </w:pPr>
+    </w:p>
+    <w:p>
+      <w:pPr>
+        <w:rPr>
+          <w:rFonts w:ascii="Arial" w:hAnsi="Arial" w:cs="Arial"/>
+        </w:rPr>
+      </w:pPr>
+      <w:r>
+        <w:rPr>
+          <w:rFonts w:ascii="Arial" w:hAnsi="Arial" w:cs="Arial"/>
+        </w:rPr>
+        <w:t># Get test gene labels using same split</w:t>
+      </w:r>
+    </w:p>
+    <w:p>
+      <w:pPr>
+        <w:rPr>
+          <w:rFonts w:ascii="Arial" w:hAnsi="Arial" w:cs="Arial"/>
+        </w:rPr>
+      </w:pPr>
+      <w:r>
+        <w:rPr>
+          <w:rFonts w:ascii="Arial" w:hAnsi="Arial" w:cs="Arial"/>
+        </w:rPr>
+        <w:t xml:space="preserve">_, </w:t>
+      </w:r>
+      <w:proofErr w:type="spellStart"/>
+      <w:r>
+        <w:rPr>
+          <w:rFonts w:ascii="Arial" w:hAnsi="Arial" w:cs="Arial"/>
+        </w:rPr>
+        <w:t>X_te_idx_base</w:t>
+      </w:r>
+      <w:proofErr w:type="spellEnd"/>
+      <w:r>
+        <w:rPr>
+          <w:rFonts w:ascii="Arial" w:hAnsi="Arial" w:cs="Arial"/>
+        </w:rPr>
+        <w:t xml:space="preserve">, _, _ = </w:t>
+      </w:r>
+      <w:proofErr w:type="spellStart"/>
+      <w:r>
+        <w:rPr>
+          <w:rFonts w:ascii="Arial" w:hAnsi="Arial" w:cs="Arial"/>
+        </w:rPr>
+        <w:t>train_test_</w:t>
+      </w:r>
+      <w:proofErr w:type="gramStart"/>
+      <w:r>
+        <w:rPr>
+          <w:rFonts w:ascii="Arial" w:hAnsi="Arial" w:cs="Arial"/>
+        </w:rPr>
+        <w:t>split</w:t>
+      </w:r>
+      <w:proofErr w:type="spellEnd"/>
+      <w:r>
+        <w:rPr>
+          <w:rFonts w:ascii="Arial" w:hAnsi="Arial" w:cs="Arial"/>
+        </w:rPr>
+        <w:t>(</w:t>
+      </w:r>
+      <w:proofErr w:type="gramEnd"/>
+    </w:p>
+    <w:p>
+      <w:pPr>
+        <w:rPr>
+          <w:rFonts w:ascii="Arial" w:hAnsi="Arial" w:cs="Arial"/>
+        </w:rPr>
+      </w:pPr>
+      <w:r>
+        <w:rPr>
+          <w:rFonts w:ascii="Arial" w:hAnsi="Arial" w:cs="Arial"/>
+        </w:rPr>
+        <w:t xml:space="preserve">    </w:t>
+      </w:r>
+      <w:proofErr w:type="spellStart"/>
+      <w:proofErr w:type="gramStart"/>
+      <w:r>
+        <w:rPr>
+          <w:rFonts w:ascii="Arial" w:hAnsi="Arial" w:cs="Arial"/>
+        </w:rPr>
+        <w:t>np.arange</w:t>
+      </w:r>
+      <w:proofErr w:type="spellEnd"/>
+      <w:proofErr w:type="gramEnd"/>
+      <w:r>
+        <w:rPr>
+          <w:rFonts w:ascii="Arial" w:hAnsi="Arial" w:cs="Arial"/>
+        </w:rPr>
+        <w:t>(</w:t>
+      </w:r>
+      <w:proofErr w:type="spellStart"/>
+      <w:r>
+        <w:rPr>
+          <w:rFonts w:ascii="Arial" w:hAnsi="Arial" w:cs="Arial"/>
+        </w:rPr>
+        <w:t>len</w:t>
+      </w:r>
+      <w:proofErr w:type="spellEnd"/>
+      <w:r>
+        <w:rPr>
+          <w:rFonts w:ascii="Arial" w:hAnsi="Arial" w:cs="Arial"/>
+        </w:rPr>
+        <w:t>(</w:t>
+      </w:r>
+      <w:proofErr w:type="spellStart"/>
+      <w:r>
+        <w:rPr>
+          <w:rFonts w:ascii="Arial" w:hAnsi="Arial" w:cs="Arial"/>
+        </w:rPr>
+        <w:t>y_enriched</w:t>
+      </w:r>
+      <w:proofErr w:type="spellEnd"/>
+      <w:r>
+        <w:rPr>
+          <w:rFonts w:ascii="Arial" w:hAnsi="Arial" w:cs="Arial"/>
+        </w:rPr>
+        <w:t xml:space="preserve">)), </w:t>
+      </w:r>
+      <w:proofErr w:type="spellStart"/>
+      <w:r>
+        <w:rPr>
+          <w:rFonts w:ascii="Arial" w:hAnsi="Arial" w:cs="Arial"/>
+        </w:rPr>
+        <w:t>y_enriched</w:t>
+      </w:r>
+      <w:proofErr w:type="spellEnd"/>
+      <w:r>
+        <w:rPr>
+          <w:rFonts w:ascii="Arial" w:hAnsi="Arial" w:cs="Arial"/>
+        </w:rPr>
+        <w:t>,</w:t>
+      </w:r>
+    </w:p>
+    <w:p>
+      <w:pPr>
+        <w:rPr>
+          <w:rFonts w:ascii="Arial" w:hAnsi="Arial" w:cs="Arial"/>
+        </w:rPr>
+      </w:pPr>
+      <w:r>
+        <w:rPr>
+          <w:rFonts w:ascii="Arial" w:hAnsi="Arial" w:cs="Arial"/>
+        </w:rPr>
+        <w:t xml:space="preserve">    </w:t>
+      </w:r>
+      <w:proofErr w:type="spellStart"/>
+      <w:r>
+        <w:rPr>
+          <w:rFonts w:ascii="Arial" w:hAnsi="Arial" w:cs="Arial"/>
+        </w:rPr>
+        <w:t>test_size</w:t>
+      </w:r>
+      <w:proofErr w:type="spellEnd"/>
+      <w:r>
+        <w:rPr>
+          <w:rFonts w:ascii="Arial" w:hAnsi="Arial" w:cs="Arial"/>
+        </w:rPr>
+        <w:t>=</w:t>
+      </w:r>
+      <w:proofErr w:type="spellStart"/>
+      <w:r>
+        <w:rPr>
+          <w:rFonts w:ascii="Arial" w:hAnsi="Arial" w:cs="Arial"/>
+        </w:rPr>
+        <w:t>config.TEST_SIZE</w:t>
+      </w:r>
+      <w:proofErr w:type="spellEnd"/>
+      <w:r>
+        <w:rPr>
+          <w:rFonts w:ascii="Arial" w:hAnsi="Arial" w:cs="Arial"/>
+        </w:rPr>
+        <w:t>,</w:t>
+      </w:r>
+    </w:p>
+    <w:p>
+      <w:pPr>
+        <w:rPr>
+          <w:rFonts w:ascii="Arial" w:hAnsi="Arial" w:cs="Arial"/>
+        </w:rPr>
+      </w:pPr>
+      <w:r>
+        <w:rPr>
+          <w:rFonts w:ascii="Arial" w:hAnsi="Arial" w:cs="Arial"/>
+        </w:rPr>
+        <w:t xml:space="preserve">    </w:t>
+      </w:r>
+      <w:proofErr w:type="spellStart"/>
+      <w:r>
+        <w:rPr>
+          <w:rFonts w:ascii="Arial" w:hAnsi="Arial" w:cs="Arial"/>
+        </w:rPr>
+        <w:t>random_state</w:t>
+      </w:r>
+      <w:proofErr w:type="spellEnd"/>
+      <w:r>
+        <w:rPr>
+          <w:rFonts w:ascii="Arial" w:hAnsi="Arial" w:cs="Arial"/>
+        </w:rPr>
+        <w:t>=</w:t>
+      </w:r>
+      <w:proofErr w:type="spellStart"/>
+      <w:proofErr w:type="gramStart"/>
+      <w:r>
+        <w:rPr>
+          <w:rFonts w:ascii="Arial" w:hAnsi="Arial" w:cs="Arial"/>
+        </w:rPr>
+        <w:t>config.RANDOM</w:t>
+      </w:r>
+      <w:proofErr w:type="gramEnd"/>
+      <w:r>
+        <w:rPr>
+          <w:rFonts w:ascii="Arial" w:hAnsi="Arial" w:cs="Arial"/>
+        </w:rPr>
+        <w:t>_SEED</w:t>
+      </w:r>
+      <w:proofErr w:type="spellEnd"/>
+      <w:r>
+        <w:rPr>
+          <w:rFonts w:ascii="Arial" w:hAnsi="Arial" w:cs="Arial"/>
+        </w:rPr>
+        <w:t>,</w:t>
+      </w:r>
+    </w:p>
+    <w:p>
+      <w:pPr>
+        <w:rPr>
+          <w:rFonts w:ascii="Arial" w:hAnsi="Arial" w:cs="Arial"/>
+        </w:rPr>
+      </w:pPr>
+      <w:r>
+        <w:rPr>
+          <w:rFonts w:ascii="Arial" w:hAnsi="Arial" w:cs="Arial"/>
+        </w:rPr>
+        <w:t xml:space="preserve">    stratify=</w:t>
+      </w:r>
+      <w:proofErr w:type="spellStart"/>
+      <w:r>
+        <w:rPr>
+          <w:rFonts w:ascii="Arial" w:hAnsi="Arial" w:cs="Arial"/>
+        </w:rPr>
+        <w:t>y_enriched</w:t>
+      </w:r>
+      <w:proofErr w:type="spellEnd"/>
+    </w:p>
+    <w:p>
+      <w:pPr>
+        <w:rPr>
+          <w:rFonts w:ascii="Arial" w:hAnsi="Arial" w:cs="Arial"/>
+        </w:rPr>
+      </w:pPr>
+      <w:r>
+        <w:rPr>
+          <w:rFonts w:ascii="Arial" w:hAnsi="Arial" w:cs="Arial"/>
+        </w:rPr>
+        <w:t>)</w:t>
+      </w:r>
+    </w:p>
+    <w:p>
+      <w:pPr>
+        <w:rPr>
+          <w:rFonts w:ascii="Arial" w:hAnsi="Arial" w:cs="Arial"/>
+        </w:rPr>
+      </w:pPr>
+      <w:proofErr w:type="spellStart"/>
+      <w:r>
+        <w:rPr>
+          <w:rFonts w:ascii="Arial" w:hAnsi="Arial" w:cs="Arial"/>
+        </w:rPr>
+        <w:t>test_gene_labels_base</w:t>
+      </w:r>
+      <w:proofErr w:type="spellEnd"/>
+      <w:r>
+        <w:rPr>
+          <w:rFonts w:ascii="Arial" w:hAnsi="Arial" w:cs="Arial"/>
+        </w:rPr>
+        <w:t xml:space="preserve"> = </w:t>
+      </w:r>
+      <w:proofErr w:type="spellStart"/>
+      <w:r>
+        <w:rPr>
+          <w:rFonts w:ascii="Arial" w:hAnsi="Arial" w:cs="Arial"/>
+        </w:rPr>
+        <w:t>test_genes</w:t>
+      </w:r>
+      <w:proofErr w:type="spellEnd"/>
+      <w:r>
+        <w:rPr>
+          <w:rFonts w:ascii="Arial" w:hAnsi="Arial" w:cs="Arial"/>
+        </w:rPr>
+        <w:t>[</w:t>
+      </w:r>
+      <w:proofErr w:type="spellStart"/>
+      <w:r>
+        <w:rPr>
+          <w:rFonts w:ascii="Arial" w:hAnsi="Arial" w:cs="Arial"/>
+        </w:rPr>
+        <w:t>X_te_idx_base</w:t>
+      </w:r>
+      <w:proofErr w:type="spellEnd"/>
+      <w:r>
+        <w:rPr>
+          <w:rFonts w:ascii="Arial" w:hAnsi="Arial" w:cs="Arial"/>
+        </w:rPr>
+        <w:t>]</w:t>
+      </w:r>
+    </w:p>
+    <w:p>
+      <w:pPr>
+        <w:rPr>
+          <w:rFonts w:ascii="Arial" w:hAnsi="Arial" w:cs="Arial"/>
+        </w:rPr>
+      </w:pPr>
+    </w:p>
+    <w:p>
+      <w:pPr>
+        <w:rPr>
+          <w:rFonts w:ascii="Arial" w:hAnsi="Arial" w:cs="Arial"/>
+        </w:rPr>
+      </w:pPr>
+      <w:r>
+        <w:rPr>
+          <w:rFonts w:ascii="Arial" w:hAnsi="Arial" w:cs="Arial"/>
+        </w:rPr>
+        <w:t xml:space="preserve">top50_mask_base = </w:t>
+      </w:r>
+      <w:proofErr w:type="spellStart"/>
+      <w:proofErr w:type="gramStart"/>
+      <w:r>
+        <w:rPr>
+          <w:rFonts w:ascii="Arial" w:hAnsi="Arial" w:cs="Arial"/>
+        </w:rPr>
+        <w:t>np.array</w:t>
+      </w:r>
+      <w:proofErr w:type="spellEnd"/>
+      <w:proofErr w:type="gramEnd"/>
+      <w:r>
+        <w:rPr>
+          <w:rFonts w:ascii="Arial" w:hAnsi="Arial" w:cs="Arial"/>
+        </w:rPr>
+        <w:t xml:space="preserve">([g in </w:t>
+      </w:r>
+      <w:proofErr w:type="spellStart"/>
+      <w:r>
+        <w:rPr>
+          <w:rFonts w:ascii="Arial" w:hAnsi="Arial" w:cs="Arial"/>
+        </w:rPr>
+        <w:t>top_genes</w:t>
+      </w:r>
+      <w:proofErr w:type="spellEnd"/>
+      <w:r>
+        <w:rPr>
+          <w:rFonts w:ascii="Arial" w:hAnsi="Arial" w:cs="Arial"/>
+        </w:rPr>
+        <w:t xml:space="preserve"> for g in </w:t>
+      </w:r>
+      <w:proofErr w:type="spellStart"/>
+      <w:r>
+        <w:rPr>
+          <w:rFonts w:ascii="Arial" w:hAnsi="Arial" w:cs="Arial"/>
+        </w:rPr>
+        <w:t>test_gene_labels_base</w:t>
+      </w:r>
+      <w:proofErr w:type="spellEnd"/>
+      <w:r>
+        <w:rPr>
+          <w:rFonts w:ascii="Arial" w:hAnsi="Arial" w:cs="Arial"/>
+        </w:rPr>
+        <w:t>])</w:t>
+      </w:r>
+    </w:p>
+    <w:p>
+      <w:pPr>
+        <w:rPr>
+          <w:rFonts w:ascii="Arial" w:hAnsi="Arial" w:cs="Arial"/>
+        </w:rPr>
+      </w:pPr>
+      <w:proofErr w:type="spellStart"/>
+      <w:r>
+        <w:rPr>
+          <w:rFonts w:ascii="Arial" w:hAnsi="Arial" w:cs="Arial"/>
+        </w:rPr>
+        <w:t>other_mask_base</w:t>
+      </w:r>
+      <w:proofErr w:type="spellEnd"/>
+      <w:r>
+        <w:rPr>
+          <w:rFonts w:ascii="Arial" w:hAnsi="Arial" w:cs="Arial"/>
+        </w:rPr>
+        <w:t xml:space="preserve"> = ~top50_mask_base</w:t>
+      </w:r>
+    </w:p>
+    <w:p>
+      <w:pPr>
+        <w:rPr>
+          <w:rFonts w:ascii="Arial" w:hAnsi="Arial" w:cs="Arial"/>
+        </w:rPr>
+      </w:pPr>
+    </w:p>
+    <w:p>
+      <w:pPr>
+        <w:rPr>
+          <w:rFonts w:ascii="Arial" w:hAnsi="Arial" w:cs="Arial"/>
+        </w:rPr>
+      </w:pPr>
+      <w:r>
+        <w:rPr>
+          <w:rFonts w:ascii="Arial" w:hAnsi="Arial" w:cs="Arial"/>
+        </w:rPr>
+        <w:t xml:space="preserve">auc_top50_base = </w:t>
+      </w:r>
+      <w:proofErr w:type="spellStart"/>
+      <w:r>
+        <w:rPr>
+          <w:rFonts w:ascii="Arial" w:hAnsi="Arial" w:cs="Arial"/>
+        </w:rPr>
+        <w:t>roc_auc_score</w:t>
+      </w:r>
+      <w:proofErr w:type="spellEnd"/>
+      <w:r>
+        <w:rPr>
+          <w:rFonts w:ascii="Arial" w:hAnsi="Arial" w:cs="Arial"/>
+        </w:rPr>
+        <w:t>(</w:t>
+      </w:r>
+      <w:proofErr w:type="spellStart"/>
+      <w:r>
+        <w:rPr>
+          <w:rFonts w:ascii="Arial" w:hAnsi="Arial" w:cs="Arial"/>
+        </w:rPr>
+        <w:t>all_labels_base</w:t>
+      </w:r>
+      <w:proofErr w:type="spellEnd"/>
+      <w:r>
+        <w:rPr>
+          <w:rFonts w:ascii="Arial" w:hAnsi="Arial" w:cs="Arial"/>
+        </w:rPr>
+        <w:t xml:space="preserve">[top50_mask_base], </w:t>
+      </w:r>
+      <w:proofErr w:type="spellStart"/>
+      <w:r>
+        <w:rPr>
+          <w:rFonts w:ascii="Arial" w:hAnsi="Arial" w:cs="Arial"/>
+        </w:rPr>
+        <w:t>all_preds_base</w:t>
+      </w:r>
+      <w:proofErr w:type="spellEnd"/>
+      <w:r>
+        <w:rPr>
+          <w:rFonts w:ascii="Arial" w:hAnsi="Arial" w:cs="Arial"/>
+        </w:rPr>
+        <w:t>[top50_mask_base])</w:t>
+      </w:r>
+    </w:p>
+    <w:p>
+      <w:pPr>
+        <w:rPr>
+          <w:rFonts w:ascii="Arial" w:hAnsi="Arial" w:cs="Arial"/>
+        </w:rPr>
+      </w:pPr>
+      <w:proofErr w:type="spellStart"/>
+      <w:r>
+        <w:rPr>
+          <w:rFonts w:ascii="Arial" w:hAnsi="Arial" w:cs="Arial"/>
+        </w:rPr>
+        <w:t>auc_other_base</w:t>
+      </w:r>
+      <w:proofErr w:type="spellEnd"/>
+      <w:r>
+        <w:rPr>
+          <w:rFonts w:ascii="Arial" w:hAnsi="Arial" w:cs="Arial"/>
+        </w:rPr>
+        <w:t xml:space="preserve"> = </w:t>
+      </w:r>
+      <w:proofErr w:type="spellStart"/>
+      <w:r>
+        <w:rPr>
+          <w:rFonts w:ascii="Arial" w:hAnsi="Arial" w:cs="Arial"/>
+        </w:rPr>
+        <w:t>roc_auc_score</w:t>
+      </w:r>
+      <w:proofErr w:type="spellEnd"/>
+      <w:r>
+        <w:rPr>
+          <w:rFonts w:ascii="Arial" w:hAnsi="Arial" w:cs="Arial"/>
+        </w:rPr>
+        <w:t>(</w:t>
+      </w:r>
+      <w:proofErr w:type="spellStart"/>
+      <w:r>
+        <w:rPr>
+          <w:rFonts w:ascii="Arial" w:hAnsi="Arial" w:cs="Arial"/>
+        </w:rPr>
+        <w:t>all_labels_base</w:t>
+      </w:r>
+      <w:proofErr w:type="spellEnd"/>
+      <w:r>
+        <w:rPr>
+          <w:rFonts w:ascii="Arial" w:hAnsi="Arial" w:cs="Arial"/>
+        </w:rPr>
+        <w:t>[</w:t>
+      </w:r>
+      <w:proofErr w:type="spellStart"/>
+      <w:r>
+        <w:rPr>
+          <w:rFonts w:ascii="Arial" w:hAnsi="Arial" w:cs="Arial"/>
+        </w:rPr>
+        <w:t>other_mask_base</w:t>
+      </w:r>
+      <w:proofErr w:type="spellEnd"/>
+      <w:r>
+        <w:rPr>
+          <w:rFonts w:ascii="Arial" w:hAnsi="Arial" w:cs="Arial"/>
+        </w:rPr>
+        <w:t xml:space="preserve">], </w:t>
+      </w:r>
+      <w:proofErr w:type="spellStart"/>
+      <w:r>
+        <w:rPr>
+          <w:rFonts w:ascii="Arial" w:hAnsi="Arial" w:cs="Arial"/>
+        </w:rPr>
+        <w:t>all_preds_base</w:t>
+      </w:r>
+      <w:proofErr w:type="spellEnd"/>
+      <w:r>
+        <w:rPr>
+          <w:rFonts w:ascii="Arial" w:hAnsi="Arial" w:cs="Arial"/>
+        </w:rPr>
+        <w:t>[</w:t>
+      </w:r>
+      <w:proofErr w:type="spellStart"/>
+      <w:r>
+        <w:rPr>
+          <w:rFonts w:ascii="Arial" w:hAnsi="Arial" w:cs="Arial"/>
+        </w:rPr>
+        <w:t>other_mask_base</w:t>
+      </w:r>
+      <w:proofErr w:type="spellEnd"/>
+      <w:r>
+        <w:rPr>
+          <w:rFonts w:ascii="Arial" w:hAnsi="Arial" w:cs="Arial"/>
+        </w:rPr>
+        <w:t>])</w:t>
+      </w:r>
+    </w:p>
+    <w:p>
+      <w:pPr>
+        <w:rPr>
+          <w:rFonts w:ascii="Arial" w:hAnsi="Arial" w:cs="Arial"/>
+        </w:rPr>
+      </w:pPr>
+      <w:proofErr w:type="spellStart"/>
+      <w:r>
+        <w:rPr>
+          <w:rFonts w:ascii="Arial" w:hAnsi="Arial" w:cs="Arial"/>
+        </w:rPr>
+        <w:t>auc_overall_base</w:t>
+      </w:r>
+      <w:proofErr w:type="spellEnd"/>
+      <w:r>
+        <w:rPr>
+          <w:rFonts w:ascii="Arial" w:hAnsi="Arial" w:cs="Arial"/>
+        </w:rPr>
+        <w:t xml:space="preserve"> = </w:t>
+      </w:r>
+      <w:proofErr w:type="spellStart"/>
+      <w:r>
+        <w:rPr>
+          <w:rFonts w:ascii="Arial" w:hAnsi="Arial" w:cs="Arial"/>
+        </w:rPr>
+        <w:t>roc_auc_</w:t>
+      </w:r>
+      <w:proofErr w:type="gramStart"/>
+      <w:r>
+        <w:rPr>
+          <w:rFonts w:ascii="Arial" w:hAnsi="Arial" w:cs="Arial"/>
+        </w:rPr>
+        <w:t>score</w:t>
+      </w:r>
+      <w:proofErr w:type="spellEnd"/>
+      <w:r>
+        <w:rPr>
+          <w:rFonts w:ascii="Arial" w:hAnsi="Arial" w:cs="Arial"/>
+        </w:rPr>
+        <w:t>(</w:t>
+      </w:r>
+      <w:proofErr w:type="spellStart"/>
+      <w:proofErr w:type="gramEnd"/>
+      <w:r>
+        <w:rPr>
+          <w:rFonts w:ascii="Arial" w:hAnsi="Arial" w:cs="Arial"/>
+        </w:rPr>
+        <w:t>all_labels_base</w:t>
+      </w:r>
+      <w:proofErr w:type="spellEnd"/>
+      <w:r>
+        <w:rPr>
+          <w:rFonts w:ascii="Arial" w:hAnsi="Arial" w:cs="Arial"/>
+        </w:rPr>
+        <w:t xml:space="preserve">, </w:t>
+      </w:r>
+      <w:proofErr w:type="spellStart"/>
+      <w:r>
+        <w:rPr>
+          <w:rFonts w:ascii="Arial" w:hAnsi="Arial" w:cs="Arial"/>
+        </w:rPr>
+        <w:t>all_preds_base</w:t>
+      </w:r>
+      <w:proofErr w:type="spellEnd"/>
+      <w:r>
+        <w:rPr>
+          <w:rFonts w:ascii="Arial" w:hAnsi="Arial" w:cs="Arial"/>
+        </w:rPr>
+        <w:t>)</w:t>
+      </w:r>
+    </w:p>
+    <w:p>
+      <w:pPr>
+        <w:rPr>
+          <w:rFonts w:ascii="Arial" w:hAnsi="Arial" w:cs="Arial"/>
+        </w:rPr>
+      </w:pPr>
+    </w:p>
+    <w:p>
+      <w:pPr>
+        <w:rPr>
+          <w:rFonts w:ascii="Arial" w:hAnsi="Arial" w:cs="Arial"/>
+        </w:rPr>
+      </w:pPr>
+      <w:proofErr w:type="gramStart"/>
+      <w:r>
+        <w:rPr>
+          <w:rFonts w:ascii="Arial" w:hAnsi="Arial" w:cs="Arial"/>
+        </w:rPr>
+        <w:t>print(</w:t>
+      </w:r>
+      <w:proofErr w:type="gramEnd"/>
+      <w:r>
+        <w:rPr>
+          <w:rFonts w:ascii="Arial" w:hAnsi="Arial" w:cs="Arial"/>
+        </w:rPr>
+        <w:t>"Baseline MLP per-group AUC:")</w:t>
+      </w:r>
+    </w:p>
+    <w:p>
+      <w:pPr>
+        <w:rPr>
+          <w:rFonts w:ascii="Arial" w:hAnsi="Arial" w:cs="Arial"/>
+        </w:rPr>
+      </w:pPr>
+      <w:proofErr w:type="gramStart"/>
+      <w:r>
+        <w:rPr>
+          <w:rFonts w:ascii="Arial" w:hAnsi="Arial" w:cs="Arial"/>
+        </w:rPr>
+        <w:t>print(</w:t>
+      </w:r>
+      <w:proofErr w:type="spellStart"/>
+      <w:proofErr w:type="gramEnd"/>
+      <w:r>
+        <w:rPr>
+          <w:rFonts w:ascii="Arial" w:hAnsi="Arial" w:cs="Arial"/>
+        </w:rPr>
+        <w:t>f"Overall</w:t>
+      </w:r>
+      <w:proofErr w:type="spellEnd"/>
+      <w:r>
+        <w:rPr>
+          <w:rFonts w:ascii="Arial" w:hAnsi="Arial" w:cs="Arial"/>
+        </w:rPr>
+        <w:t xml:space="preserve"> AUC:     </w:t>
+      </w:r>
+      <w:proofErr w:type="gramStart"/>
+      <w:r>
+        <w:rPr>
+          <w:rFonts w:ascii="Arial" w:hAnsi="Arial" w:cs="Arial"/>
+        </w:rPr>
+        <w:t xml:space="preserve">   {</w:t>
+      </w:r>
+      <w:proofErr w:type="gramEnd"/>
+      <w:r>
+        <w:rPr>
+          <w:rFonts w:ascii="Arial" w:hAnsi="Arial" w:cs="Arial"/>
+        </w:rPr>
+        <w:t>auc_overall_base:.4f}")</w:t>
+      </w:r>
+    </w:p>
+    <w:p>
+      <w:pPr>
+        <w:rPr>
+          <w:rFonts w:ascii="Arial" w:hAnsi="Arial" w:cs="Arial"/>
+        </w:rPr>
+      </w:pPr>
+      <w:proofErr w:type="gramStart"/>
+      <w:r>
+        <w:rPr>
+          <w:rFonts w:ascii="Arial" w:hAnsi="Arial" w:cs="Arial"/>
+        </w:rPr>
+        <w:t>print(</w:t>
+      </w:r>
+      <w:proofErr w:type="gramEnd"/>
+      <w:r>
+        <w:rPr>
+          <w:rFonts w:ascii="Arial" w:hAnsi="Arial" w:cs="Arial"/>
+        </w:rPr>
+        <w:t>f"</w:t>
+      </w:r>
+      <w:proofErr w:type="gramStart"/>
+      <w:r>
+        <w:rPr>
+          <w:rFonts w:ascii="Arial" w:hAnsi="Arial" w:cs="Arial"/>
+        </w:rPr>
+        <w:t>Top-50</w:t>
+      </w:r>
+      <w:proofErr w:type="gramEnd"/>
+      <w:r>
+        <w:rPr>
+          <w:rFonts w:ascii="Arial" w:hAnsi="Arial" w:cs="Arial"/>
+        </w:rPr>
+        <w:t xml:space="preserve"> gene AUC: </w:t>
+      </w:r>
+      <w:proofErr w:type="gramStart"/>
+      <w:r>
+        <w:rPr>
+          <w:rFonts w:ascii="Arial" w:hAnsi="Arial" w:cs="Arial"/>
+        </w:rPr>
+        <w:t xml:space="preserve">   {</w:t>
+      </w:r>
+      <w:proofErr w:type="gramEnd"/>
+      <w:r>
+        <w:rPr>
+          <w:rFonts w:ascii="Arial" w:hAnsi="Arial" w:cs="Arial"/>
+        </w:rPr>
+        <w:t>auc_top50_base:.4</w:t>
+      </w:r>
+      <w:proofErr w:type="gramStart"/>
+      <w:r>
+        <w:rPr>
+          <w:rFonts w:ascii="Arial" w:hAnsi="Arial" w:cs="Arial"/>
+        </w:rPr>
+        <w:t>f}  (</w:t>
+      </w:r>
+      <w:proofErr w:type="gramEnd"/>
+      <w:r>
+        <w:rPr>
+          <w:rFonts w:ascii="Arial" w:hAnsi="Arial" w:cs="Arial"/>
+        </w:rPr>
+        <w:t>{</w:t>
+      </w:r>
+      <w:proofErr w:type="gramStart"/>
+      <w:r>
+        <w:rPr>
+          <w:rFonts w:ascii="Arial" w:hAnsi="Arial" w:cs="Arial"/>
+        </w:rPr>
+        <w:t>top50_mask_base.sum():,</w:t>
+      </w:r>
+      <w:proofErr w:type="gramEnd"/>
+      <w:r>
+        <w:rPr>
+          <w:rFonts w:ascii="Arial" w:hAnsi="Arial" w:cs="Arial"/>
+        </w:rPr>
+        <w:t>} variants)")</w:t>
+      </w:r>
+    </w:p>
+    <w:p>
+      <w:pPr>
+        <w:rPr>
+          <w:rFonts w:ascii="Arial" w:hAnsi="Arial" w:cs="Arial"/>
+        </w:rPr>
+      </w:pPr>
+      <w:proofErr w:type="gramStart"/>
+      <w:r>
+        <w:rPr>
+          <w:rFonts w:ascii="Arial" w:hAnsi="Arial" w:cs="Arial"/>
+        </w:rPr>
+        <w:t>print(</w:t>
+      </w:r>
+      <w:proofErr w:type="spellStart"/>
+      <w:proofErr w:type="gramEnd"/>
+      <w:r>
+        <w:rPr>
+          <w:rFonts w:ascii="Arial" w:hAnsi="Arial" w:cs="Arial"/>
+        </w:rPr>
+        <w:t>f"'Other</w:t>
+      </w:r>
+      <w:proofErr w:type="spellEnd"/>
+      <w:r>
+        <w:rPr>
+          <w:rFonts w:ascii="Arial" w:hAnsi="Arial" w:cs="Arial"/>
+        </w:rPr>
+        <w:t>' gene AUC:</w:t>
+      </w:r>
+      <w:proofErr w:type="gramStart"/>
+      <w:r>
+        <w:rPr>
+          <w:rFonts w:ascii="Arial" w:hAnsi="Arial" w:cs="Arial"/>
+        </w:rPr>
+        <w:t xml:space="preserve">   {</w:t>
+      </w:r>
+      <w:proofErr w:type="gramEnd"/>
+      <w:r>
+        <w:rPr>
+          <w:rFonts w:ascii="Arial" w:hAnsi="Arial" w:cs="Arial"/>
+        </w:rPr>
+        <w:t>auc_other_base:.4</w:t>
+      </w:r>
+      <w:proofErr w:type="gramStart"/>
+      <w:r>
+        <w:rPr>
+          <w:rFonts w:ascii="Arial" w:hAnsi="Arial" w:cs="Arial"/>
+        </w:rPr>
+        <w:t>f}  (</w:t>
+      </w:r>
+      <w:proofErr w:type="gramEnd"/>
+      <w:r>
+        <w:rPr>
+          <w:rFonts w:ascii="Arial" w:hAnsi="Arial" w:cs="Arial"/>
+        </w:rPr>
+        <w:t>{</w:t>
+      </w:r>
+      <w:proofErr w:type="spellStart"/>
+      <w:proofErr w:type="gramStart"/>
+      <w:r>
+        <w:rPr>
+          <w:rFonts w:ascii="Arial" w:hAnsi="Arial" w:cs="Arial"/>
+        </w:rPr>
+        <w:t>other_mask_base.sum</w:t>
+      </w:r>
+      <w:proofErr w:type="spellEnd"/>
+      <w:r>
+        <w:rPr>
+          <w:rFonts w:ascii="Arial" w:hAnsi="Arial" w:cs="Arial"/>
+        </w:rPr>
+        <w:t>():,</w:t>
+      </w:r>
+      <w:proofErr w:type="gramEnd"/>
+      <w:r>
+        <w:rPr>
+          <w:rFonts w:ascii="Arial" w:hAnsi="Arial" w:cs="Arial"/>
+        </w:rPr>
+        <w:t>} variants)")</w:t>
+      </w:r>
+    </w:p>
+    <w:p>
+      <w:pPr>
+        <w:rPr>
+          <w:rFonts w:ascii="Arial" w:hAnsi="Arial" w:cs="Arial"/>
+        </w:rPr>
+      </w:pPr>
+      <w:proofErr w:type="gramStart"/>
+      <w:r>
+        <w:rPr>
+          <w:rFonts w:ascii="Arial" w:hAnsi="Arial" w:cs="Arial"/>
+        </w:rPr>
+        <w:t>print(</w:t>
+      </w:r>
+      <w:proofErr w:type="spellStart"/>
+      <w:proofErr w:type="gramEnd"/>
+      <w:r>
+        <w:rPr>
+          <w:rFonts w:ascii="Arial" w:hAnsi="Arial" w:cs="Arial"/>
+        </w:rPr>
+        <w:t>f"AUC</w:t>
+      </w:r>
+      <w:proofErr w:type="spellEnd"/>
+      <w:r>
+        <w:rPr>
+          <w:rFonts w:ascii="Arial" w:hAnsi="Arial" w:cs="Arial"/>
+        </w:rPr>
+        <w:t xml:space="preserve"> gap:         </w:t>
+      </w:r>
+      <w:proofErr w:type="gramStart"/>
+      <w:r>
+        <w:rPr>
+          <w:rFonts w:ascii="Arial" w:hAnsi="Arial" w:cs="Arial"/>
+        </w:rPr>
+        <w:t xml:space="preserve">   {</w:t>
+      </w:r>
+      <w:proofErr w:type="gramEnd"/>
+      <w:r>
+        <w:rPr>
+          <w:rFonts w:ascii="Arial" w:hAnsi="Arial" w:cs="Arial"/>
+        </w:rPr>
+        <w:t>auc_top50_base - auc_other_base:.4f}")</w:t>
+      </w:r>
+    </w:p>
+    <w:p>
+      <w:pPr>
+        <w:rPr>
+          <w:rFonts w:ascii="Arial" w:hAnsi="Arial" w:cs="Arial"/>
+        </w:rPr>
+      </w:pPr>
+      <w:r>
+        <w:rPr>
+          <w:rFonts w:ascii="Arial" w:hAnsi="Arial" w:cs="Arial"/>
+        </w:rPr>
+        <w:t>Run that and paste the output — then we'll have the full comparison table before committing.</w:t>
+      </w:r>
+    </w:p>
+    <w:p>
+      <w:pPr>
+        <w:rPr>
+          <w:rFonts w:ascii="Arial" w:hAnsi="Arial" w:cs="Arial"/>
+        </w:rPr>
+      </w:pPr>
+      <w:r>
+        <w:rPr>
+          <w:rFonts w:ascii="Arial" w:hAnsi="Arial" w:cs="Arial"/>
+        </w:rPr>
+        <w:t>Baseline MLP per-group AUC:</w:t>
+      </w:r>
+    </w:p>
+    <w:p>
+      <w:pPr>
+        <w:rPr>
+          <w:rFonts w:ascii="Arial" w:hAnsi="Arial" w:cs="Arial"/>
+        </w:rPr>
+      </w:pPr>
+      <w:r>
+        <w:rPr>
+          <w:rFonts w:ascii="Arial" w:hAnsi="Arial" w:cs="Arial"/>
+        </w:rPr>
+        <w:t>Overall AUC:        0.5947</w:t>
+      </w:r>
+    </w:p>
+    <w:p>
+      <w:pPr>
+        <w:rPr>
+          <w:rFonts w:ascii="Arial" w:hAnsi="Arial" w:cs="Arial"/>
+        </w:rPr>
+      </w:pPr>
+      <w:proofErr w:type="gramStart"/>
+      <w:r>
+        <w:rPr>
+          <w:rFonts w:ascii="Arial" w:hAnsi="Arial" w:cs="Arial"/>
+        </w:rPr>
+        <w:t>Top-50</w:t>
+      </w:r>
+      <w:proofErr w:type="gramEnd"/>
+      <w:r>
+        <w:rPr>
+          <w:rFonts w:ascii="Arial" w:hAnsi="Arial" w:cs="Arial"/>
+        </w:rPr>
+        <w:t xml:space="preserve"> gene AUC:    </w:t>
+      </w:r>
+      <w:proofErr w:type="gramStart"/>
+      <w:r>
+        <w:rPr>
+          <w:rFonts w:ascii="Arial" w:hAnsi="Arial" w:cs="Arial"/>
+        </w:rPr>
+        <w:t>0.6554  (</w:t>
+      </w:r>
+      <w:proofErr w:type="gramEnd"/>
+      <w:r>
+        <w:rPr>
+          <w:rFonts w:ascii="Arial" w:hAnsi="Arial" w:cs="Arial"/>
+        </w:rPr>
+        <w:t>13,451 variants)</w:t>
+      </w:r>
+    </w:p>
+    <w:p>
+      <w:pPr>
+        <w:rPr>
+          <w:rFonts w:ascii="Arial" w:hAnsi="Arial" w:cs="Arial"/>
+        </w:rPr>
+      </w:pPr>
+      <w:r>
+        <w:rPr>
+          <w:rFonts w:ascii="Arial" w:hAnsi="Arial" w:cs="Arial"/>
+        </w:rPr>
+        <w:t xml:space="preserve">'Other' gene AUC:   </w:t>
+      </w:r>
+      <w:proofErr w:type="gramStart"/>
+      <w:r>
+        <w:rPr>
+          <w:rFonts w:ascii="Arial" w:hAnsi="Arial" w:cs="Arial"/>
+        </w:rPr>
+        <w:t>0.5774  (</w:t>
+      </w:r>
+      <w:proofErr w:type="gramEnd"/>
+      <w:r>
+        <w:rPr>
+          <w:rFonts w:ascii="Arial" w:hAnsi="Arial" w:cs="Arial"/>
+        </w:rPr>
+        <w:t>54,914 variants)</w:t>
+      </w:r>
+    </w:p>
+    <w:p>
+      <w:pPr>
+        <w:rPr>
+          <w:rFonts w:ascii="Arial" w:hAnsi="Arial" w:cs="Arial"/>
+        </w:rPr>
+      </w:pPr>
+      <w:r>
+        <w:rPr>
+          <w:rFonts w:ascii="Arial" w:hAnsi="Arial" w:cs="Arial"/>
+        </w:rPr>
+        <w:t>AUC gap:            0.0779</w:t>
+      </w:r>
+    </w:p>
+    <w:p>
+      <w:pPr>
+        <w:rPr>
+          <w:rFonts w:ascii="Arial" w:hAnsi="Arial" w:cs="Arial"/>
+        </w:rPr>
+      </w:pPr>
+      <w:r>
+        <w:rPr>
+          <w:rFonts w:ascii="Arial" w:hAnsi="Arial" w:cs="Arial"/>
+        </w:rPr>
+        <w:t>Now we have the full picture. Let me build the complete comparison table:</w:t>
+      </w:r>
+    </w:p>
+    <w:p>
+      <w:pPr>
+        <w:rPr>
+          <w:rFonts w:ascii="Arial" w:hAnsi="Arial" w:cs="Arial"/>
+        </w:rPr>
+      </w:pPr>
+      <w:r>
+        <w:rPr>
+          <w:rFonts w:ascii="Arial" w:hAnsi="Arial" w:cs="Arial"/>
+        </w:rPr>
+        <w:pict w14:anchorId="5FF16CF1">
+          <v:rect id="_x0000_i1093" style="width:0;height:0" o:hralign="center" o:hrstd="t" o:hr="t" fillcolor="#a0a0a0" stroked="f"/>
+        </w:pict>
+      </w:r>
+    </w:p>
+    <w:p>
+      <w:pPr>
+        <w:rPr>
+          <w:rFonts w:ascii="Arial" w:hAnsi="Arial" w:cs="Arial"/>
+          <w:b/>
+          <w:bCs/>
+        </w:rPr>
+      </w:pPr>
+      <w:r>
+        <w:rPr>
+          <w:rFonts w:ascii="Arial" w:hAnsi="Arial" w:cs="Arial"/>
+          <w:b/>
+          <w:bCs/>
+        </w:rPr>
+        <w:t>Full results — three-way comparison</w:t>
+      </w:r>
+    </w:p>
+    <w:tbl>
+      <w:tblPr>
+        <w:tblW w:w="0" w:type="auto"/>
+        <w:tblCellMar>
+          <w:left w:w="0" w:type="dxa"/>
+          <w:right w:w="0" w:type="dxa"/>
+        </w:tblCellMar>
+        <w:tblLook w:val="04A0" w:firstRow="1" w:lastRow="0" w:firstColumn="1" w:lastColumn="0" w:noHBand="0" w:noVBand="1"/>
+      </w:tblPr>
+      <w:tblGrid>
+        <w:gridCol w:w="2988"/>
+        <w:gridCol w:w="1516"/>
+        <w:gridCol w:w="1475"/>
+        <w:gridCol w:w="1357"/>
+        <w:gridCol w:w="680"/>
+      </w:tblGrid>
+      <w:tr>
+        <w:trPr>
+          <w:tblHeader/>
+        </w:trPr>
+        <w:tc>
+          <w:tcPr>
+            <w:tcW w:w="0" w:type="auto"/>
+            <w:tcBorders>
+              <w:top w:val="single" w:sz="2" w:space="0" w:color="auto"/>
+              <w:left w:val="single" w:sz="2" w:space="0" w:color="auto"/>
+              <w:bottom w:val="single" w:sz="2" w:space="0" w:color="auto"/>
+              <w:right w:val="single" w:sz="2" w:space="0" w:color="auto"/>
+            </w:tcBorders>
+            <w:tcMar>
+              <w:top w:w="0" w:type="dxa"/>
+              <w:left w:w="0" w:type="dxa"/>
+              <w:bottom w:w="0" w:type="dxa"/>
+              <w:right w:w="240" w:type="dxa"/>
+            </w:tcMar>
+            <w:hideMark/>
+          </w:tcPr>
+          <w:p>
+            <w:pPr>
+              <w:rPr>
+                <w:rFonts w:ascii="Arial" w:hAnsi="Arial" w:cs="Arial"/>
+                <w:b/>
+                <w:bCs/>
+              </w:rPr>
+            </w:pPr>
+            <w:r>
+              <w:rPr>
+                <w:rFonts w:ascii="Arial" w:hAnsi="Arial" w:cs="Arial"/>
+                <w:b/>
+                <w:bCs/>
+              </w:rPr>
+              <w:t>Model</w:t>
+            </w:r>
+          </w:p>
+        </w:tc>
+        <w:tc>
+          <w:tcPr>
+            <w:tcW w:w="0" w:type="auto"/>
+            <w:tcBorders>
+              <w:top w:val="single" w:sz="2" w:space="0" w:color="auto"/>
+              <w:left w:val="single" w:sz="2" w:space="0" w:color="auto"/>
+              <w:bottom w:val="single" w:sz="2" w:space="0" w:color="auto"/>
+              <w:right w:val="single" w:sz="2" w:space="0" w:color="auto"/>
+            </w:tcBorders>
+            <w:tcMar>
+              <w:top w:w="0" w:type="dxa"/>
+              <w:left w:w="0" w:type="dxa"/>
+              <w:bottom w:w="0" w:type="dxa"/>
+              <w:right w:w="240" w:type="dxa"/>
+            </w:tcMar>
+            <w:hideMark/>
+          </w:tcPr>
+          <w:p>
+            <w:pPr>
+              <w:rPr>
+                <w:rFonts w:ascii="Arial" w:hAnsi="Arial" w:cs="Arial"/>
+                <w:b/>
+                <w:bCs/>
+              </w:rPr>
+            </w:pPr>
+            <w:r>
+              <w:rPr>
+                <w:rFonts w:ascii="Arial" w:hAnsi="Arial" w:cs="Arial"/>
+                <w:b/>
+                <w:bCs/>
+              </w:rPr>
+              <w:t>Overall AUC</w:t>
+            </w:r>
+          </w:p>
+        </w:tc>
+        <w:tc>
+          <w:tcPr>
+            <w:tcW w:w="0" w:type="auto"/>
+            <w:tcBorders>
+              <w:top w:val="single" w:sz="2" w:space="0" w:color="auto"/>
+              <w:left w:val="single" w:sz="2" w:space="0" w:color="auto"/>
+              <w:bottom w:val="single" w:sz="2" w:space="0" w:color="auto"/>
+              <w:right w:val="single" w:sz="2" w:space="0" w:color="auto"/>
+            </w:tcBorders>
+            <w:tcMar>
+              <w:top w:w="0" w:type="dxa"/>
+              <w:left w:w="0" w:type="dxa"/>
+              <w:bottom w:w="0" w:type="dxa"/>
+              <w:right w:w="240" w:type="dxa"/>
+            </w:tcMar>
+            <w:hideMark/>
+          </w:tcPr>
+          <w:p>
+            <w:pPr>
+              <w:rPr>
+                <w:rFonts w:ascii="Arial" w:hAnsi="Arial" w:cs="Arial"/>
+                <w:b/>
+                <w:bCs/>
+              </w:rPr>
+            </w:pPr>
+            <w:proofErr w:type="gramStart"/>
+            <w:r>
+              <w:rPr>
+                <w:rFonts w:ascii="Arial" w:hAnsi="Arial" w:cs="Arial"/>
+                <w:b/>
+                <w:bCs/>
+              </w:rPr>
+              <w:t>Top-50</w:t>
+            </w:r>
+            <w:proofErr w:type="gramEnd"/>
+            <w:r>
+              <w:rPr>
+                <w:rFonts w:ascii="Arial" w:hAnsi="Arial" w:cs="Arial"/>
+                <w:b/>
+                <w:bCs/>
+              </w:rPr>
+              <w:t xml:space="preserve"> AUC</w:t>
+            </w:r>
+          </w:p>
+        </w:tc>
+        <w:tc>
+          <w:tcPr>
+            <w:tcW w:w="0" w:type="auto"/>
+            <w:tcBorders>
+              <w:top w:val="single" w:sz="2" w:space="0" w:color="auto"/>
+              <w:left w:val="single" w:sz="2" w:space="0" w:color="auto"/>
+              <w:bottom w:val="single" w:sz="2" w:space="0" w:color="auto"/>
+              <w:right w:val="single" w:sz="2" w:space="0" w:color="auto"/>
+            </w:tcBorders>
+            <w:tcMar>
+              <w:top w:w="0" w:type="dxa"/>
+              <w:left w:w="0" w:type="dxa"/>
+              <w:bottom w:w="0" w:type="dxa"/>
+              <w:right w:w="240" w:type="dxa"/>
+            </w:tcMar>
+            <w:hideMark/>
+          </w:tcPr>
+          <w:p>
+            <w:pPr>
+              <w:rPr>
+                <w:rFonts w:ascii="Arial" w:hAnsi="Arial" w:cs="Arial"/>
+                <w:b/>
+                <w:bCs/>
+              </w:rPr>
+            </w:pPr>
+            <w:r>
+              <w:rPr>
+                <w:rFonts w:ascii="Arial" w:hAnsi="Arial" w:cs="Arial"/>
+                <w:b/>
+                <w:bCs/>
+              </w:rPr>
+              <w:t>Other AUC</w:t>
+            </w:r>
+          </w:p>
+        </w:tc>
+        <w:tc>
+          <w:tcPr>
+            <w:tcW w:w="0" w:type="auto"/>
+            <w:tcBorders>
+              <w:top w:val="single" w:sz="2" w:space="0" w:color="auto"/>
+              <w:left w:val="single" w:sz="2" w:space="0" w:color="auto"/>
+              <w:bottom w:val="single" w:sz="2" w:space="0" w:color="auto"/>
+              <w:right w:val="single" w:sz="2" w:space="0" w:color="auto"/>
+            </w:tcBorders>
+            <w:tcMar>
+              <w:top w:w="0" w:type="dxa"/>
+              <w:left w:w="0" w:type="dxa"/>
+              <w:bottom w:w="0" w:type="dxa"/>
+              <w:right w:w="240" w:type="dxa"/>
+            </w:tcMar>
+            <w:hideMark/>
+          </w:tcPr>
+          <w:p>
+            <w:pPr>
+              <w:rPr>
+                <w:rFonts w:ascii="Arial" w:hAnsi="Arial" w:cs="Arial"/>
+                <w:b/>
+                <w:bCs/>
+              </w:rPr>
+            </w:pPr>
+            <w:r>
+              <w:rPr>
+                <w:rFonts w:ascii="Arial" w:hAnsi="Arial" w:cs="Arial"/>
+                <w:b/>
+                <w:bCs/>
+              </w:rPr>
+              <w:t>Gap</w:t>
+            </w:r>
+          </w:p>
+        </w:tc>
+      </w:tr>
+      <w:tr>
+        <w:tc>
+          <w:tcPr>
+            <w:tcW w:w="0" w:type="auto"/>
+            <w:tcBorders>
+              <w:top w:val="single" w:sz="2" w:space="0" w:color="auto"/>
+              <w:left w:val="single" w:sz="2" w:space="0" w:color="auto"/>
+              <w:bottom w:val="single" w:sz="2" w:space="0" w:color="auto"/>
+              <w:right w:val="single" w:sz="2" w:space="0" w:color="auto"/>
+            </w:tcBorders>
+            <w:tcMar>
+              <w:top w:w="0" w:type="dxa"/>
+              <w:left w:w="0" w:type="dxa"/>
+              <w:bottom w:w="0" w:type="dxa"/>
+              <w:right w:w="240" w:type="dxa"/>
+            </w:tcMar>
+            <w:hideMark/>
+          </w:tcPr>
+          <w:p>
+            <w:pPr>
+              <w:rPr>
+                <w:rFonts w:ascii="Arial" w:hAnsi="Arial" w:cs="Arial"/>
+              </w:rPr>
+            </w:pPr>
+            <w:r>
+              <w:rPr>
+                <w:rFonts w:ascii="Arial" w:hAnsi="Arial" w:cs="Arial"/>
+              </w:rPr>
+              <w:t>Baseline MLP (allele only)</w:t>
+            </w:r>
+          </w:p>
+        </w:tc>
+        <w:tc>
+          <w:tcPr>
+            <w:tcW w:w="0" w:type="auto"/>
+            <w:tcBorders>
+              <w:top w:val="single" w:sz="2" w:space="0" w:color="auto"/>
+              <w:left w:val="single" w:sz="2" w:space="0" w:color="auto"/>
+              <w:bottom w:val="single" w:sz="2" w:space="0" w:color="auto"/>
+              <w:right w:val="single" w:sz="2" w:space="0" w:color="auto"/>
+            </w:tcBorders>
+            <w:tcMar>
+              <w:top w:w="0" w:type="dxa"/>
+              <w:left w:w="0" w:type="dxa"/>
+              <w:bottom w:w="0" w:type="dxa"/>
+              <w:right w:w="240" w:type="dxa"/>
+            </w:tcMar>
+            <w:hideMark/>
+          </w:tcPr>
+          <w:p>
+            <w:pPr>
+              <w:rPr>
+                <w:rFonts w:ascii="Arial" w:hAnsi="Arial" w:cs="Arial"/>
+              </w:rPr>
+            </w:pPr>
+            <w:r>
+              <w:rPr>
+                <w:rFonts w:ascii="Arial" w:hAnsi="Arial" w:cs="Arial"/>
+              </w:rPr>
+              <w:t>0.59</w:t>
+            </w:r>
+          </w:p>
+        </w:tc>
+        <w:tc>
+          <w:tcPr>
+            <w:tcW w:w="0" w:type="auto"/>
+            <w:tcBorders>
+              <w:top w:val="single" w:sz="2" w:space="0" w:color="auto"/>
+              <w:left w:val="single" w:sz="2" w:space="0" w:color="auto"/>
+              <w:bottom w:val="single" w:sz="2" w:space="0" w:color="auto"/>
+              <w:right w:val="single" w:sz="2" w:space="0" w:color="auto"/>
+            </w:tcBorders>
+            <w:tcMar>
+              <w:top w:w="0" w:type="dxa"/>
+              <w:left w:w="0" w:type="dxa"/>
+              <w:bottom w:w="0" w:type="dxa"/>
+              <w:right w:w="240" w:type="dxa"/>
+            </w:tcMar>
+            <w:hideMark/>
+          </w:tcPr>
+          <w:p>
+            <w:pPr>
+              <w:rPr>
+                <w:rFonts w:ascii="Arial" w:hAnsi="Arial" w:cs="Arial"/>
+              </w:rPr>
+            </w:pPr>
+            <w:r>
+              <w:rPr>
+                <w:rFonts w:ascii="Arial" w:hAnsi="Arial" w:cs="Arial"/>
+              </w:rPr>
+              <w:t>0.66</w:t>
+            </w:r>
+          </w:p>
+        </w:tc>
+        <w:tc>
+          <w:tcPr>
+            <w:tcW w:w="0" w:type="auto"/>
+            <w:tcBorders>
+              <w:top w:val="single" w:sz="2" w:space="0" w:color="auto"/>
+              <w:left w:val="single" w:sz="2" w:space="0" w:color="auto"/>
+              <w:bottom w:val="single" w:sz="2" w:space="0" w:color="auto"/>
+              <w:right w:val="single" w:sz="2" w:space="0" w:color="auto"/>
+            </w:tcBorders>
+            <w:tcMar>
+              <w:top w:w="0" w:type="dxa"/>
+              <w:left w:w="0" w:type="dxa"/>
+              <w:bottom w:w="0" w:type="dxa"/>
+              <w:right w:w="240" w:type="dxa"/>
+            </w:tcMar>
+            <w:hideMark/>
+          </w:tcPr>
+          <w:p>
+            <w:pPr>
+              <w:rPr>
+                <w:rFonts w:ascii="Arial" w:hAnsi="Arial" w:cs="Arial"/>
+              </w:rPr>
+            </w:pPr>
+            <w:r>
+              <w:rPr>
+                <w:rFonts w:ascii="Arial" w:hAnsi="Arial" w:cs="Arial"/>
+              </w:rPr>
+              <w:t>0.58</w:t>
+            </w:r>
+          </w:p>
+        </w:tc>
+        <w:tc>
+          <w:tcPr>
+            <w:tcW w:w="0" w:type="auto"/>
+            <w:tcBorders>
+              <w:top w:val="single" w:sz="2" w:space="0" w:color="auto"/>
+              <w:left w:val="single" w:sz="2" w:space="0" w:color="auto"/>
+              <w:bottom w:val="single" w:sz="2" w:space="0" w:color="auto"/>
+              <w:right w:val="single" w:sz="2" w:space="0" w:color="auto"/>
+            </w:tcBorders>
+            <w:tcMar>
+              <w:top w:w="0" w:type="dxa"/>
+              <w:left w:w="0" w:type="dxa"/>
+              <w:bottom w:w="0" w:type="dxa"/>
+              <w:right w:w="240" w:type="dxa"/>
+            </w:tcMar>
+            <w:hideMark/>
+          </w:tcPr>
+          <w:p>
+            <w:pPr>
+              <w:rPr>
+                <w:rFonts w:ascii="Arial" w:hAnsi="Arial" w:cs="Arial"/>
+              </w:rPr>
+            </w:pPr>
+            <w:r>
+              <w:rPr>
+                <w:rFonts w:ascii="Arial" w:hAnsi="Arial" w:cs="Arial"/>
+              </w:rPr>
+              <w:t>0.08</w:t>
+            </w:r>
+          </w:p>
+        </w:tc>
+      </w:tr>
+      <w:tr>
+        <w:tc>
+          <w:tcPr>
+            <w:tcW w:w="0" w:type="auto"/>
+            <w:tcBorders>
+              <w:top w:val="single" w:sz="2" w:space="0" w:color="auto"/>
+              <w:left w:val="single" w:sz="2" w:space="0" w:color="auto"/>
+              <w:bottom w:val="single" w:sz="2" w:space="0" w:color="auto"/>
+              <w:right w:val="single" w:sz="2" w:space="0" w:color="auto"/>
+            </w:tcBorders>
+            <w:tcMar>
+              <w:top w:w="0" w:type="dxa"/>
+              <w:left w:w="0" w:type="dxa"/>
+              <w:bottom w:w="0" w:type="dxa"/>
+              <w:right w:w="240" w:type="dxa"/>
+            </w:tcMar>
+            <w:hideMark/>
+          </w:tcPr>
+          <w:p>
+            <w:pPr>
+              <w:rPr>
+                <w:rFonts w:ascii="Arial" w:hAnsi="Arial" w:cs="Arial"/>
+              </w:rPr>
+            </w:pPr>
+            <w:r>
+              <w:rPr>
+                <w:rFonts w:ascii="Arial" w:hAnsi="Arial" w:cs="Arial"/>
+              </w:rPr>
+              <w:t>Enriched MLP (gene/</w:t>
+            </w:r>
+            <w:proofErr w:type="spellStart"/>
+            <w:r>
+              <w:rPr>
+                <w:rFonts w:ascii="Arial" w:hAnsi="Arial" w:cs="Arial"/>
+              </w:rPr>
+              <w:t>chrom</w:t>
+            </w:r>
+            <w:proofErr w:type="spellEnd"/>
+            <w:r>
+              <w:rPr>
+                <w:rFonts w:ascii="Arial" w:hAnsi="Arial" w:cs="Arial"/>
+              </w:rPr>
+              <w:t>)</w:t>
+            </w:r>
+          </w:p>
+        </w:tc>
+        <w:tc>
+          <w:tcPr>
+            <w:tcW w:w="0" w:type="auto"/>
+            <w:tcBorders>
+              <w:top w:val="single" w:sz="2" w:space="0" w:color="auto"/>
+              <w:left w:val="single" w:sz="2" w:space="0" w:color="auto"/>
+              <w:bottom w:val="single" w:sz="2" w:space="0" w:color="auto"/>
+              <w:right w:val="single" w:sz="2" w:space="0" w:color="auto"/>
+            </w:tcBorders>
+            <w:tcMar>
+              <w:top w:w="0" w:type="dxa"/>
+              <w:left w:w="0" w:type="dxa"/>
+              <w:bottom w:w="0" w:type="dxa"/>
+              <w:right w:w="240" w:type="dxa"/>
+            </w:tcMar>
+            <w:hideMark/>
+          </w:tcPr>
+          <w:p>
+            <w:pPr>
+              <w:rPr>
+                <w:rFonts w:ascii="Arial" w:hAnsi="Arial" w:cs="Arial"/>
+              </w:rPr>
+            </w:pPr>
+            <w:r>
+              <w:rPr>
+                <w:rFonts w:ascii="Arial" w:hAnsi="Arial" w:cs="Arial"/>
+              </w:rPr>
+              <w:t>0.67</w:t>
+            </w:r>
+          </w:p>
+        </w:tc>
+        <w:tc>
+          <w:tcPr>
+            <w:tcW w:w="0" w:type="auto"/>
+            <w:tcBorders>
+              <w:top w:val="single" w:sz="2" w:space="0" w:color="auto"/>
+              <w:left w:val="single" w:sz="2" w:space="0" w:color="auto"/>
+              <w:bottom w:val="single" w:sz="2" w:space="0" w:color="auto"/>
+              <w:right w:val="single" w:sz="2" w:space="0" w:color="auto"/>
+            </w:tcBorders>
+            <w:tcMar>
+              <w:top w:w="0" w:type="dxa"/>
+              <w:left w:w="0" w:type="dxa"/>
+              <w:bottom w:w="0" w:type="dxa"/>
+              <w:right w:w="240" w:type="dxa"/>
+            </w:tcMar>
+            <w:hideMark/>
+          </w:tcPr>
+          <w:p>
+            <w:pPr>
+              <w:rPr>
+                <w:rFonts w:ascii="Arial" w:hAnsi="Arial" w:cs="Arial"/>
+              </w:rPr>
+            </w:pPr>
+            <w:r>
+              <w:rPr>
+                <w:rFonts w:ascii="Arial" w:hAnsi="Arial" w:cs="Arial"/>
+              </w:rPr>
+              <w:t>0.83</w:t>
+            </w:r>
+          </w:p>
+        </w:tc>
+        <w:tc>
+          <w:tcPr>
+            <w:tcW w:w="0" w:type="auto"/>
+            <w:tcBorders>
+              <w:top w:val="single" w:sz="2" w:space="0" w:color="auto"/>
+              <w:left w:val="single" w:sz="2" w:space="0" w:color="auto"/>
+              <w:bottom w:val="single" w:sz="2" w:space="0" w:color="auto"/>
+              <w:right w:val="single" w:sz="2" w:space="0" w:color="auto"/>
+            </w:tcBorders>
+            <w:tcMar>
+              <w:top w:w="0" w:type="dxa"/>
+              <w:left w:w="0" w:type="dxa"/>
+              <w:bottom w:w="0" w:type="dxa"/>
+              <w:right w:w="240" w:type="dxa"/>
+            </w:tcMar>
+            <w:hideMark/>
+          </w:tcPr>
+          <w:p>
+            <w:pPr>
+              <w:rPr>
+                <w:rFonts w:ascii="Arial" w:hAnsi="Arial" w:cs="Arial"/>
+              </w:rPr>
+            </w:pPr>
+            <w:r>
+              <w:rPr>
+                <w:rFonts w:ascii="Arial" w:hAnsi="Arial" w:cs="Arial"/>
+              </w:rPr>
+              <w:t>0.61</w:t>
+            </w:r>
+          </w:p>
+        </w:tc>
+        <w:tc>
+          <w:tcPr>
+            <w:tcW w:w="0" w:type="auto"/>
+            <w:tcBorders>
+              <w:top w:val="single" w:sz="2" w:space="0" w:color="auto"/>
+              <w:left w:val="single" w:sz="2" w:space="0" w:color="auto"/>
+              <w:bottom w:val="single" w:sz="2" w:space="0" w:color="auto"/>
+              <w:right w:val="single" w:sz="2" w:space="0" w:color="auto"/>
+            </w:tcBorders>
+            <w:tcMar>
+              <w:top w:w="0" w:type="dxa"/>
+              <w:left w:w="0" w:type="dxa"/>
+              <w:bottom w:w="0" w:type="dxa"/>
+              <w:right w:w="240" w:type="dxa"/>
+            </w:tcMar>
+            <w:hideMark/>
+          </w:tcPr>
+          <w:p>
+            <w:pPr>
+              <w:rPr>
+                <w:rFonts w:ascii="Arial" w:hAnsi="Arial" w:cs="Arial"/>
+              </w:rPr>
+            </w:pPr>
+            <w:r>
+              <w:rPr>
+                <w:rFonts w:ascii="Arial" w:hAnsi="Arial" w:cs="Arial"/>
+              </w:rPr>
+              <w:t>0.22</w:t>
+            </w:r>
+          </w:p>
+        </w:tc>
+      </w:tr>
+      <w:tr>
+        <w:tc>
+          <w:tcPr>
+            <w:tcW w:w="0" w:type="auto"/>
+            <w:tcBorders>
+              <w:top w:val="single" w:sz="2" w:space="0" w:color="auto"/>
+              <w:left w:val="single" w:sz="2" w:space="0" w:color="auto"/>
+              <w:bottom w:val="single" w:sz="2" w:space="0" w:color="auto"/>
+              <w:right w:val="single" w:sz="2" w:space="0" w:color="auto"/>
+            </w:tcBorders>
+            <w:tcMar>
+              <w:top w:w="0" w:type="dxa"/>
+              <w:left w:w="0" w:type="dxa"/>
+              <w:bottom w:w="0" w:type="dxa"/>
+              <w:right w:w="240" w:type="dxa"/>
+            </w:tcMar>
+            <w:hideMark/>
+          </w:tcPr>
+          <w:p>
+            <w:pPr>
+              <w:rPr>
+                <w:rFonts w:ascii="Arial" w:hAnsi="Arial" w:cs="Arial"/>
+              </w:rPr>
+            </w:pPr>
+            <w:r>
+              <w:rPr>
+                <w:rFonts w:ascii="Arial" w:hAnsi="Arial" w:cs="Arial"/>
+              </w:rPr>
+              <w:t>CNN (flanking sequence)</w:t>
+            </w:r>
+          </w:p>
+        </w:tc>
+        <w:tc>
+          <w:tcPr>
+            <w:tcW w:w="0" w:type="auto"/>
+            <w:tcBorders>
+              <w:top w:val="single" w:sz="2" w:space="0" w:color="auto"/>
+              <w:left w:val="single" w:sz="2" w:space="0" w:color="auto"/>
+              <w:bottom w:val="single" w:sz="2" w:space="0" w:color="auto"/>
+              <w:right w:val="single" w:sz="2" w:space="0" w:color="auto"/>
+            </w:tcBorders>
+            <w:tcMar>
+              <w:top w:w="0" w:type="dxa"/>
+              <w:left w:w="0" w:type="dxa"/>
+              <w:bottom w:w="0" w:type="dxa"/>
+              <w:right w:w="240" w:type="dxa"/>
+            </w:tcMar>
+            <w:hideMark/>
+          </w:tcPr>
+          <w:p>
+            <w:pPr>
+              <w:rPr>
+                <w:rFonts w:ascii="Arial" w:hAnsi="Arial" w:cs="Arial"/>
+              </w:rPr>
+            </w:pPr>
+            <w:r>
+              <w:rPr>
+                <w:rFonts w:ascii="Arial" w:hAnsi="Arial" w:cs="Arial"/>
+              </w:rPr>
+              <w:t>TBD</w:t>
+            </w:r>
+          </w:p>
+        </w:tc>
+        <w:tc>
+          <w:tcPr>
+            <w:tcW w:w="0" w:type="auto"/>
+            <w:tcBorders>
+              <w:top w:val="single" w:sz="2" w:space="0" w:color="auto"/>
+              <w:left w:val="single" w:sz="2" w:space="0" w:color="auto"/>
+              <w:bottom w:val="single" w:sz="2" w:space="0" w:color="auto"/>
+              <w:right w:val="single" w:sz="2" w:space="0" w:color="auto"/>
+            </w:tcBorders>
+            <w:tcMar>
+              <w:top w:w="0" w:type="dxa"/>
+              <w:left w:w="0" w:type="dxa"/>
+              <w:bottom w:w="0" w:type="dxa"/>
+              <w:right w:w="240" w:type="dxa"/>
+            </w:tcMar>
+            <w:hideMark/>
+          </w:tcPr>
+          <w:p>
+            <w:pPr>
+              <w:rPr>
+                <w:rFonts w:ascii="Arial" w:hAnsi="Arial" w:cs="Arial"/>
+              </w:rPr>
+            </w:pPr>
+            <w:r>
+              <w:rPr>
+                <w:rFonts w:ascii="Arial" w:hAnsi="Arial" w:cs="Arial"/>
+              </w:rPr>
+              <w:t>TBD</w:t>
+            </w:r>
+          </w:p>
+        </w:tc>
+        <w:tc>
+          <w:tcPr>
+            <w:tcW w:w="0" w:type="auto"/>
+            <w:tcBorders>
+              <w:top w:val="single" w:sz="2" w:space="0" w:color="auto"/>
+              <w:left w:val="single" w:sz="2" w:space="0" w:color="auto"/>
+              <w:bottom w:val="single" w:sz="2" w:space="0" w:color="auto"/>
+              <w:right w:val="single" w:sz="2" w:space="0" w:color="auto"/>
+            </w:tcBorders>
+            <w:tcMar>
+              <w:top w:w="0" w:type="dxa"/>
+              <w:left w:w="0" w:type="dxa"/>
+              <w:bottom w:w="0" w:type="dxa"/>
+              <w:right w:w="240" w:type="dxa"/>
+            </w:tcMar>
+            <w:hideMark/>
+          </w:tcPr>
+          <w:p>
+            <w:pPr>
+              <w:rPr>
+                <w:rFonts w:ascii="Arial" w:hAnsi="Arial" w:cs="Arial"/>
+              </w:rPr>
+            </w:pPr>
+            <w:r>
+              <w:rPr>
+                <w:rFonts w:ascii="Arial" w:hAnsi="Arial" w:cs="Arial"/>
+              </w:rPr>
+              <w:t>TBD</w:t>
+            </w:r>
+          </w:p>
+        </w:tc>
+        <w:tc>
+          <w:tcPr>
+            <w:tcW w:w="0" w:type="auto"/>
+            <w:tcBorders>
+              <w:top w:val="single" w:sz="2" w:space="0" w:color="auto"/>
+              <w:left w:val="single" w:sz="2" w:space="0" w:color="auto"/>
+              <w:bottom w:val="single" w:sz="2" w:space="0" w:color="auto"/>
+              <w:right w:val="single" w:sz="2" w:space="0" w:color="auto"/>
+            </w:tcBorders>
+            <w:tcMar>
+              <w:top w:w="0" w:type="dxa"/>
+              <w:left w:w="0" w:type="dxa"/>
+              <w:bottom w:w="0" w:type="dxa"/>
+              <w:right w:w="240" w:type="dxa"/>
+            </w:tcMar>
+            <w:hideMark/>
+          </w:tcPr>
+          <w:p>
+            <w:pPr>
+              <w:rPr>
+                <w:rFonts w:ascii="Arial" w:hAnsi="Arial" w:cs="Arial"/>
+              </w:rPr>
+            </w:pPr>
+            <w:r>
+              <w:rPr>
+                <w:rFonts w:ascii="Arial" w:hAnsi="Arial" w:cs="Arial"/>
+              </w:rPr>
+              <w:t>TBD</w:t>
+            </w:r>
+          </w:p>
+        </w:tc>
+      </w:tr>
+    </w:tbl>
+    <w:p>
+      <w:pPr>
+        <w:rPr>
+          <w:rFonts w:ascii="Arial" w:hAnsi="Arial" w:cs="Arial"/>
+        </w:rPr>
+      </w:pPr>
+    </w:p>
+    <w:p>
+      <w:pPr>
+        <w:rPr>
+          <w:rFonts w:ascii="Arial" w:hAnsi="Arial" w:cs="Arial"/>
+        </w:rPr>
+      </w:pPr>
+      <w:r>
+        <w:rPr>
+          <w:rFonts w:ascii="Arial" w:hAnsi="Arial" w:cs="Arial"/>
+        </w:rPr>
+        <w:t xml:space="preserve">Adding gene identity as a feature improved overall AUC from 0.59 to </w:t>
+      </w:r>
+      <w:proofErr w:type="gramStart"/>
+      <w:r>
+        <w:rPr>
+          <w:rFonts w:ascii="Arial" w:hAnsi="Arial" w:cs="Arial"/>
+        </w:rPr>
+        <w:t>0.67, but</w:t>
+      </w:r>
+      <w:proofErr w:type="gramEnd"/>
+      <w:r>
+        <w:rPr>
+          <w:rFonts w:ascii="Arial" w:hAnsi="Arial" w:cs="Arial"/>
+        </w:rPr>
+        <w:t xml:space="preserve"> simultaneously tripled the performance gap between well-studied and understudied genes — from 0.08 to 0.22. Gene-identity encoding improves average performance at the cost of dramatically worsening equity across gene representation groups."</w:t>
       </w:r>
     </w:p>
     <w:sectPr>
@@ -76,6 +7150,1575 @@
     </w:sectPr>
   </w:body>
 </w:document>
+</file>
+
+<file path=word/numbering.xml><?xml version="1.0" encoding="utf-8"?>
+<w:numbering xmlns:wpc="http://schemas.microsoft.com/office/word/2010/wordprocessingCanvas" xmlns:cx="http://schemas.microsoft.com/office/drawing/2014/chartex" xmlns:cx1="http://schemas.microsoft.com/office/drawing/2015/9/8/chartex" xmlns:cx2="http://schemas.microsoft.com/office/drawing/2015/10/21/chartex" xmlns:cx3="http://schemas.microsoft.com/office/drawing/2016/5/9/chartex" xmlns:cx4="http://schemas.microsoft.com/office/drawing/2016/5/10/chartex" xmlns:cx5="http://schemas.microsoft.com/office/drawing/2016/5/11/chartex" xmlns:cx6="http://schemas.microsoft.com/office/drawing/2016/5/12/chartex" xmlns:cx7="http://schemas.microsoft.com/office/drawing/2016/5/13/chartex" xmlns:cx8="http://schemas.microsoft.com/office/drawing/2016/5/14/chartex" xmlns:mc="http://schemas.openxmlformats.org/markup-compatibility/2006" xmlns:aink="http://schemas.microsoft.com/office/drawing/2016/ink" xmlns:am3d="http://schemas.microsoft.com/office/drawing/2017/model3d" xmlns:o="urn:schemas-microsoft-com:office:office" xmlns:oel="http://schemas.microsoft.com/office/2019/extlst" xmlns:r="http://schemas.openxmlformats.org/officeDocument/2006/relationships" xmlns:m="http://schemas.openxmlformats.org/officeDocument/2006/math" xmlns:v="urn:schemas-microsoft-com:vml" xmlns:wp14="http://schemas.microsoft.com/office/word/2010/wordprocessingDrawing" xmlns:wp="http://schemas.openxmlformats.org/drawingml/2006/wordprocessingDrawing" xmlns:w10="urn:schemas-microsoft-com:office:word" xmlns:w="http://schemas.openxmlformats.org/wordprocessingml/2006/main" xmlns:w14="http://schemas.microsoft.com/office/word/2010/wordml" xmlns:w15="http://schemas.microsoft.com/office/word/2012/wordml" xmlns:w16cex="http://schemas.microsoft.com/office/word/2018/wordml/cex" xmlns:w16cid="http://schemas.microsoft.com/office/word/2016/wordml/cid" xmlns:w16="http://schemas.microsoft.com/office/word/2018/wordml" xmlns:w16du="http://schemas.microsoft.com/office/word/2023/wordml/word16du" xmlns:w16sdtdh="http://schemas.microsoft.com/office/word/2020/wordml/sdtdatahash" xmlns:w16sdtfl="http://schemas.microsoft.com/office/word/2024/wordml/sdtformatlock" xmlns:w16se="http://schemas.microsoft.com/office/word/2015/wordml/symex" xmlns:wpg="http://schemas.microsoft.com/office/word/2010/wordprocessingGroup" xmlns:wpi="http://schemas.microsoft.com/office/word/2010/wordprocessingInk" xmlns:wne="http://schemas.microsoft.com/office/word/2006/wordml" xmlns:wps="http://schemas.microsoft.com/office/word/2010/wordprocessingShape" mc:Ignorable="w14 w15 w16se w16cid w16 w16cex w16sdtdh w16sdtfl w16du wp14">
+  <w:abstractNum w:abstractNumId="0" w15:restartNumberingAfterBreak="0">
+    <w:nsid w:val="22E020CC"/>
+    <w:multiLevelType w:val="multilevel"/>
+    <w:tmpl w:val="CCD49FD6"/>
+    <w:lvl w:ilvl="0">
+      <w:start w:val="1"/>
+      <w:numFmt w:val="bullet"/>
+      <w:lvlText w:val=""/>
+      <w:lvlJc w:val="left"/>
+      <w:pPr>
+        <w:tabs>
+          <w:tab w:val="num" w:pos="720"/>
+        </w:tabs>
+        <w:ind w:left="720" w:hanging="360"/>
+      </w:pPr>
+      <w:rPr>
+        <w:rFonts w:ascii="Symbol" w:hAnsi="Symbol" w:hint="default"/>
+        <w:sz w:val="20"/>
+      </w:rPr>
+    </w:lvl>
+    <w:lvl w:ilvl="1" w:tentative="1">
+      <w:start w:val="1"/>
+      <w:numFmt w:val="bullet"/>
+      <w:lvlText w:val=""/>
+      <w:lvlJc w:val="left"/>
+      <w:pPr>
+        <w:tabs>
+          <w:tab w:val="num" w:pos="1440"/>
+        </w:tabs>
+        <w:ind w:left="1440" w:hanging="360"/>
+      </w:pPr>
+      <w:rPr>
+        <w:rFonts w:ascii="Symbol" w:hAnsi="Symbol" w:hint="default"/>
+        <w:sz w:val="20"/>
+      </w:rPr>
+    </w:lvl>
+    <w:lvl w:ilvl="2" w:tentative="1">
+      <w:start w:val="1"/>
+      <w:numFmt w:val="bullet"/>
+      <w:lvlText w:val=""/>
+      <w:lvlJc w:val="left"/>
+      <w:pPr>
+        <w:tabs>
+          <w:tab w:val="num" w:pos="2160"/>
+        </w:tabs>
+        <w:ind w:left="2160" w:hanging="360"/>
+      </w:pPr>
+      <w:rPr>
+        <w:rFonts w:ascii="Symbol" w:hAnsi="Symbol" w:hint="default"/>
+        <w:sz w:val="20"/>
+      </w:rPr>
+    </w:lvl>
+    <w:lvl w:ilvl="3" w:tentative="1">
+      <w:start w:val="1"/>
+      <w:numFmt w:val="bullet"/>
+      <w:lvlText w:val=""/>
+      <w:lvlJc w:val="left"/>
+      <w:pPr>
+        <w:tabs>
+          <w:tab w:val="num" w:pos="2880"/>
+        </w:tabs>
+        <w:ind w:left="2880" w:hanging="360"/>
+      </w:pPr>
+      <w:rPr>
+        <w:rFonts w:ascii="Symbol" w:hAnsi="Symbol" w:hint="default"/>
+        <w:sz w:val="20"/>
+      </w:rPr>
+    </w:lvl>
+    <w:lvl w:ilvl="4" w:tentative="1">
+      <w:start w:val="1"/>
+      <w:numFmt w:val="bullet"/>
+      <w:lvlText w:val=""/>
+      <w:lvlJc w:val="left"/>
+      <w:pPr>
+        <w:tabs>
+          <w:tab w:val="num" w:pos="3600"/>
+        </w:tabs>
+        <w:ind w:left="3600" w:hanging="360"/>
+      </w:pPr>
+      <w:rPr>
+        <w:rFonts w:ascii="Symbol" w:hAnsi="Symbol" w:hint="default"/>
+        <w:sz w:val="20"/>
+      </w:rPr>
+    </w:lvl>
+    <w:lvl w:ilvl="5" w:tentative="1">
+      <w:start w:val="1"/>
+      <w:numFmt w:val="bullet"/>
+      <w:lvlText w:val=""/>
+      <w:lvlJc w:val="left"/>
+      <w:pPr>
+        <w:tabs>
+          <w:tab w:val="num" w:pos="4320"/>
+        </w:tabs>
+        <w:ind w:left="4320" w:hanging="360"/>
+      </w:pPr>
+      <w:rPr>
+        <w:rFonts w:ascii="Symbol" w:hAnsi="Symbol" w:hint="default"/>
+        <w:sz w:val="20"/>
+      </w:rPr>
+    </w:lvl>
+    <w:lvl w:ilvl="6" w:tentative="1">
+      <w:start w:val="1"/>
+      <w:numFmt w:val="bullet"/>
+      <w:lvlText w:val=""/>
+      <w:lvlJc w:val="left"/>
+      <w:pPr>
+        <w:tabs>
+          <w:tab w:val="num" w:pos="5040"/>
+        </w:tabs>
+        <w:ind w:left="5040" w:hanging="360"/>
+      </w:pPr>
+      <w:rPr>
+        <w:rFonts w:ascii="Symbol" w:hAnsi="Symbol" w:hint="default"/>
+        <w:sz w:val="20"/>
+      </w:rPr>
+    </w:lvl>
+    <w:lvl w:ilvl="7" w:tentative="1">
+      <w:start w:val="1"/>
+      <w:numFmt w:val="bullet"/>
+      <w:lvlText w:val=""/>
+      <w:lvlJc w:val="left"/>
+      <w:pPr>
+        <w:tabs>
+          <w:tab w:val="num" w:pos="5760"/>
+        </w:tabs>
+        <w:ind w:left="5760" w:hanging="360"/>
+      </w:pPr>
+      <w:rPr>
+        <w:rFonts w:ascii="Symbol" w:hAnsi="Symbol" w:hint="default"/>
+        <w:sz w:val="20"/>
+      </w:rPr>
+    </w:lvl>
+    <w:lvl w:ilvl="8" w:tentative="1">
+      <w:start w:val="1"/>
+      <w:numFmt w:val="bullet"/>
+      <w:lvlText w:val=""/>
+      <w:lvlJc w:val="left"/>
+      <w:pPr>
+        <w:tabs>
+          <w:tab w:val="num" w:pos="6480"/>
+        </w:tabs>
+        <w:ind w:left="6480" w:hanging="360"/>
+      </w:pPr>
+      <w:rPr>
+        <w:rFonts w:ascii="Symbol" w:hAnsi="Symbol" w:hint="default"/>
+        <w:sz w:val="20"/>
+      </w:rPr>
+    </w:lvl>
+  </w:abstractNum>
+  <w:abstractNum w:abstractNumId="1" w15:restartNumberingAfterBreak="0">
+    <w:nsid w:val="2DA01150"/>
+    <w:multiLevelType w:val="multilevel"/>
+    <w:tmpl w:val="B55E7BAC"/>
+    <w:lvl w:ilvl="0">
+      <w:start w:val="1"/>
+      <w:numFmt w:val="bullet"/>
+      <w:lvlText w:val=""/>
+      <w:lvlJc w:val="left"/>
+      <w:pPr>
+        <w:tabs>
+          <w:tab w:val="num" w:pos="720"/>
+        </w:tabs>
+        <w:ind w:left="720" w:hanging="360"/>
+      </w:pPr>
+      <w:rPr>
+        <w:rFonts w:ascii="Symbol" w:hAnsi="Symbol" w:hint="default"/>
+        <w:sz w:val="20"/>
+      </w:rPr>
+    </w:lvl>
+    <w:lvl w:ilvl="1" w:tentative="1">
+      <w:start w:val="1"/>
+      <w:numFmt w:val="bullet"/>
+      <w:lvlText w:val="o"/>
+      <w:lvlJc w:val="left"/>
+      <w:pPr>
+        <w:tabs>
+          <w:tab w:val="num" w:pos="1440"/>
+        </w:tabs>
+        <w:ind w:left="1440" w:hanging="360"/>
+      </w:pPr>
+      <w:rPr>
+        <w:rFonts w:ascii="Courier New" w:hAnsi="Courier New" w:hint="default"/>
+        <w:sz w:val="20"/>
+      </w:rPr>
+    </w:lvl>
+    <w:lvl w:ilvl="2" w:tentative="1">
+      <w:start w:val="1"/>
+      <w:numFmt w:val="bullet"/>
+      <w:lvlText w:val=""/>
+      <w:lvlJc w:val="left"/>
+      <w:pPr>
+        <w:tabs>
+          <w:tab w:val="num" w:pos="2160"/>
+        </w:tabs>
+        <w:ind w:left="2160" w:hanging="360"/>
+      </w:pPr>
+      <w:rPr>
+        <w:rFonts w:ascii="Wingdings" w:hAnsi="Wingdings" w:hint="default"/>
+        <w:sz w:val="20"/>
+      </w:rPr>
+    </w:lvl>
+    <w:lvl w:ilvl="3" w:tentative="1">
+      <w:start w:val="1"/>
+      <w:numFmt w:val="bullet"/>
+      <w:lvlText w:val=""/>
+      <w:lvlJc w:val="left"/>
+      <w:pPr>
+        <w:tabs>
+          <w:tab w:val="num" w:pos="2880"/>
+        </w:tabs>
+        <w:ind w:left="2880" w:hanging="360"/>
+      </w:pPr>
+      <w:rPr>
+        <w:rFonts w:ascii="Wingdings" w:hAnsi="Wingdings" w:hint="default"/>
+        <w:sz w:val="20"/>
+      </w:rPr>
+    </w:lvl>
+    <w:lvl w:ilvl="4" w:tentative="1">
+      <w:start w:val="1"/>
+      <w:numFmt w:val="bullet"/>
+      <w:lvlText w:val=""/>
+      <w:lvlJc w:val="left"/>
+      <w:pPr>
+        <w:tabs>
+          <w:tab w:val="num" w:pos="3600"/>
+        </w:tabs>
+        <w:ind w:left="3600" w:hanging="360"/>
+      </w:pPr>
+      <w:rPr>
+        <w:rFonts w:ascii="Wingdings" w:hAnsi="Wingdings" w:hint="default"/>
+        <w:sz w:val="20"/>
+      </w:rPr>
+    </w:lvl>
+    <w:lvl w:ilvl="5" w:tentative="1">
+      <w:start w:val="1"/>
+      <w:numFmt w:val="bullet"/>
+      <w:lvlText w:val=""/>
+      <w:lvlJc w:val="left"/>
+      <w:pPr>
+        <w:tabs>
+          <w:tab w:val="num" w:pos="4320"/>
+        </w:tabs>
+        <w:ind w:left="4320" w:hanging="360"/>
+      </w:pPr>
+      <w:rPr>
+        <w:rFonts w:ascii="Wingdings" w:hAnsi="Wingdings" w:hint="default"/>
+        <w:sz w:val="20"/>
+      </w:rPr>
+    </w:lvl>
+    <w:lvl w:ilvl="6" w:tentative="1">
+      <w:start w:val="1"/>
+      <w:numFmt w:val="bullet"/>
+      <w:lvlText w:val=""/>
+      <w:lvlJc w:val="left"/>
+      <w:pPr>
+        <w:tabs>
+          <w:tab w:val="num" w:pos="5040"/>
+        </w:tabs>
+        <w:ind w:left="5040" w:hanging="360"/>
+      </w:pPr>
+      <w:rPr>
+        <w:rFonts w:ascii="Wingdings" w:hAnsi="Wingdings" w:hint="default"/>
+        <w:sz w:val="20"/>
+      </w:rPr>
+    </w:lvl>
+    <w:lvl w:ilvl="7" w:tentative="1">
+      <w:start w:val="1"/>
+      <w:numFmt w:val="bullet"/>
+      <w:lvlText w:val=""/>
+      <w:lvlJc w:val="left"/>
+      <w:pPr>
+        <w:tabs>
+          <w:tab w:val="num" w:pos="5760"/>
+        </w:tabs>
+        <w:ind w:left="5760" w:hanging="360"/>
+      </w:pPr>
+      <w:rPr>
+        <w:rFonts w:ascii="Wingdings" w:hAnsi="Wingdings" w:hint="default"/>
+        <w:sz w:val="20"/>
+      </w:rPr>
+    </w:lvl>
+    <w:lvl w:ilvl="8" w:tentative="1">
+      <w:start w:val="1"/>
+      <w:numFmt w:val="bullet"/>
+      <w:lvlText w:val=""/>
+      <w:lvlJc w:val="left"/>
+      <w:pPr>
+        <w:tabs>
+          <w:tab w:val="num" w:pos="6480"/>
+        </w:tabs>
+        <w:ind w:left="6480" w:hanging="360"/>
+      </w:pPr>
+      <w:rPr>
+        <w:rFonts w:ascii="Wingdings" w:hAnsi="Wingdings" w:hint="default"/>
+        <w:sz w:val="20"/>
+      </w:rPr>
+    </w:lvl>
+  </w:abstractNum>
+  <w:abstractNum w:abstractNumId="2" w15:restartNumberingAfterBreak="0">
+    <w:nsid w:val="35F52848"/>
+    <w:multiLevelType w:val="multilevel"/>
+    <w:tmpl w:val="15247E04"/>
+    <w:lvl w:ilvl="0">
+      <w:start w:val="1"/>
+      <w:numFmt w:val="decimal"/>
+      <w:lvlText w:val="%1."/>
+      <w:lvlJc w:val="left"/>
+      <w:pPr>
+        <w:tabs>
+          <w:tab w:val="num" w:pos="720"/>
+        </w:tabs>
+        <w:ind w:left="720" w:hanging="360"/>
+      </w:pPr>
+    </w:lvl>
+    <w:lvl w:ilvl="1" w:tentative="1">
+      <w:start w:val="1"/>
+      <w:numFmt w:val="decimal"/>
+      <w:lvlText w:val="%2."/>
+      <w:lvlJc w:val="left"/>
+      <w:pPr>
+        <w:tabs>
+          <w:tab w:val="num" w:pos="1440"/>
+        </w:tabs>
+        <w:ind w:left="1440" w:hanging="360"/>
+      </w:pPr>
+    </w:lvl>
+    <w:lvl w:ilvl="2" w:tentative="1">
+      <w:start w:val="1"/>
+      <w:numFmt w:val="decimal"/>
+      <w:lvlText w:val="%3."/>
+      <w:lvlJc w:val="left"/>
+      <w:pPr>
+        <w:tabs>
+          <w:tab w:val="num" w:pos="2160"/>
+        </w:tabs>
+        <w:ind w:left="2160" w:hanging="360"/>
+      </w:pPr>
+    </w:lvl>
+    <w:lvl w:ilvl="3" w:tentative="1">
+      <w:start w:val="1"/>
+      <w:numFmt w:val="decimal"/>
+      <w:lvlText w:val="%4."/>
+      <w:lvlJc w:val="left"/>
+      <w:pPr>
+        <w:tabs>
+          <w:tab w:val="num" w:pos="2880"/>
+        </w:tabs>
+        <w:ind w:left="2880" w:hanging="360"/>
+      </w:pPr>
+    </w:lvl>
+    <w:lvl w:ilvl="4" w:tentative="1">
+      <w:start w:val="1"/>
+      <w:numFmt w:val="decimal"/>
+      <w:lvlText w:val="%5."/>
+      <w:lvlJc w:val="left"/>
+      <w:pPr>
+        <w:tabs>
+          <w:tab w:val="num" w:pos="3600"/>
+        </w:tabs>
+        <w:ind w:left="3600" w:hanging="360"/>
+      </w:pPr>
+    </w:lvl>
+    <w:lvl w:ilvl="5" w:tentative="1">
+      <w:start w:val="1"/>
+      <w:numFmt w:val="decimal"/>
+      <w:lvlText w:val="%6."/>
+      <w:lvlJc w:val="left"/>
+      <w:pPr>
+        <w:tabs>
+          <w:tab w:val="num" w:pos="4320"/>
+        </w:tabs>
+        <w:ind w:left="4320" w:hanging="360"/>
+      </w:pPr>
+    </w:lvl>
+    <w:lvl w:ilvl="6" w:tentative="1">
+      <w:start w:val="1"/>
+      <w:numFmt w:val="decimal"/>
+      <w:lvlText w:val="%7."/>
+      <w:lvlJc w:val="left"/>
+      <w:pPr>
+        <w:tabs>
+          <w:tab w:val="num" w:pos="5040"/>
+        </w:tabs>
+        <w:ind w:left="5040" w:hanging="360"/>
+      </w:pPr>
+    </w:lvl>
+    <w:lvl w:ilvl="7" w:tentative="1">
+      <w:start w:val="1"/>
+      <w:numFmt w:val="decimal"/>
+      <w:lvlText w:val="%8."/>
+      <w:lvlJc w:val="left"/>
+      <w:pPr>
+        <w:tabs>
+          <w:tab w:val="num" w:pos="5760"/>
+        </w:tabs>
+        <w:ind w:left="5760" w:hanging="360"/>
+      </w:pPr>
+    </w:lvl>
+    <w:lvl w:ilvl="8" w:tentative="1">
+      <w:start w:val="1"/>
+      <w:numFmt w:val="decimal"/>
+      <w:lvlText w:val="%9."/>
+      <w:lvlJc w:val="left"/>
+      <w:pPr>
+        <w:tabs>
+          <w:tab w:val="num" w:pos="6480"/>
+        </w:tabs>
+        <w:ind w:left="6480" w:hanging="360"/>
+      </w:pPr>
+    </w:lvl>
+  </w:abstractNum>
+  <w:abstractNum w:abstractNumId="3" w15:restartNumberingAfterBreak="0">
+    <w:nsid w:val="374C1AFE"/>
+    <w:multiLevelType w:val="multilevel"/>
+    <w:tmpl w:val="6A465BC4"/>
+    <w:lvl w:ilvl="0">
+      <w:start w:val="1"/>
+      <w:numFmt w:val="bullet"/>
+      <w:lvlText w:val=""/>
+      <w:lvlJc w:val="left"/>
+      <w:pPr>
+        <w:tabs>
+          <w:tab w:val="num" w:pos="720"/>
+        </w:tabs>
+        <w:ind w:left="720" w:hanging="360"/>
+      </w:pPr>
+      <w:rPr>
+        <w:rFonts w:ascii="Symbol" w:hAnsi="Symbol" w:hint="default"/>
+        <w:sz w:val="20"/>
+      </w:rPr>
+    </w:lvl>
+    <w:lvl w:ilvl="1" w:tentative="1">
+      <w:start w:val="1"/>
+      <w:numFmt w:val="bullet"/>
+      <w:lvlText w:val="o"/>
+      <w:lvlJc w:val="left"/>
+      <w:pPr>
+        <w:tabs>
+          <w:tab w:val="num" w:pos="1440"/>
+        </w:tabs>
+        <w:ind w:left="1440" w:hanging="360"/>
+      </w:pPr>
+      <w:rPr>
+        <w:rFonts w:ascii="Courier New" w:hAnsi="Courier New" w:hint="default"/>
+        <w:sz w:val="20"/>
+      </w:rPr>
+    </w:lvl>
+    <w:lvl w:ilvl="2" w:tentative="1">
+      <w:start w:val="1"/>
+      <w:numFmt w:val="bullet"/>
+      <w:lvlText w:val=""/>
+      <w:lvlJc w:val="left"/>
+      <w:pPr>
+        <w:tabs>
+          <w:tab w:val="num" w:pos="2160"/>
+        </w:tabs>
+        <w:ind w:left="2160" w:hanging="360"/>
+      </w:pPr>
+      <w:rPr>
+        <w:rFonts w:ascii="Wingdings" w:hAnsi="Wingdings" w:hint="default"/>
+        <w:sz w:val="20"/>
+      </w:rPr>
+    </w:lvl>
+    <w:lvl w:ilvl="3" w:tentative="1">
+      <w:start w:val="1"/>
+      <w:numFmt w:val="bullet"/>
+      <w:lvlText w:val=""/>
+      <w:lvlJc w:val="left"/>
+      <w:pPr>
+        <w:tabs>
+          <w:tab w:val="num" w:pos="2880"/>
+        </w:tabs>
+        <w:ind w:left="2880" w:hanging="360"/>
+      </w:pPr>
+      <w:rPr>
+        <w:rFonts w:ascii="Wingdings" w:hAnsi="Wingdings" w:hint="default"/>
+        <w:sz w:val="20"/>
+      </w:rPr>
+    </w:lvl>
+    <w:lvl w:ilvl="4" w:tentative="1">
+      <w:start w:val="1"/>
+      <w:numFmt w:val="bullet"/>
+      <w:lvlText w:val=""/>
+      <w:lvlJc w:val="left"/>
+      <w:pPr>
+        <w:tabs>
+          <w:tab w:val="num" w:pos="3600"/>
+        </w:tabs>
+        <w:ind w:left="3600" w:hanging="360"/>
+      </w:pPr>
+      <w:rPr>
+        <w:rFonts w:ascii="Wingdings" w:hAnsi="Wingdings" w:hint="default"/>
+        <w:sz w:val="20"/>
+      </w:rPr>
+    </w:lvl>
+    <w:lvl w:ilvl="5" w:tentative="1">
+      <w:start w:val="1"/>
+      <w:numFmt w:val="bullet"/>
+      <w:lvlText w:val=""/>
+      <w:lvlJc w:val="left"/>
+      <w:pPr>
+        <w:tabs>
+          <w:tab w:val="num" w:pos="4320"/>
+        </w:tabs>
+        <w:ind w:left="4320" w:hanging="360"/>
+      </w:pPr>
+      <w:rPr>
+        <w:rFonts w:ascii="Wingdings" w:hAnsi="Wingdings" w:hint="default"/>
+        <w:sz w:val="20"/>
+      </w:rPr>
+    </w:lvl>
+    <w:lvl w:ilvl="6" w:tentative="1">
+      <w:start w:val="1"/>
+      <w:numFmt w:val="bullet"/>
+      <w:lvlText w:val=""/>
+      <w:lvlJc w:val="left"/>
+      <w:pPr>
+        <w:tabs>
+          <w:tab w:val="num" w:pos="5040"/>
+        </w:tabs>
+        <w:ind w:left="5040" w:hanging="360"/>
+      </w:pPr>
+      <w:rPr>
+        <w:rFonts w:ascii="Wingdings" w:hAnsi="Wingdings" w:hint="default"/>
+        <w:sz w:val="20"/>
+      </w:rPr>
+    </w:lvl>
+    <w:lvl w:ilvl="7" w:tentative="1">
+      <w:start w:val="1"/>
+      <w:numFmt w:val="bullet"/>
+      <w:lvlText w:val=""/>
+      <w:lvlJc w:val="left"/>
+      <w:pPr>
+        <w:tabs>
+          <w:tab w:val="num" w:pos="5760"/>
+        </w:tabs>
+        <w:ind w:left="5760" w:hanging="360"/>
+      </w:pPr>
+      <w:rPr>
+        <w:rFonts w:ascii="Wingdings" w:hAnsi="Wingdings" w:hint="default"/>
+        <w:sz w:val="20"/>
+      </w:rPr>
+    </w:lvl>
+    <w:lvl w:ilvl="8" w:tentative="1">
+      <w:start w:val="1"/>
+      <w:numFmt w:val="bullet"/>
+      <w:lvlText w:val=""/>
+      <w:lvlJc w:val="left"/>
+      <w:pPr>
+        <w:tabs>
+          <w:tab w:val="num" w:pos="6480"/>
+        </w:tabs>
+        <w:ind w:left="6480" w:hanging="360"/>
+      </w:pPr>
+      <w:rPr>
+        <w:rFonts w:ascii="Wingdings" w:hAnsi="Wingdings" w:hint="default"/>
+        <w:sz w:val="20"/>
+      </w:rPr>
+    </w:lvl>
+  </w:abstractNum>
+  <w:abstractNum w:abstractNumId="4" w15:restartNumberingAfterBreak="0">
+    <w:nsid w:val="4F831200"/>
+    <w:multiLevelType w:val="multilevel"/>
+    <w:tmpl w:val="897E131E"/>
+    <w:lvl w:ilvl="0">
+      <w:start w:val="1"/>
+      <w:numFmt w:val="decimal"/>
+      <w:lvlText w:val="%1."/>
+      <w:lvlJc w:val="left"/>
+      <w:pPr>
+        <w:tabs>
+          <w:tab w:val="num" w:pos="720"/>
+        </w:tabs>
+        <w:ind w:left="720" w:hanging="360"/>
+      </w:pPr>
+    </w:lvl>
+    <w:lvl w:ilvl="1" w:tentative="1">
+      <w:start w:val="1"/>
+      <w:numFmt w:val="decimal"/>
+      <w:lvlText w:val="%2."/>
+      <w:lvlJc w:val="left"/>
+      <w:pPr>
+        <w:tabs>
+          <w:tab w:val="num" w:pos="1440"/>
+        </w:tabs>
+        <w:ind w:left="1440" w:hanging="360"/>
+      </w:pPr>
+    </w:lvl>
+    <w:lvl w:ilvl="2" w:tentative="1">
+      <w:start w:val="1"/>
+      <w:numFmt w:val="decimal"/>
+      <w:lvlText w:val="%3."/>
+      <w:lvlJc w:val="left"/>
+      <w:pPr>
+        <w:tabs>
+          <w:tab w:val="num" w:pos="2160"/>
+        </w:tabs>
+        <w:ind w:left="2160" w:hanging="360"/>
+      </w:pPr>
+    </w:lvl>
+    <w:lvl w:ilvl="3" w:tentative="1">
+      <w:start w:val="1"/>
+      <w:numFmt w:val="decimal"/>
+      <w:lvlText w:val="%4."/>
+      <w:lvlJc w:val="left"/>
+      <w:pPr>
+        <w:tabs>
+          <w:tab w:val="num" w:pos="2880"/>
+        </w:tabs>
+        <w:ind w:left="2880" w:hanging="360"/>
+      </w:pPr>
+    </w:lvl>
+    <w:lvl w:ilvl="4" w:tentative="1">
+      <w:start w:val="1"/>
+      <w:numFmt w:val="decimal"/>
+      <w:lvlText w:val="%5."/>
+      <w:lvlJc w:val="left"/>
+      <w:pPr>
+        <w:tabs>
+          <w:tab w:val="num" w:pos="3600"/>
+        </w:tabs>
+        <w:ind w:left="3600" w:hanging="360"/>
+      </w:pPr>
+    </w:lvl>
+    <w:lvl w:ilvl="5" w:tentative="1">
+      <w:start w:val="1"/>
+      <w:numFmt w:val="decimal"/>
+      <w:lvlText w:val="%6."/>
+      <w:lvlJc w:val="left"/>
+      <w:pPr>
+        <w:tabs>
+          <w:tab w:val="num" w:pos="4320"/>
+        </w:tabs>
+        <w:ind w:left="4320" w:hanging="360"/>
+      </w:pPr>
+    </w:lvl>
+    <w:lvl w:ilvl="6" w:tentative="1">
+      <w:start w:val="1"/>
+      <w:numFmt w:val="decimal"/>
+      <w:lvlText w:val="%7."/>
+      <w:lvlJc w:val="left"/>
+      <w:pPr>
+        <w:tabs>
+          <w:tab w:val="num" w:pos="5040"/>
+        </w:tabs>
+        <w:ind w:left="5040" w:hanging="360"/>
+      </w:pPr>
+    </w:lvl>
+    <w:lvl w:ilvl="7" w:tentative="1">
+      <w:start w:val="1"/>
+      <w:numFmt w:val="decimal"/>
+      <w:lvlText w:val="%8."/>
+      <w:lvlJc w:val="left"/>
+      <w:pPr>
+        <w:tabs>
+          <w:tab w:val="num" w:pos="5760"/>
+        </w:tabs>
+        <w:ind w:left="5760" w:hanging="360"/>
+      </w:pPr>
+    </w:lvl>
+    <w:lvl w:ilvl="8" w:tentative="1">
+      <w:start w:val="1"/>
+      <w:numFmt w:val="decimal"/>
+      <w:lvlText w:val="%9."/>
+      <w:lvlJc w:val="left"/>
+      <w:pPr>
+        <w:tabs>
+          <w:tab w:val="num" w:pos="6480"/>
+        </w:tabs>
+        <w:ind w:left="6480" w:hanging="360"/>
+      </w:pPr>
+    </w:lvl>
+  </w:abstractNum>
+  <w:abstractNum w:abstractNumId="5" w15:restartNumberingAfterBreak="0">
+    <w:nsid w:val="54F27C86"/>
+    <w:multiLevelType w:val="multilevel"/>
+    <w:tmpl w:val="D0AA9984"/>
+    <w:lvl w:ilvl="0">
+      <w:start w:val="1"/>
+      <w:numFmt w:val="bullet"/>
+      <w:lvlText w:val=""/>
+      <w:lvlJc w:val="left"/>
+      <w:pPr>
+        <w:tabs>
+          <w:tab w:val="num" w:pos="720"/>
+        </w:tabs>
+        <w:ind w:left="720" w:hanging="360"/>
+      </w:pPr>
+      <w:rPr>
+        <w:rFonts w:ascii="Symbol" w:hAnsi="Symbol" w:hint="default"/>
+        <w:sz w:val="20"/>
+      </w:rPr>
+    </w:lvl>
+    <w:lvl w:ilvl="1" w:tentative="1">
+      <w:start w:val="1"/>
+      <w:numFmt w:val="bullet"/>
+      <w:lvlText w:val=""/>
+      <w:lvlJc w:val="left"/>
+      <w:pPr>
+        <w:tabs>
+          <w:tab w:val="num" w:pos="1440"/>
+        </w:tabs>
+        <w:ind w:left="1440" w:hanging="360"/>
+      </w:pPr>
+      <w:rPr>
+        <w:rFonts w:ascii="Symbol" w:hAnsi="Symbol" w:hint="default"/>
+        <w:sz w:val="20"/>
+      </w:rPr>
+    </w:lvl>
+    <w:lvl w:ilvl="2" w:tentative="1">
+      <w:start w:val="1"/>
+      <w:numFmt w:val="bullet"/>
+      <w:lvlText w:val=""/>
+      <w:lvlJc w:val="left"/>
+      <w:pPr>
+        <w:tabs>
+          <w:tab w:val="num" w:pos="2160"/>
+        </w:tabs>
+        <w:ind w:left="2160" w:hanging="360"/>
+      </w:pPr>
+      <w:rPr>
+        <w:rFonts w:ascii="Symbol" w:hAnsi="Symbol" w:hint="default"/>
+        <w:sz w:val="20"/>
+      </w:rPr>
+    </w:lvl>
+    <w:lvl w:ilvl="3" w:tentative="1">
+      <w:start w:val="1"/>
+      <w:numFmt w:val="bullet"/>
+      <w:lvlText w:val=""/>
+      <w:lvlJc w:val="left"/>
+      <w:pPr>
+        <w:tabs>
+          <w:tab w:val="num" w:pos="2880"/>
+        </w:tabs>
+        <w:ind w:left="2880" w:hanging="360"/>
+      </w:pPr>
+      <w:rPr>
+        <w:rFonts w:ascii="Symbol" w:hAnsi="Symbol" w:hint="default"/>
+        <w:sz w:val="20"/>
+      </w:rPr>
+    </w:lvl>
+    <w:lvl w:ilvl="4" w:tentative="1">
+      <w:start w:val="1"/>
+      <w:numFmt w:val="bullet"/>
+      <w:lvlText w:val=""/>
+      <w:lvlJc w:val="left"/>
+      <w:pPr>
+        <w:tabs>
+          <w:tab w:val="num" w:pos="3600"/>
+        </w:tabs>
+        <w:ind w:left="3600" w:hanging="360"/>
+      </w:pPr>
+      <w:rPr>
+        <w:rFonts w:ascii="Symbol" w:hAnsi="Symbol" w:hint="default"/>
+        <w:sz w:val="20"/>
+      </w:rPr>
+    </w:lvl>
+    <w:lvl w:ilvl="5" w:tentative="1">
+      <w:start w:val="1"/>
+      <w:numFmt w:val="bullet"/>
+      <w:lvlText w:val=""/>
+      <w:lvlJc w:val="left"/>
+      <w:pPr>
+        <w:tabs>
+          <w:tab w:val="num" w:pos="4320"/>
+        </w:tabs>
+        <w:ind w:left="4320" w:hanging="360"/>
+      </w:pPr>
+      <w:rPr>
+        <w:rFonts w:ascii="Symbol" w:hAnsi="Symbol" w:hint="default"/>
+        <w:sz w:val="20"/>
+      </w:rPr>
+    </w:lvl>
+    <w:lvl w:ilvl="6" w:tentative="1">
+      <w:start w:val="1"/>
+      <w:numFmt w:val="bullet"/>
+      <w:lvlText w:val=""/>
+      <w:lvlJc w:val="left"/>
+      <w:pPr>
+        <w:tabs>
+          <w:tab w:val="num" w:pos="5040"/>
+        </w:tabs>
+        <w:ind w:left="5040" w:hanging="360"/>
+      </w:pPr>
+      <w:rPr>
+        <w:rFonts w:ascii="Symbol" w:hAnsi="Symbol" w:hint="default"/>
+        <w:sz w:val="20"/>
+      </w:rPr>
+    </w:lvl>
+    <w:lvl w:ilvl="7" w:tentative="1">
+      <w:start w:val="1"/>
+      <w:numFmt w:val="bullet"/>
+      <w:lvlText w:val=""/>
+      <w:lvlJc w:val="left"/>
+      <w:pPr>
+        <w:tabs>
+          <w:tab w:val="num" w:pos="5760"/>
+        </w:tabs>
+        <w:ind w:left="5760" w:hanging="360"/>
+      </w:pPr>
+      <w:rPr>
+        <w:rFonts w:ascii="Symbol" w:hAnsi="Symbol" w:hint="default"/>
+        <w:sz w:val="20"/>
+      </w:rPr>
+    </w:lvl>
+    <w:lvl w:ilvl="8" w:tentative="1">
+      <w:start w:val="1"/>
+      <w:numFmt w:val="bullet"/>
+      <w:lvlText w:val=""/>
+      <w:lvlJc w:val="left"/>
+      <w:pPr>
+        <w:tabs>
+          <w:tab w:val="num" w:pos="6480"/>
+        </w:tabs>
+        <w:ind w:left="6480" w:hanging="360"/>
+      </w:pPr>
+      <w:rPr>
+        <w:rFonts w:ascii="Symbol" w:hAnsi="Symbol" w:hint="default"/>
+        <w:sz w:val="20"/>
+      </w:rPr>
+    </w:lvl>
+  </w:abstractNum>
+  <w:abstractNum w:abstractNumId="6" w15:restartNumberingAfterBreak="0">
+    <w:nsid w:val="599B5173"/>
+    <w:multiLevelType w:val="multilevel"/>
+    <w:tmpl w:val="F4284C9E"/>
+    <w:lvl w:ilvl="0">
+      <w:start w:val="1"/>
+      <w:numFmt w:val="bullet"/>
+      <w:lvlText w:val=""/>
+      <w:lvlJc w:val="left"/>
+      <w:pPr>
+        <w:tabs>
+          <w:tab w:val="num" w:pos="720"/>
+        </w:tabs>
+        <w:ind w:left="720" w:hanging="360"/>
+      </w:pPr>
+      <w:rPr>
+        <w:rFonts w:ascii="Symbol" w:hAnsi="Symbol" w:hint="default"/>
+        <w:sz w:val="20"/>
+      </w:rPr>
+    </w:lvl>
+    <w:lvl w:ilvl="1" w:tentative="1">
+      <w:start w:val="1"/>
+      <w:numFmt w:val="bullet"/>
+      <w:lvlText w:val=""/>
+      <w:lvlJc w:val="left"/>
+      <w:pPr>
+        <w:tabs>
+          <w:tab w:val="num" w:pos="1440"/>
+        </w:tabs>
+        <w:ind w:left="1440" w:hanging="360"/>
+      </w:pPr>
+      <w:rPr>
+        <w:rFonts w:ascii="Symbol" w:hAnsi="Symbol" w:hint="default"/>
+        <w:sz w:val="20"/>
+      </w:rPr>
+    </w:lvl>
+    <w:lvl w:ilvl="2" w:tentative="1">
+      <w:start w:val="1"/>
+      <w:numFmt w:val="bullet"/>
+      <w:lvlText w:val=""/>
+      <w:lvlJc w:val="left"/>
+      <w:pPr>
+        <w:tabs>
+          <w:tab w:val="num" w:pos="2160"/>
+        </w:tabs>
+        <w:ind w:left="2160" w:hanging="360"/>
+      </w:pPr>
+      <w:rPr>
+        <w:rFonts w:ascii="Symbol" w:hAnsi="Symbol" w:hint="default"/>
+        <w:sz w:val="20"/>
+      </w:rPr>
+    </w:lvl>
+    <w:lvl w:ilvl="3" w:tentative="1">
+      <w:start w:val="1"/>
+      <w:numFmt w:val="bullet"/>
+      <w:lvlText w:val=""/>
+      <w:lvlJc w:val="left"/>
+      <w:pPr>
+        <w:tabs>
+          <w:tab w:val="num" w:pos="2880"/>
+        </w:tabs>
+        <w:ind w:left="2880" w:hanging="360"/>
+      </w:pPr>
+      <w:rPr>
+        <w:rFonts w:ascii="Symbol" w:hAnsi="Symbol" w:hint="default"/>
+        <w:sz w:val="20"/>
+      </w:rPr>
+    </w:lvl>
+    <w:lvl w:ilvl="4" w:tentative="1">
+      <w:start w:val="1"/>
+      <w:numFmt w:val="bullet"/>
+      <w:lvlText w:val=""/>
+      <w:lvlJc w:val="left"/>
+      <w:pPr>
+        <w:tabs>
+          <w:tab w:val="num" w:pos="3600"/>
+        </w:tabs>
+        <w:ind w:left="3600" w:hanging="360"/>
+      </w:pPr>
+      <w:rPr>
+        <w:rFonts w:ascii="Symbol" w:hAnsi="Symbol" w:hint="default"/>
+        <w:sz w:val="20"/>
+      </w:rPr>
+    </w:lvl>
+    <w:lvl w:ilvl="5" w:tentative="1">
+      <w:start w:val="1"/>
+      <w:numFmt w:val="bullet"/>
+      <w:lvlText w:val=""/>
+      <w:lvlJc w:val="left"/>
+      <w:pPr>
+        <w:tabs>
+          <w:tab w:val="num" w:pos="4320"/>
+        </w:tabs>
+        <w:ind w:left="4320" w:hanging="360"/>
+      </w:pPr>
+      <w:rPr>
+        <w:rFonts w:ascii="Symbol" w:hAnsi="Symbol" w:hint="default"/>
+        <w:sz w:val="20"/>
+      </w:rPr>
+    </w:lvl>
+    <w:lvl w:ilvl="6" w:tentative="1">
+      <w:start w:val="1"/>
+      <w:numFmt w:val="bullet"/>
+      <w:lvlText w:val=""/>
+      <w:lvlJc w:val="left"/>
+      <w:pPr>
+        <w:tabs>
+          <w:tab w:val="num" w:pos="5040"/>
+        </w:tabs>
+        <w:ind w:left="5040" w:hanging="360"/>
+      </w:pPr>
+      <w:rPr>
+        <w:rFonts w:ascii="Symbol" w:hAnsi="Symbol" w:hint="default"/>
+        <w:sz w:val="20"/>
+      </w:rPr>
+    </w:lvl>
+    <w:lvl w:ilvl="7" w:tentative="1">
+      <w:start w:val="1"/>
+      <w:numFmt w:val="bullet"/>
+      <w:lvlText w:val=""/>
+      <w:lvlJc w:val="left"/>
+      <w:pPr>
+        <w:tabs>
+          <w:tab w:val="num" w:pos="5760"/>
+        </w:tabs>
+        <w:ind w:left="5760" w:hanging="360"/>
+      </w:pPr>
+      <w:rPr>
+        <w:rFonts w:ascii="Symbol" w:hAnsi="Symbol" w:hint="default"/>
+        <w:sz w:val="20"/>
+      </w:rPr>
+    </w:lvl>
+    <w:lvl w:ilvl="8" w:tentative="1">
+      <w:start w:val="1"/>
+      <w:numFmt w:val="bullet"/>
+      <w:lvlText w:val=""/>
+      <w:lvlJc w:val="left"/>
+      <w:pPr>
+        <w:tabs>
+          <w:tab w:val="num" w:pos="6480"/>
+        </w:tabs>
+        <w:ind w:left="6480" w:hanging="360"/>
+      </w:pPr>
+      <w:rPr>
+        <w:rFonts w:ascii="Symbol" w:hAnsi="Symbol" w:hint="default"/>
+        <w:sz w:val="20"/>
+      </w:rPr>
+    </w:lvl>
+  </w:abstractNum>
+  <w:abstractNum w:abstractNumId="7" w15:restartNumberingAfterBreak="0">
+    <w:nsid w:val="657B7236"/>
+    <w:multiLevelType w:val="multilevel"/>
+    <w:tmpl w:val="86085E20"/>
+    <w:lvl w:ilvl="0">
+      <w:start w:val="1"/>
+      <w:numFmt w:val="bullet"/>
+      <w:lvlText w:val=""/>
+      <w:lvlJc w:val="left"/>
+      <w:pPr>
+        <w:tabs>
+          <w:tab w:val="num" w:pos="720"/>
+        </w:tabs>
+        <w:ind w:left="720" w:hanging="360"/>
+      </w:pPr>
+      <w:rPr>
+        <w:rFonts w:ascii="Symbol" w:hAnsi="Symbol" w:hint="default"/>
+        <w:sz w:val="20"/>
+      </w:rPr>
+    </w:lvl>
+    <w:lvl w:ilvl="1" w:tentative="1">
+      <w:start w:val="1"/>
+      <w:numFmt w:val="bullet"/>
+      <w:lvlText w:val="o"/>
+      <w:lvlJc w:val="left"/>
+      <w:pPr>
+        <w:tabs>
+          <w:tab w:val="num" w:pos="1440"/>
+        </w:tabs>
+        <w:ind w:left="1440" w:hanging="360"/>
+      </w:pPr>
+      <w:rPr>
+        <w:rFonts w:ascii="Courier New" w:hAnsi="Courier New" w:hint="default"/>
+        <w:sz w:val="20"/>
+      </w:rPr>
+    </w:lvl>
+    <w:lvl w:ilvl="2" w:tentative="1">
+      <w:start w:val="1"/>
+      <w:numFmt w:val="bullet"/>
+      <w:lvlText w:val=""/>
+      <w:lvlJc w:val="left"/>
+      <w:pPr>
+        <w:tabs>
+          <w:tab w:val="num" w:pos="2160"/>
+        </w:tabs>
+        <w:ind w:left="2160" w:hanging="360"/>
+      </w:pPr>
+      <w:rPr>
+        <w:rFonts w:ascii="Wingdings" w:hAnsi="Wingdings" w:hint="default"/>
+        <w:sz w:val="20"/>
+      </w:rPr>
+    </w:lvl>
+    <w:lvl w:ilvl="3" w:tentative="1">
+      <w:start w:val="1"/>
+      <w:numFmt w:val="bullet"/>
+      <w:lvlText w:val=""/>
+      <w:lvlJc w:val="left"/>
+      <w:pPr>
+        <w:tabs>
+          <w:tab w:val="num" w:pos="2880"/>
+        </w:tabs>
+        <w:ind w:left="2880" w:hanging="360"/>
+      </w:pPr>
+      <w:rPr>
+        <w:rFonts w:ascii="Wingdings" w:hAnsi="Wingdings" w:hint="default"/>
+        <w:sz w:val="20"/>
+      </w:rPr>
+    </w:lvl>
+    <w:lvl w:ilvl="4" w:tentative="1">
+      <w:start w:val="1"/>
+      <w:numFmt w:val="bullet"/>
+      <w:lvlText w:val=""/>
+      <w:lvlJc w:val="left"/>
+      <w:pPr>
+        <w:tabs>
+          <w:tab w:val="num" w:pos="3600"/>
+        </w:tabs>
+        <w:ind w:left="3600" w:hanging="360"/>
+      </w:pPr>
+      <w:rPr>
+        <w:rFonts w:ascii="Wingdings" w:hAnsi="Wingdings" w:hint="default"/>
+        <w:sz w:val="20"/>
+      </w:rPr>
+    </w:lvl>
+    <w:lvl w:ilvl="5" w:tentative="1">
+      <w:start w:val="1"/>
+      <w:numFmt w:val="bullet"/>
+      <w:lvlText w:val=""/>
+      <w:lvlJc w:val="left"/>
+      <w:pPr>
+        <w:tabs>
+          <w:tab w:val="num" w:pos="4320"/>
+        </w:tabs>
+        <w:ind w:left="4320" w:hanging="360"/>
+      </w:pPr>
+      <w:rPr>
+        <w:rFonts w:ascii="Wingdings" w:hAnsi="Wingdings" w:hint="default"/>
+        <w:sz w:val="20"/>
+      </w:rPr>
+    </w:lvl>
+    <w:lvl w:ilvl="6" w:tentative="1">
+      <w:start w:val="1"/>
+      <w:numFmt w:val="bullet"/>
+      <w:lvlText w:val=""/>
+      <w:lvlJc w:val="left"/>
+      <w:pPr>
+        <w:tabs>
+          <w:tab w:val="num" w:pos="5040"/>
+        </w:tabs>
+        <w:ind w:left="5040" w:hanging="360"/>
+      </w:pPr>
+      <w:rPr>
+        <w:rFonts w:ascii="Wingdings" w:hAnsi="Wingdings" w:hint="default"/>
+        <w:sz w:val="20"/>
+      </w:rPr>
+    </w:lvl>
+    <w:lvl w:ilvl="7" w:tentative="1">
+      <w:start w:val="1"/>
+      <w:numFmt w:val="bullet"/>
+      <w:lvlText w:val=""/>
+      <w:lvlJc w:val="left"/>
+      <w:pPr>
+        <w:tabs>
+          <w:tab w:val="num" w:pos="5760"/>
+        </w:tabs>
+        <w:ind w:left="5760" w:hanging="360"/>
+      </w:pPr>
+      <w:rPr>
+        <w:rFonts w:ascii="Wingdings" w:hAnsi="Wingdings" w:hint="default"/>
+        <w:sz w:val="20"/>
+      </w:rPr>
+    </w:lvl>
+    <w:lvl w:ilvl="8" w:tentative="1">
+      <w:start w:val="1"/>
+      <w:numFmt w:val="bullet"/>
+      <w:lvlText w:val=""/>
+      <w:lvlJc w:val="left"/>
+      <w:pPr>
+        <w:tabs>
+          <w:tab w:val="num" w:pos="6480"/>
+        </w:tabs>
+        <w:ind w:left="6480" w:hanging="360"/>
+      </w:pPr>
+      <w:rPr>
+        <w:rFonts w:ascii="Wingdings" w:hAnsi="Wingdings" w:hint="default"/>
+        <w:sz w:val="20"/>
+      </w:rPr>
+    </w:lvl>
+  </w:abstractNum>
+  <w:abstractNum w:abstractNumId="8" w15:restartNumberingAfterBreak="0">
+    <w:nsid w:val="70CB6AB8"/>
+    <w:multiLevelType w:val="multilevel"/>
+    <w:tmpl w:val="CAFCC6D6"/>
+    <w:lvl w:ilvl="0">
+      <w:start w:val="1"/>
+      <w:numFmt w:val="bullet"/>
+      <w:lvlText w:val=""/>
+      <w:lvlJc w:val="left"/>
+      <w:pPr>
+        <w:tabs>
+          <w:tab w:val="num" w:pos="720"/>
+        </w:tabs>
+        <w:ind w:left="720" w:hanging="360"/>
+      </w:pPr>
+      <w:rPr>
+        <w:rFonts w:ascii="Symbol" w:hAnsi="Symbol" w:hint="default"/>
+        <w:sz w:val="20"/>
+      </w:rPr>
+    </w:lvl>
+    <w:lvl w:ilvl="1" w:tentative="1">
+      <w:start w:val="1"/>
+      <w:numFmt w:val="bullet"/>
+      <w:lvlText w:val="o"/>
+      <w:lvlJc w:val="left"/>
+      <w:pPr>
+        <w:tabs>
+          <w:tab w:val="num" w:pos="1440"/>
+        </w:tabs>
+        <w:ind w:left="1440" w:hanging="360"/>
+      </w:pPr>
+      <w:rPr>
+        <w:rFonts w:ascii="Courier New" w:hAnsi="Courier New" w:hint="default"/>
+        <w:sz w:val="20"/>
+      </w:rPr>
+    </w:lvl>
+    <w:lvl w:ilvl="2" w:tentative="1">
+      <w:start w:val="1"/>
+      <w:numFmt w:val="bullet"/>
+      <w:lvlText w:val=""/>
+      <w:lvlJc w:val="left"/>
+      <w:pPr>
+        <w:tabs>
+          <w:tab w:val="num" w:pos="2160"/>
+        </w:tabs>
+        <w:ind w:left="2160" w:hanging="360"/>
+      </w:pPr>
+      <w:rPr>
+        <w:rFonts w:ascii="Wingdings" w:hAnsi="Wingdings" w:hint="default"/>
+        <w:sz w:val="20"/>
+      </w:rPr>
+    </w:lvl>
+    <w:lvl w:ilvl="3" w:tentative="1">
+      <w:start w:val="1"/>
+      <w:numFmt w:val="bullet"/>
+      <w:lvlText w:val=""/>
+      <w:lvlJc w:val="left"/>
+      <w:pPr>
+        <w:tabs>
+          <w:tab w:val="num" w:pos="2880"/>
+        </w:tabs>
+        <w:ind w:left="2880" w:hanging="360"/>
+      </w:pPr>
+      <w:rPr>
+        <w:rFonts w:ascii="Wingdings" w:hAnsi="Wingdings" w:hint="default"/>
+        <w:sz w:val="20"/>
+      </w:rPr>
+    </w:lvl>
+    <w:lvl w:ilvl="4" w:tentative="1">
+      <w:start w:val="1"/>
+      <w:numFmt w:val="bullet"/>
+      <w:lvlText w:val=""/>
+      <w:lvlJc w:val="left"/>
+      <w:pPr>
+        <w:tabs>
+          <w:tab w:val="num" w:pos="3600"/>
+        </w:tabs>
+        <w:ind w:left="3600" w:hanging="360"/>
+      </w:pPr>
+      <w:rPr>
+        <w:rFonts w:ascii="Wingdings" w:hAnsi="Wingdings" w:hint="default"/>
+        <w:sz w:val="20"/>
+      </w:rPr>
+    </w:lvl>
+    <w:lvl w:ilvl="5" w:tentative="1">
+      <w:start w:val="1"/>
+      <w:numFmt w:val="bullet"/>
+      <w:lvlText w:val=""/>
+      <w:lvlJc w:val="left"/>
+      <w:pPr>
+        <w:tabs>
+          <w:tab w:val="num" w:pos="4320"/>
+        </w:tabs>
+        <w:ind w:left="4320" w:hanging="360"/>
+      </w:pPr>
+      <w:rPr>
+        <w:rFonts w:ascii="Wingdings" w:hAnsi="Wingdings" w:hint="default"/>
+        <w:sz w:val="20"/>
+      </w:rPr>
+    </w:lvl>
+    <w:lvl w:ilvl="6" w:tentative="1">
+      <w:start w:val="1"/>
+      <w:numFmt w:val="bullet"/>
+      <w:lvlText w:val=""/>
+      <w:lvlJc w:val="left"/>
+      <w:pPr>
+        <w:tabs>
+          <w:tab w:val="num" w:pos="5040"/>
+        </w:tabs>
+        <w:ind w:left="5040" w:hanging="360"/>
+      </w:pPr>
+      <w:rPr>
+        <w:rFonts w:ascii="Wingdings" w:hAnsi="Wingdings" w:hint="default"/>
+        <w:sz w:val="20"/>
+      </w:rPr>
+    </w:lvl>
+    <w:lvl w:ilvl="7" w:tentative="1">
+      <w:start w:val="1"/>
+      <w:numFmt w:val="bullet"/>
+      <w:lvlText w:val=""/>
+      <w:lvlJc w:val="left"/>
+      <w:pPr>
+        <w:tabs>
+          <w:tab w:val="num" w:pos="5760"/>
+        </w:tabs>
+        <w:ind w:left="5760" w:hanging="360"/>
+      </w:pPr>
+      <w:rPr>
+        <w:rFonts w:ascii="Wingdings" w:hAnsi="Wingdings" w:hint="default"/>
+        <w:sz w:val="20"/>
+      </w:rPr>
+    </w:lvl>
+    <w:lvl w:ilvl="8" w:tentative="1">
+      <w:start w:val="1"/>
+      <w:numFmt w:val="bullet"/>
+      <w:lvlText w:val=""/>
+      <w:lvlJc w:val="left"/>
+      <w:pPr>
+        <w:tabs>
+          <w:tab w:val="num" w:pos="6480"/>
+        </w:tabs>
+        <w:ind w:left="6480" w:hanging="360"/>
+      </w:pPr>
+      <w:rPr>
+        <w:rFonts w:ascii="Wingdings" w:hAnsi="Wingdings" w:hint="default"/>
+        <w:sz w:val="20"/>
+      </w:rPr>
+    </w:lvl>
+  </w:abstractNum>
+  <w:abstractNum w:abstractNumId="9" w15:restartNumberingAfterBreak="0">
+    <w:nsid w:val="74AE7CDE"/>
+    <w:multiLevelType w:val="multilevel"/>
+    <w:tmpl w:val="2516312E"/>
+    <w:lvl w:ilvl="0">
+      <w:start w:val="1"/>
+      <w:numFmt w:val="bullet"/>
+      <w:lvlText w:val=""/>
+      <w:lvlJc w:val="left"/>
+      <w:pPr>
+        <w:tabs>
+          <w:tab w:val="num" w:pos="720"/>
+        </w:tabs>
+        <w:ind w:left="720" w:hanging="360"/>
+      </w:pPr>
+      <w:rPr>
+        <w:rFonts w:ascii="Symbol" w:hAnsi="Symbol" w:hint="default"/>
+        <w:sz w:val="20"/>
+      </w:rPr>
+    </w:lvl>
+    <w:lvl w:ilvl="1" w:tentative="1">
+      <w:start w:val="1"/>
+      <w:numFmt w:val="bullet"/>
+      <w:lvlText w:val=""/>
+      <w:lvlJc w:val="left"/>
+      <w:pPr>
+        <w:tabs>
+          <w:tab w:val="num" w:pos="1440"/>
+        </w:tabs>
+        <w:ind w:left="1440" w:hanging="360"/>
+      </w:pPr>
+      <w:rPr>
+        <w:rFonts w:ascii="Symbol" w:hAnsi="Symbol" w:hint="default"/>
+        <w:sz w:val="20"/>
+      </w:rPr>
+    </w:lvl>
+    <w:lvl w:ilvl="2" w:tentative="1">
+      <w:start w:val="1"/>
+      <w:numFmt w:val="bullet"/>
+      <w:lvlText w:val=""/>
+      <w:lvlJc w:val="left"/>
+      <w:pPr>
+        <w:tabs>
+          <w:tab w:val="num" w:pos="2160"/>
+        </w:tabs>
+        <w:ind w:left="2160" w:hanging="360"/>
+      </w:pPr>
+      <w:rPr>
+        <w:rFonts w:ascii="Symbol" w:hAnsi="Symbol" w:hint="default"/>
+        <w:sz w:val="20"/>
+      </w:rPr>
+    </w:lvl>
+    <w:lvl w:ilvl="3" w:tentative="1">
+      <w:start w:val="1"/>
+      <w:numFmt w:val="bullet"/>
+      <w:lvlText w:val=""/>
+      <w:lvlJc w:val="left"/>
+      <w:pPr>
+        <w:tabs>
+          <w:tab w:val="num" w:pos="2880"/>
+        </w:tabs>
+        <w:ind w:left="2880" w:hanging="360"/>
+      </w:pPr>
+      <w:rPr>
+        <w:rFonts w:ascii="Symbol" w:hAnsi="Symbol" w:hint="default"/>
+        <w:sz w:val="20"/>
+      </w:rPr>
+    </w:lvl>
+    <w:lvl w:ilvl="4" w:tentative="1">
+      <w:start w:val="1"/>
+      <w:numFmt w:val="bullet"/>
+      <w:lvlText w:val=""/>
+      <w:lvlJc w:val="left"/>
+      <w:pPr>
+        <w:tabs>
+          <w:tab w:val="num" w:pos="3600"/>
+        </w:tabs>
+        <w:ind w:left="3600" w:hanging="360"/>
+      </w:pPr>
+      <w:rPr>
+        <w:rFonts w:ascii="Symbol" w:hAnsi="Symbol" w:hint="default"/>
+        <w:sz w:val="20"/>
+      </w:rPr>
+    </w:lvl>
+    <w:lvl w:ilvl="5" w:tentative="1">
+      <w:start w:val="1"/>
+      <w:numFmt w:val="bullet"/>
+      <w:lvlText w:val=""/>
+      <w:lvlJc w:val="left"/>
+      <w:pPr>
+        <w:tabs>
+          <w:tab w:val="num" w:pos="4320"/>
+        </w:tabs>
+        <w:ind w:left="4320" w:hanging="360"/>
+      </w:pPr>
+      <w:rPr>
+        <w:rFonts w:ascii="Symbol" w:hAnsi="Symbol" w:hint="default"/>
+        <w:sz w:val="20"/>
+      </w:rPr>
+    </w:lvl>
+    <w:lvl w:ilvl="6" w:tentative="1">
+      <w:start w:val="1"/>
+      <w:numFmt w:val="bullet"/>
+      <w:lvlText w:val=""/>
+      <w:lvlJc w:val="left"/>
+      <w:pPr>
+        <w:tabs>
+          <w:tab w:val="num" w:pos="5040"/>
+        </w:tabs>
+        <w:ind w:left="5040" w:hanging="360"/>
+      </w:pPr>
+      <w:rPr>
+        <w:rFonts w:ascii="Symbol" w:hAnsi="Symbol" w:hint="default"/>
+        <w:sz w:val="20"/>
+      </w:rPr>
+    </w:lvl>
+    <w:lvl w:ilvl="7" w:tentative="1">
+      <w:start w:val="1"/>
+      <w:numFmt w:val="bullet"/>
+      <w:lvlText w:val=""/>
+      <w:lvlJc w:val="left"/>
+      <w:pPr>
+        <w:tabs>
+          <w:tab w:val="num" w:pos="5760"/>
+        </w:tabs>
+        <w:ind w:left="5760" w:hanging="360"/>
+      </w:pPr>
+      <w:rPr>
+        <w:rFonts w:ascii="Symbol" w:hAnsi="Symbol" w:hint="default"/>
+        <w:sz w:val="20"/>
+      </w:rPr>
+    </w:lvl>
+    <w:lvl w:ilvl="8" w:tentative="1">
+      <w:start w:val="1"/>
+      <w:numFmt w:val="bullet"/>
+      <w:lvlText w:val=""/>
+      <w:lvlJc w:val="left"/>
+      <w:pPr>
+        <w:tabs>
+          <w:tab w:val="num" w:pos="6480"/>
+        </w:tabs>
+        <w:ind w:left="6480" w:hanging="360"/>
+      </w:pPr>
+      <w:rPr>
+        <w:rFonts w:ascii="Symbol" w:hAnsi="Symbol" w:hint="default"/>
+        <w:sz w:val="20"/>
+      </w:rPr>
+    </w:lvl>
+  </w:abstractNum>
+  <w:abstractNum w:abstractNumId="10" w15:restartNumberingAfterBreak="0">
+    <w:nsid w:val="7ED742EB"/>
+    <w:multiLevelType w:val="multilevel"/>
+    <w:tmpl w:val="EF30A834"/>
+    <w:lvl w:ilvl="0">
+      <w:start w:val="1"/>
+      <w:numFmt w:val="decimal"/>
+      <w:lvlText w:val="%1."/>
+      <w:lvlJc w:val="left"/>
+      <w:pPr>
+        <w:tabs>
+          <w:tab w:val="num" w:pos="720"/>
+        </w:tabs>
+        <w:ind w:left="720" w:hanging="360"/>
+      </w:pPr>
+    </w:lvl>
+    <w:lvl w:ilvl="1" w:tentative="1">
+      <w:start w:val="1"/>
+      <w:numFmt w:val="decimal"/>
+      <w:lvlText w:val="%2."/>
+      <w:lvlJc w:val="left"/>
+      <w:pPr>
+        <w:tabs>
+          <w:tab w:val="num" w:pos="1440"/>
+        </w:tabs>
+        <w:ind w:left="1440" w:hanging="360"/>
+      </w:pPr>
+    </w:lvl>
+    <w:lvl w:ilvl="2" w:tentative="1">
+      <w:start w:val="1"/>
+      <w:numFmt w:val="decimal"/>
+      <w:lvlText w:val="%3."/>
+      <w:lvlJc w:val="left"/>
+      <w:pPr>
+        <w:tabs>
+          <w:tab w:val="num" w:pos="2160"/>
+        </w:tabs>
+        <w:ind w:left="2160" w:hanging="360"/>
+      </w:pPr>
+    </w:lvl>
+    <w:lvl w:ilvl="3" w:tentative="1">
+      <w:start w:val="1"/>
+      <w:numFmt w:val="decimal"/>
+      <w:lvlText w:val="%4."/>
+      <w:lvlJc w:val="left"/>
+      <w:pPr>
+        <w:tabs>
+          <w:tab w:val="num" w:pos="2880"/>
+        </w:tabs>
+        <w:ind w:left="2880" w:hanging="360"/>
+      </w:pPr>
+    </w:lvl>
+    <w:lvl w:ilvl="4" w:tentative="1">
+      <w:start w:val="1"/>
+      <w:numFmt w:val="decimal"/>
+      <w:lvlText w:val="%5."/>
+      <w:lvlJc w:val="left"/>
+      <w:pPr>
+        <w:tabs>
+          <w:tab w:val="num" w:pos="3600"/>
+        </w:tabs>
+        <w:ind w:left="3600" w:hanging="360"/>
+      </w:pPr>
+    </w:lvl>
+    <w:lvl w:ilvl="5" w:tentative="1">
+      <w:start w:val="1"/>
+      <w:numFmt w:val="decimal"/>
+      <w:lvlText w:val="%6."/>
+      <w:lvlJc w:val="left"/>
+      <w:pPr>
+        <w:tabs>
+          <w:tab w:val="num" w:pos="4320"/>
+        </w:tabs>
+        <w:ind w:left="4320" w:hanging="360"/>
+      </w:pPr>
+    </w:lvl>
+    <w:lvl w:ilvl="6" w:tentative="1">
+      <w:start w:val="1"/>
+      <w:numFmt w:val="decimal"/>
+      <w:lvlText w:val="%7."/>
+      <w:lvlJc w:val="left"/>
+      <w:pPr>
+        <w:tabs>
+          <w:tab w:val="num" w:pos="5040"/>
+        </w:tabs>
+        <w:ind w:left="5040" w:hanging="360"/>
+      </w:pPr>
+    </w:lvl>
+    <w:lvl w:ilvl="7" w:tentative="1">
+      <w:start w:val="1"/>
+      <w:numFmt w:val="decimal"/>
+      <w:lvlText w:val="%8."/>
+      <w:lvlJc w:val="left"/>
+      <w:pPr>
+        <w:tabs>
+          <w:tab w:val="num" w:pos="5760"/>
+        </w:tabs>
+        <w:ind w:left="5760" w:hanging="360"/>
+      </w:pPr>
+    </w:lvl>
+    <w:lvl w:ilvl="8" w:tentative="1">
+      <w:start w:val="1"/>
+      <w:numFmt w:val="decimal"/>
+      <w:lvlText w:val="%9."/>
+      <w:lvlJc w:val="left"/>
+      <w:pPr>
+        <w:tabs>
+          <w:tab w:val="num" w:pos="6480"/>
+        </w:tabs>
+        <w:ind w:left="6480" w:hanging="360"/>
+      </w:pPr>
+    </w:lvl>
+  </w:abstractNum>
+  <w:num w:numId="1" w16cid:durableId="213857544">
+    <w:abstractNumId w:val="1"/>
+  </w:num>
+  <w:num w:numId="2" w16cid:durableId="762651133">
+    <w:abstractNumId w:val="7"/>
+  </w:num>
+  <w:num w:numId="3" w16cid:durableId="2076659685">
+    <w:abstractNumId w:val="3"/>
+  </w:num>
+  <w:num w:numId="4" w16cid:durableId="979267577">
+    <w:abstractNumId w:val="8"/>
+  </w:num>
+  <w:num w:numId="5" w16cid:durableId="1415855245">
+    <w:abstractNumId w:val="4"/>
+  </w:num>
+  <w:num w:numId="6" w16cid:durableId="1624575502">
+    <w:abstractNumId w:val="2"/>
+  </w:num>
+  <w:num w:numId="7" w16cid:durableId="683947140">
+    <w:abstractNumId w:val="10"/>
+  </w:num>
+  <w:num w:numId="8" w16cid:durableId="1636328280">
+    <w:abstractNumId w:val="6"/>
+  </w:num>
+  <w:num w:numId="9" w16cid:durableId="66805443">
+    <w:abstractNumId w:val="9"/>
+  </w:num>
+  <w:num w:numId="10" w16cid:durableId="800463908">
+    <w:abstractNumId w:val="0"/>
+  </w:num>
+  <w:num w:numId="11" w16cid:durableId="87703506">
+    <w:abstractNumId w:val="5"/>
+  </w:num>
+</w:numbering>
 </file>
 
 <file path=word/styles.xml><?xml version="1.0" encoding="utf-8"?>
